--- a/RAG_CrossDomain_Report.docx
+++ b/RAG_CrossDomain_Report.docx
@@ -119,7 +119,39 @@
         <w:spacing w:after="120"/>
       </w:pPr>
       <w:r>
-        <w:t xml:space="preserve">Retrieval-Augmented Generation (RAG) systems combine information retrieval with large language model generation to produce grounded, factual answers. While RAG has shown strong performance in controlled settings, its behavior under domain mismatch — where the query originates from a different domain than the indexed corpus — remains poorly understood. This paper presents a controlled experimental study evaluating RAG performance across three datasets: SQuAD (structured Wikipedia QA), Natural Questions (open-domain Google search queries), and TriviaQA (trivia and quiz knowledge). We evaluate two retrieval methods (BM25 and dense retrieval using MiniLM + FAISS), a no-retrieval LLM baseline (Qwen 2.5-0.5B-Instruct), and their combinations across six cross-domain scenarios. Our results show that in-domain RAG significantly improves over the LLM-only baseline (SQuAD F1: 0.028 → 0.126), while </w:t>
+        <w:t xml:space="preserve">Retrieval-Augmented Generation (RAG) systems combine information retrieval with large language model generation to produce grounded, factual answers. While RAG has shown strong performance in controlled settings, its behavior under domain mismatch — where the query originates from a different domain than the indexed corpus — remains poorly understood. This paper presents a controlled experimental study evaluating RAG performance across three datasets: </w:t>
+      </w:r>
+      <w:proofErr w:type="spellStart"/>
+      <w:r>
+        <w:t>SQuAD</w:t>
+      </w:r>
+      <w:proofErr w:type="spellEnd"/>
+      <w:r>
+        <w:t xml:space="preserve"> (structured Wikipedia QA), Natural Questions (open-domain Google search queries), and </w:t>
+      </w:r>
+      <w:proofErr w:type="spellStart"/>
+      <w:r>
+        <w:t>TriviaQA</w:t>
+      </w:r>
+      <w:proofErr w:type="spellEnd"/>
+      <w:r>
+        <w:t xml:space="preserve"> (trivia and quiz knowledge). We evaluate two retrieval methods (BM25 and dense retrieval using </w:t>
+      </w:r>
+      <w:proofErr w:type="spellStart"/>
+      <w:r>
+        <w:t>MiniLM</w:t>
+      </w:r>
+      <w:proofErr w:type="spellEnd"/>
+      <w:r>
+        <w:t xml:space="preserve"> + FAISS), a no-retrieval LLM baseline (Qwen 2.5-0.5B-Instruct), and their combinations across six cross-domain scenarios. Our results show that in-domain RAG significantly improves over the LLM-only baseline (</w:t>
+      </w:r>
+      <w:proofErr w:type="spellStart"/>
+      <w:r>
+        <w:t>SQuAD</w:t>
+      </w:r>
+      <w:proofErr w:type="spellEnd"/>
+      <w:r>
+        <w:t xml:space="preserve"> F1: 0.028 → 0.126), while </w:t>
       </w:r>
       <w:r>
         <w:t>cross-domain RAG shows near-zero, inconsistent, and sometimes negative gains</w:t>
@@ -249,7 +281,23 @@
         <w:spacing w:after="120"/>
       </w:pPr>
       <w:r>
-        <w:t>RAG was formally introduced by Lewis et al. (2020) as a method combining a parametric memory (the LLM) with a non-parametric memory (a dense retrieval index). The original formulation used Dense Passage Retrieval (DPR) as the retriever and BART as the generator. Subsequent work has explored various retriever architectures, including sparse BM25 (Robertson &amp; Zaragoza, 2009), dense bi-encoders (Karpukhin et al., 2020), and hybrid approaches that combine both. Izacard &amp; Grave (2021) introduced Fusion-in-Decoder, demonstrating that retrieving multiple passages and fusing them during decoding improves performance.</w:t>
+        <w:t>RAG was formally introduced by Lewis et al. (2020) as a method combining a parametric memory (the LLM) with a non-parametric memory (a dense retrieval index). The original formulation used Dense Passage Retrieval (DPR) as the retriever and BART as the generator. Subsequent work has explored various retriever architectures, including sparse BM25 (Robertson &amp; Zaragoza, 2009), dense bi-encoders (</w:t>
+      </w:r>
+      <w:proofErr w:type="spellStart"/>
+      <w:r>
+        <w:t>Karpukhin</w:t>
+      </w:r>
+      <w:proofErr w:type="spellEnd"/>
+      <w:r>
+        <w:t xml:space="preserve"> et al., 2020), and hybrid approaches that combine both. </w:t>
+      </w:r>
+      <w:proofErr w:type="spellStart"/>
+      <w:r>
+        <w:t>Izacard</w:t>
+      </w:r>
+      <w:proofErr w:type="spellEnd"/>
+      <w:r>
+        <w:t xml:space="preserve"> &amp; Grave (2021) introduced Fusion-in-Decoder, demonstrating that retrieving multiple passages and fusing them during decoding improves performance.</w:t>
       </w:r>
     </w:p>
     <w:p>
@@ -265,7 +313,15 @@
         <w:spacing w:after="120"/>
       </w:pPr>
       <w:r>
-        <w:t xml:space="preserve">Domain mismatch has been studied extensively in the context of machine translation, sentiment analysis, and named entity recognition (Blitzer et al., 2006; Daume III, 2007). In the context of question answering, Talmor &amp; Berant (2019) showed that QA models trained on one dataset do not transfer well to others, even when both are general-domain Wikipedia QA. For RAG </w:t>
+        <w:t xml:space="preserve">Domain mismatch has been studied extensively in the context of machine translation, sentiment analysis, and named entity recognition (Blitzer et al., 2006; Daume III, 2007). In the context of question answering, Talmor &amp; </w:t>
+      </w:r>
+      <w:proofErr w:type="spellStart"/>
+      <w:r>
+        <w:t>Berant</w:t>
+      </w:r>
+      <w:proofErr w:type="spellEnd"/>
+      <w:r>
+        <w:t xml:space="preserve"> (2019) showed that QA models trained on one dataset do not transfer well to others, even when both are general-domain Wikipedia QA. For RAG </w:t>
       </w:r>
       <w:r>
         <w:lastRenderedPageBreak/>
@@ -285,7 +341,31 @@
         <w:spacing w:after="120"/>
       </w:pPr>
       <w:r>
-        <w:t xml:space="preserve">Standard RAG evaluation uses Exact Match (EM) and token-level F1 scores adapted from the SQuAD benchmark (Rajpurkar et al., 2016). Recall@K and Mean Reciprocal Rank (MRR) are used to evaluate retrieval quality independently of generation. Recent work (Es et al., 2023; Gao et al., 2023) has proposed more comprehensive evaluation frameworks such as RAGAS, which evaluates faithfulness, answer relevancy, and context relevancy. </w:t>
+        <w:t xml:space="preserve">Standard RAG evaluation uses Exact Match (EM) and token-level F1 scores adapted from the </w:t>
+      </w:r>
+      <w:proofErr w:type="spellStart"/>
+      <w:r>
+        <w:t>SQuAD</w:t>
+      </w:r>
+      <w:proofErr w:type="spellEnd"/>
+      <w:r>
+        <w:t xml:space="preserve"> benchmark (</w:t>
+      </w:r>
+      <w:proofErr w:type="spellStart"/>
+      <w:r>
+        <w:t>Rajpurkar</w:t>
+      </w:r>
+      <w:proofErr w:type="spellEnd"/>
+      <w:r>
+        <w:t xml:space="preserve"> et al., 2016). </w:t>
+      </w:r>
+      <w:proofErr w:type="spellStart"/>
+      <w:r>
+        <w:t>Recall@K</w:t>
+      </w:r>
+      <w:proofErr w:type="spellEnd"/>
+      <w:r>
+        <w:t xml:space="preserve"> and Mean Reciprocal Rank (MRR) are used to evaluate retrieval quality independently of generation. Recent work (Es et al., 2023; Gao et al., 2023) has proposed more comprehensive evaluation frameworks such as RAGAS, which evaluates faithfulness, answer relevancy, and context relevancy. </w:t>
       </w:r>
       <w:r>
         <w:t>Our study focuses on classical metrics while supplementing with qualitative analysis, as our datasets use short, extractive ground truth answers where token-level overlap provides a simple and interpretable measure of performance. Additionally, these metrics are computationally efficient to compute at scale, making them well suited to our experimental setup</w:t>
@@ -540,6 +620,7 @@
             </w:tcMar>
           </w:tcPr>
           <w:p>
+            <w:proofErr w:type="spellStart"/>
             <w:r>
               <w:rPr>
                 <w:sz w:val="20"/>
@@ -547,6 +628,7 @@
               </w:rPr>
               <w:t>SQuAD</w:t>
             </w:r>
+            <w:proofErr w:type="spellEnd"/>
           </w:p>
         </w:tc>
         <w:tc>
@@ -567,6 +649,7 @@
             </w:tcMar>
           </w:tcPr>
           <w:p>
+            <w:proofErr w:type="spellStart"/>
             <w:r>
               <w:rPr>
                 <w:sz w:val="20"/>
@@ -574,6 +657,7 @@
               </w:rPr>
               <w:t>SQuAD</w:t>
             </w:r>
+            <w:proofErr w:type="spellEnd"/>
           </w:p>
         </w:tc>
         <w:tc>
@@ -760,6 +844,7 @@
             </w:tcMar>
           </w:tcPr>
           <w:p>
+            <w:proofErr w:type="spellStart"/>
             <w:r>
               <w:rPr>
                 <w:sz w:val="20"/>
@@ -767,6 +852,7 @@
               </w:rPr>
               <w:t>TriviaQA</w:t>
             </w:r>
+            <w:proofErr w:type="spellEnd"/>
           </w:p>
         </w:tc>
         <w:tc>
@@ -787,6 +873,7 @@
             </w:tcMar>
           </w:tcPr>
           <w:p>
+            <w:proofErr w:type="spellStart"/>
             <w:r>
               <w:rPr>
                 <w:sz w:val="20"/>
@@ -794,6 +881,7 @@
               </w:rPr>
               <w:t>TriviaQA</w:t>
             </w:r>
+            <w:proofErr w:type="spellEnd"/>
           </w:p>
         </w:tc>
         <w:tc>
@@ -870,6 +958,7 @@
             </w:tcMar>
           </w:tcPr>
           <w:p>
+            <w:proofErr w:type="spellStart"/>
             <w:r>
               <w:rPr>
                 <w:sz w:val="20"/>
@@ -877,6 +966,7 @@
               </w:rPr>
               <w:t>SQuAD</w:t>
             </w:r>
+            <w:proofErr w:type="spellEnd"/>
           </w:p>
         </w:tc>
         <w:tc>
@@ -980,6 +1070,7 @@
             </w:tcMar>
           </w:tcPr>
           <w:p>
+            <w:proofErr w:type="spellStart"/>
             <w:r>
               <w:rPr>
                 <w:sz w:val="20"/>
@@ -987,6 +1078,7 @@
               </w:rPr>
               <w:t>SQuAD</w:t>
             </w:r>
+            <w:proofErr w:type="spellEnd"/>
           </w:p>
         </w:tc>
         <w:tc>
@@ -1007,6 +1099,7 @@
             </w:tcMar>
           </w:tcPr>
           <w:p>
+            <w:proofErr w:type="spellStart"/>
             <w:r>
               <w:rPr>
                 <w:sz w:val="20"/>
@@ -1014,6 +1107,7 @@
               </w:rPr>
               <w:t>TriviaQA</w:t>
             </w:r>
+            <w:proofErr w:type="spellEnd"/>
           </w:p>
         </w:tc>
         <w:tc>
@@ -1090,6 +1184,7 @@
             </w:tcMar>
           </w:tcPr>
           <w:p>
+            <w:proofErr w:type="spellStart"/>
             <w:r>
               <w:rPr>
                 <w:sz w:val="20"/>
@@ -1097,6 +1192,7 @@
               </w:rPr>
               <w:t>TriviaQA</w:t>
             </w:r>
+            <w:proofErr w:type="spellEnd"/>
           </w:p>
         </w:tc>
         <w:tc>
@@ -1117,6 +1213,7 @@
             </w:tcMar>
           </w:tcPr>
           <w:p>
+            <w:proofErr w:type="spellStart"/>
             <w:r>
               <w:rPr>
                 <w:sz w:val="20"/>
@@ -1124,6 +1221,7 @@
               </w:rPr>
               <w:t>SQuAD</w:t>
             </w:r>
+            <w:proofErr w:type="spellEnd"/>
           </w:p>
         </w:tc>
         <w:tc>
@@ -1181,16 +1279,37 @@
         <w:pStyle w:val="Heading3"/>
       </w:pPr>
       <w:r>
-        <w:t>3.2.1 SQuAD (Stanford Question Answering Dataset)</w:t>
-      </w:r>
-    </w:p>
-    <w:p>
-      <w:pPr>
-        <w:spacing w:after="120"/>
-      </w:pPr>
+        <w:t xml:space="preserve">3.2.1 </w:t>
+      </w:r>
+      <w:proofErr w:type="spellStart"/>
+      <w:r>
+        <w:t>SQuAD</w:t>
+      </w:r>
+      <w:proofErr w:type="spellEnd"/>
+      <w:r>
+        <w:t xml:space="preserve"> (Stanford Question Answering Dataset)</w:t>
+      </w:r>
+    </w:p>
+    <w:p>
+      <w:pPr>
+        <w:spacing w:after="120"/>
+      </w:pPr>
+      <w:proofErr w:type="spellStart"/>
       <w:r>
         <w:lastRenderedPageBreak/>
-        <w:t>SQuAD (Rajpurkar et al., 2016) consists of questions posed over Wikipedia passages where answers are extractive spans guaranteed to appear in the passage. Questions are passage-specific — they are written with the source passage in front of the annotator, resulting in highly precise, context-dependent questions. We use 200 evaluation samples and a separate corpus pool of 5,000 passages.</w:t>
+        <w:t>SQuAD</w:t>
+      </w:r>
+      <w:proofErr w:type="spellEnd"/>
+      <w:r>
+        <w:t xml:space="preserve"> (</w:t>
+      </w:r>
+      <w:proofErr w:type="spellStart"/>
+      <w:r>
+        <w:t>Rajpurkar</w:t>
+      </w:r>
+      <w:proofErr w:type="spellEnd"/>
+      <w:r>
+        <w:t xml:space="preserve"> et al., 2016) consists of questions posed over Wikipedia passages where answers are extractive spans guaranteed to appear in the passage. Questions are passage-specific — they are written with the source passage in front of the annotator, resulting in highly precise, context-dependent questions. We use 200 evaluation samples and a separate corpus pool of 5,000 passages.</w:t>
       </w:r>
     </w:p>
     <w:p>
@@ -1202,56 +1321,31 @@
           <w:b/>
           <w:bCs/>
         </w:rPr>
-        <w:t xml:space="preserve">Why SQuAD: </w:t>
-      </w:r>
-      <w:r>
-        <w:t>SQuAD serves as our primary in-domain baseline. Its clean extractive structure and large corpus pool make it ideal for demonstrating RAG at its best. It is the dataset where retrieval is most beneficial.</w:t>
-      </w:r>
-    </w:p>
-    <w:p>
-      <w:pPr>
-        <w:spacing w:after="120"/>
-      </w:pPr>
+        <w:t xml:space="preserve">Why </w:t>
+      </w:r>
+      <w:proofErr w:type="spellStart"/>
       <w:r>
         <w:rPr>
           <w:b/>
           <w:bCs/>
         </w:rPr>
-        <w:t xml:space="preserve">Alternative considered: </w:t>
-      </w:r>
-      <w:r>
-        <w:t>TriviaQA (web subset) was the original proposal. It was replaced because web-sourced TriviaQA contains noisy, inconsistently formatted passages that introduce confounding variables in the comparison. The rc (reading comprehension) subset used here is cleaner.</w:t>
-      </w:r>
-    </w:p>
-    <w:p>
-      <w:pPr>
-        <w:pStyle w:val="Heading3"/>
-      </w:pPr>
-      <w:r>
-        <w:t>3.2.2 Natural Questions (NQ)</w:t>
-      </w:r>
-    </w:p>
-    <w:p>
-      <w:pPr>
-        <w:spacing w:after="120"/>
-      </w:pPr>
-      <w:r>
-        <w:t>Natural Questions (Kwiatkowski et al., 2019) consists of real Google search queries with short extractive answers from Wikipedia. Unlike SQuAD, questions were not written with a passage in front of the annotator, resulting in more natural, open-ended queries. We use 200 evaluation samples and a corpus pool of 2,000 additional passages extracted from the streaming dataset.</w:t>
-      </w:r>
-    </w:p>
-    <w:p>
-      <w:pPr>
-        <w:spacing w:after="120"/>
-      </w:pPr>
+        <w:t>SQuAD</w:t>
+      </w:r>
+      <w:proofErr w:type="spellEnd"/>
       <w:r>
         <w:rPr>
           <w:b/>
           <w:bCs/>
         </w:rPr>
-        <w:t xml:space="preserve">Why NQ: </w:t>
-      </w:r>
-      <w:r>
-        <w:t>NQ provides a middle-ground domain: same general knowledge base as SQuAD (Wikipedia) but structurally different query style (search queries vs. passage-specific questions). This allows us to study retrieval degradation due to query style mismatch even within the same knowledge domain.</w:t>
+        <w:t xml:space="preserve">: </w:t>
+      </w:r>
+      <w:proofErr w:type="spellStart"/>
+      <w:r>
+        <w:t>SQuAD</w:t>
+      </w:r>
+      <w:proofErr w:type="spellEnd"/>
+      <w:r>
+        <w:t xml:space="preserve"> serves as our primary in-domain baseline. Its clean extractive structure and large corpus pool make it ideal for demonstrating RAG at its best. It is the dataset where retrieval is most beneficial.</w:t>
       </w:r>
     </w:p>
     <w:p>
@@ -1263,6 +1357,89 @@
           <w:b/>
           <w:bCs/>
         </w:rPr>
+        <w:t xml:space="preserve">Alternative considered: </w:t>
+      </w:r>
+      <w:proofErr w:type="spellStart"/>
+      <w:r>
+        <w:t>TriviaQA</w:t>
+      </w:r>
+      <w:proofErr w:type="spellEnd"/>
+      <w:r>
+        <w:t xml:space="preserve"> (web subset) was the original proposal. It was replaced because web-sourced </w:t>
+      </w:r>
+      <w:proofErr w:type="spellStart"/>
+      <w:r>
+        <w:t>TriviaQA</w:t>
+      </w:r>
+      <w:proofErr w:type="spellEnd"/>
+      <w:r>
+        <w:t xml:space="preserve"> contains noisy, inconsistently formatted passages that introduce confounding variables in the comparison. The </w:t>
+      </w:r>
+      <w:proofErr w:type="spellStart"/>
+      <w:r>
+        <w:t>rc</w:t>
+      </w:r>
+      <w:proofErr w:type="spellEnd"/>
+      <w:r>
+        <w:t xml:space="preserve"> (reading comprehension) subset used here is cleaner.</w:t>
+      </w:r>
+    </w:p>
+    <w:p>
+      <w:pPr>
+        <w:pStyle w:val="Heading3"/>
+      </w:pPr>
+      <w:r>
+        <w:t>3.2.2 Natural Questions (NQ)</w:t>
+      </w:r>
+    </w:p>
+    <w:p>
+      <w:pPr>
+        <w:spacing w:after="120"/>
+      </w:pPr>
+      <w:r>
+        <w:t xml:space="preserve">Natural Questions (Kwiatkowski et al., 2019) consists of real Google search queries with short extractive answers from Wikipedia. Unlike </w:t>
+      </w:r>
+      <w:proofErr w:type="spellStart"/>
+      <w:r>
+        <w:t>SQuAD</w:t>
+      </w:r>
+      <w:proofErr w:type="spellEnd"/>
+      <w:r>
+        <w:t>, questions were not written with a passage in front of the annotator, resulting in more natural, open-ended queries. We use 200 evaluation samples and a corpus pool of 2,000 additional passages extracted from the streaming dataset.</w:t>
+      </w:r>
+    </w:p>
+    <w:p>
+      <w:pPr>
+        <w:spacing w:after="120"/>
+      </w:pPr>
+      <w:r>
+        <w:rPr>
+          <w:b/>
+          <w:bCs/>
+        </w:rPr>
+        <w:t xml:space="preserve">Why NQ: </w:t>
+      </w:r>
+      <w:r>
+        <w:t xml:space="preserve">NQ provides a middle-ground domain: same general knowledge base as </w:t>
+      </w:r>
+      <w:proofErr w:type="spellStart"/>
+      <w:r>
+        <w:t>SQuAD</w:t>
+      </w:r>
+      <w:proofErr w:type="spellEnd"/>
+      <w:r>
+        <w:t xml:space="preserve"> (Wikipedia) but structurally different query style (search queries vs. passage-specific questions). This allows us to study retrieval degradation due to query style mismatch even within the same knowledge domain.</w:t>
+      </w:r>
+    </w:p>
+    <w:p>
+      <w:pPr>
+        <w:spacing w:after="120"/>
+      </w:pPr>
+      <w:r>
+        <w:rPr>
+          <w:b/>
+          <w:bCs/>
+        </w:rPr>
         <w:t xml:space="preserve">Challenge encountered: </w:t>
       </w:r>
       <w:r>
@@ -1294,7 +1471,87 @@
           <w:sz w:val="18"/>
           <w:szCs w:val="18"/>
         </w:rPr>
-        <w:t>context = re.sub(r'&lt;(script|style)[^&gt;]*&gt;.*?&lt;/(script|style)&gt;', '', html, flags=re.DOTALL)</w:t>
+        <w:t xml:space="preserve">context = </w:t>
+      </w:r>
+      <w:proofErr w:type="spellStart"/>
+      <w:r>
+        <w:rPr>
+          <w:rFonts w:ascii="Courier New" w:eastAsia="Courier New" w:hAnsi="Courier New" w:cs="Courier New"/>
+          <w:color w:val="1F3864"/>
+          <w:sz w:val="18"/>
+          <w:szCs w:val="18"/>
+        </w:rPr>
+        <w:t>re.sub</w:t>
+      </w:r>
+      <w:proofErr w:type="spellEnd"/>
+      <w:r>
+        <w:rPr>
+          <w:rFonts w:ascii="Courier New" w:eastAsia="Courier New" w:hAnsi="Courier New" w:cs="Courier New"/>
+          <w:color w:val="1F3864"/>
+          <w:sz w:val="18"/>
+          <w:szCs w:val="18"/>
+        </w:rPr>
+        <w:t>(r'&lt;(</w:t>
+      </w:r>
+      <w:proofErr w:type="spellStart"/>
+      <w:r>
+        <w:rPr>
+          <w:rFonts w:ascii="Courier New" w:eastAsia="Courier New" w:hAnsi="Courier New" w:cs="Courier New"/>
+          <w:color w:val="1F3864"/>
+          <w:sz w:val="18"/>
+          <w:szCs w:val="18"/>
+        </w:rPr>
+        <w:t>script|style</w:t>
+      </w:r>
+      <w:proofErr w:type="spellEnd"/>
+      <w:r>
+        <w:rPr>
+          <w:rFonts w:ascii="Courier New" w:eastAsia="Courier New" w:hAnsi="Courier New" w:cs="Courier New"/>
+          <w:color w:val="1F3864"/>
+          <w:sz w:val="18"/>
+          <w:szCs w:val="18"/>
+        </w:rPr>
+        <w:t>)[^&gt;]*&gt;.*?&lt;/(</w:t>
+      </w:r>
+      <w:proofErr w:type="spellStart"/>
+      <w:r>
+        <w:rPr>
+          <w:rFonts w:ascii="Courier New" w:eastAsia="Courier New" w:hAnsi="Courier New" w:cs="Courier New"/>
+          <w:color w:val="1F3864"/>
+          <w:sz w:val="18"/>
+          <w:szCs w:val="18"/>
+        </w:rPr>
+        <w:t>script|style</w:t>
+      </w:r>
+      <w:proofErr w:type="spellEnd"/>
+      <w:r>
+        <w:rPr>
+          <w:rFonts w:ascii="Courier New" w:eastAsia="Courier New" w:hAnsi="Courier New" w:cs="Courier New"/>
+          <w:color w:val="1F3864"/>
+          <w:sz w:val="18"/>
+          <w:szCs w:val="18"/>
+        </w:rPr>
+        <w:t>)&gt;', '', html, flags=</w:t>
+      </w:r>
+      <w:proofErr w:type="spellStart"/>
+      <w:r>
+        <w:rPr>
+          <w:rFonts w:ascii="Courier New" w:eastAsia="Courier New" w:hAnsi="Courier New" w:cs="Courier New"/>
+          <w:color w:val="1F3864"/>
+          <w:sz w:val="18"/>
+          <w:szCs w:val="18"/>
+        </w:rPr>
+        <w:t>re.DOTALL</w:t>
+      </w:r>
+      <w:proofErr w:type="spellEnd"/>
+      <w:r>
+        <w:rPr>
+          <w:rFonts w:ascii="Courier New" w:eastAsia="Courier New" w:hAnsi="Courier New" w:cs="Courier New"/>
+          <w:color w:val="1F3864"/>
+          <w:sz w:val="18"/>
+          <w:szCs w:val="18"/>
+        </w:rPr>
+        <w:t>)</w:t>
       </w:r>
     </w:p>
     <w:p>
@@ -1309,7 +1566,27 @@
           <w:sz w:val="18"/>
           <w:szCs w:val="18"/>
         </w:rPr>
-        <w:t>context = re.sub(r'&lt;[^&gt;]+&gt;', ' ', context)       # remove HTML tags</w:t>
+        <w:t xml:space="preserve">context = </w:t>
+      </w:r>
+      <w:proofErr w:type="spellStart"/>
+      <w:r>
+        <w:rPr>
+          <w:rFonts w:ascii="Courier New" w:eastAsia="Courier New" w:hAnsi="Courier New" w:cs="Courier New"/>
+          <w:color w:val="1F3864"/>
+          <w:sz w:val="18"/>
+          <w:szCs w:val="18"/>
+        </w:rPr>
+        <w:t>re.sub</w:t>
+      </w:r>
+      <w:proofErr w:type="spellEnd"/>
+      <w:r>
+        <w:rPr>
+          <w:rFonts w:ascii="Courier New" w:eastAsia="Courier New" w:hAnsi="Courier New" w:cs="Courier New"/>
+          <w:color w:val="1F3864"/>
+          <w:sz w:val="18"/>
+          <w:szCs w:val="18"/>
+        </w:rPr>
+        <w:t>(r'&lt;[^&gt;]+&gt;', ' ', context)       # remove HTML tags</w:t>
       </w:r>
     </w:p>
     <w:p>
@@ -1324,7 +1601,27 @@
           <w:sz w:val="18"/>
           <w:szCs w:val="18"/>
         </w:rPr>
-        <w:t>context = re.sub(r'\{[^}]+\}', ' ', context)   # remove CSS blocks</w:t>
+        <w:t xml:space="preserve">context = </w:t>
+      </w:r>
+      <w:proofErr w:type="spellStart"/>
+      <w:r>
+        <w:rPr>
+          <w:rFonts w:ascii="Courier New" w:eastAsia="Courier New" w:hAnsi="Courier New" w:cs="Courier New"/>
+          <w:color w:val="1F3864"/>
+          <w:sz w:val="18"/>
+          <w:szCs w:val="18"/>
+        </w:rPr>
+        <w:t>re.sub</w:t>
+      </w:r>
+      <w:proofErr w:type="spellEnd"/>
+      <w:r>
+        <w:rPr>
+          <w:rFonts w:ascii="Courier New" w:eastAsia="Courier New" w:hAnsi="Courier New" w:cs="Courier New"/>
+          <w:color w:val="1F3864"/>
+          <w:sz w:val="18"/>
+          <w:szCs w:val="18"/>
+        </w:rPr>
+        <w:t>(r'\{[^}]+\}', ' ', context)   # remove CSS blocks</w:t>
       </w:r>
     </w:p>
     <w:p>
@@ -1339,7 +1636,27 @@
           <w:sz w:val="18"/>
           <w:szCs w:val="18"/>
         </w:rPr>
-        <w:t>context = re.sub(r'\s+', ' ', context).strip()  # collapse whitespace</w:t>
+        <w:t xml:space="preserve">context = </w:t>
+      </w:r>
+      <w:proofErr w:type="spellStart"/>
+      <w:r>
+        <w:rPr>
+          <w:rFonts w:ascii="Courier New" w:eastAsia="Courier New" w:hAnsi="Courier New" w:cs="Courier New"/>
+          <w:color w:val="1F3864"/>
+          <w:sz w:val="18"/>
+          <w:szCs w:val="18"/>
+        </w:rPr>
+        <w:t>re.sub</w:t>
+      </w:r>
+      <w:proofErr w:type="spellEnd"/>
+      <w:r>
+        <w:rPr>
+          <w:rFonts w:ascii="Courier New" w:eastAsia="Courier New" w:hAnsi="Courier New" w:cs="Courier New"/>
+          <w:color w:val="1F3864"/>
+          <w:sz w:val="18"/>
+          <w:szCs w:val="18"/>
+        </w:rPr>
+        <w:t>(r'\s+', ' ', context).strip()  # collapse whitespace</w:t>
       </w:r>
     </w:p>
     <w:p>
@@ -1352,15 +1669,44 @@
         <w:pStyle w:val="Heading3"/>
       </w:pPr>
       <w:r>
-        <w:t>3.2.3 TriviaQA (rc subset)</w:t>
-      </w:r>
-    </w:p>
-    <w:p>
-      <w:pPr>
-        <w:spacing w:after="120"/>
-      </w:pPr>
-      <w:r>
-        <w:t>TriviaQA (Joshi et al., 2017) consists of trivia questions sourced from quiz leagues, trivia websites, and books. Topics span entertainment, sports, history, science, and geography — domains genuinely distinct from Wikipedia-structured text. The rc (reading comprehension) subset pairs each question with relevant web documents containing the answer. We use 200 evaluation samples and a corpus pool of 3,000 passages.</w:t>
+        <w:t xml:space="preserve">3.2.3 </w:t>
+      </w:r>
+      <w:proofErr w:type="spellStart"/>
+      <w:r>
+        <w:t>TriviaQA</w:t>
+      </w:r>
+      <w:proofErr w:type="spellEnd"/>
+      <w:r>
+        <w:t xml:space="preserve"> (</w:t>
+      </w:r>
+      <w:proofErr w:type="spellStart"/>
+      <w:r>
+        <w:t>rc</w:t>
+      </w:r>
+      <w:proofErr w:type="spellEnd"/>
+      <w:r>
+        <w:t xml:space="preserve"> subset)</w:t>
+      </w:r>
+    </w:p>
+    <w:p>
+      <w:pPr>
+        <w:spacing w:after="120"/>
+      </w:pPr>
+      <w:proofErr w:type="spellStart"/>
+      <w:r>
+        <w:t>TriviaQA</w:t>
+      </w:r>
+      <w:proofErr w:type="spellEnd"/>
+      <w:r>
+        <w:t xml:space="preserve"> (Joshi et al., 2017) consists of trivia questions sourced from quiz leagues, trivia websites, and books. Topics span entertainment, sports, history, science, and geography — domains genuinely distinct from Wikipedia-structured text. The </w:t>
+      </w:r>
+      <w:proofErr w:type="spellStart"/>
+      <w:r>
+        <w:t>rc</w:t>
+      </w:r>
+      <w:proofErr w:type="spellEnd"/>
+      <w:r>
+        <w:t xml:space="preserve"> (reading comprehension) subset pairs each question with relevant web documents containing the answer. We use 200 evaluation samples and a corpus pool of 3,000 passages.</w:t>
       </w:r>
     </w:p>
     <w:p>
@@ -1372,29 +1718,138 @@
           <w:b/>
           <w:bCs/>
         </w:rPr>
-        <w:t xml:space="preserve">Why TriviaQA instead of PubMedQA: </w:t>
-      </w:r>
-      <w:r>
-        <w:t xml:space="preserve">The original proposal used PubMedQA as the third dataset. However, PubMedQA's ground truth answers are long-form author-written conclusions that do not appear verbatim in the source abstracts. This caused Recall@K to be 0% regardless </w:t>
-      </w:r>
-      <w:r>
-        <w:lastRenderedPageBreak/>
-        <w:t>of retrieval quality, making quantitative evaluation impossible. TriviaQA provides short extractive answers directly comparable to SQuAD and NQ while offering stronger domain contrast.</w:t>
-      </w:r>
-    </w:p>
-    <w:p>
-      <w:pPr>
-        <w:spacing w:after="120"/>
-      </w:pPr>
+        <w:t xml:space="preserve">Why </w:t>
+      </w:r>
+      <w:proofErr w:type="spellStart"/>
       <w:r>
         <w:rPr>
           <w:b/>
           <w:bCs/>
         </w:rPr>
-        <w:t xml:space="preserve">Domain contrast with SQuAD/NQ: </w:t>
-      </w:r>
-      <w:r>
-        <w:t>SQuAD and NQ are both Wikipedia-grounded. TriviaQA is sourced from trivia and entertainment databases. A SQuAD question like 'What is in front of the Notre Dame Main Building?' has no meaningful match in a trivia corpus about celebrity births, chart music, or Nobel Prize history.</w:t>
+        <w:t>TriviaQA</w:t>
+      </w:r>
+      <w:proofErr w:type="spellEnd"/>
+      <w:r>
+        <w:rPr>
+          <w:b/>
+          <w:bCs/>
+        </w:rPr>
+        <w:t xml:space="preserve"> instead of </w:t>
+      </w:r>
+      <w:proofErr w:type="spellStart"/>
+      <w:r>
+        <w:rPr>
+          <w:b/>
+          <w:bCs/>
+        </w:rPr>
+        <w:t>PubMedQA</w:t>
+      </w:r>
+      <w:proofErr w:type="spellEnd"/>
+      <w:r>
+        <w:rPr>
+          <w:b/>
+          <w:bCs/>
+        </w:rPr>
+        <w:t xml:space="preserve">: </w:t>
+      </w:r>
+      <w:r>
+        <w:t xml:space="preserve">The original proposal used </w:t>
+      </w:r>
+      <w:proofErr w:type="spellStart"/>
+      <w:r>
+        <w:t>PubMedQA</w:t>
+      </w:r>
+      <w:proofErr w:type="spellEnd"/>
+      <w:r>
+        <w:t xml:space="preserve"> as the third dataset. However, </w:t>
+      </w:r>
+      <w:proofErr w:type="spellStart"/>
+      <w:r>
+        <w:t>PubMedQA's</w:t>
+      </w:r>
+      <w:proofErr w:type="spellEnd"/>
+      <w:r>
+        <w:t xml:space="preserve"> ground truth answers are long-form author-written conclusions that do not appear verbatim in the source abstracts. This caused </w:t>
+      </w:r>
+      <w:proofErr w:type="spellStart"/>
+      <w:r>
+        <w:t>Recall@K</w:t>
+      </w:r>
+      <w:proofErr w:type="spellEnd"/>
+      <w:r>
+        <w:t xml:space="preserve"> to be 0% regardless </w:t>
+      </w:r>
+      <w:r>
+        <w:lastRenderedPageBreak/>
+        <w:t xml:space="preserve">of retrieval quality, making quantitative evaluation impossible. </w:t>
+      </w:r>
+      <w:proofErr w:type="spellStart"/>
+      <w:r>
+        <w:t>TriviaQA</w:t>
+      </w:r>
+      <w:proofErr w:type="spellEnd"/>
+      <w:r>
+        <w:t xml:space="preserve"> provides short extractive answers directly comparable to </w:t>
+      </w:r>
+      <w:proofErr w:type="spellStart"/>
+      <w:r>
+        <w:t>SQuAD</w:t>
+      </w:r>
+      <w:proofErr w:type="spellEnd"/>
+      <w:r>
+        <w:t xml:space="preserve"> and NQ while offering stronger domain contrast.</w:t>
+      </w:r>
+    </w:p>
+    <w:p>
+      <w:pPr>
+        <w:spacing w:after="120"/>
+      </w:pPr>
+      <w:r>
+        <w:rPr>
+          <w:b/>
+          <w:bCs/>
+        </w:rPr>
+        <w:t xml:space="preserve">Domain contrast with </w:t>
+      </w:r>
+      <w:proofErr w:type="spellStart"/>
+      <w:r>
+        <w:rPr>
+          <w:b/>
+          <w:bCs/>
+        </w:rPr>
+        <w:t>SQuAD</w:t>
+      </w:r>
+      <w:proofErr w:type="spellEnd"/>
+      <w:r>
+        <w:rPr>
+          <w:b/>
+          <w:bCs/>
+        </w:rPr>
+        <w:t xml:space="preserve">/NQ: </w:t>
+      </w:r>
+      <w:proofErr w:type="spellStart"/>
+      <w:r>
+        <w:t>SQuAD</w:t>
+      </w:r>
+      <w:proofErr w:type="spellEnd"/>
+      <w:r>
+        <w:t xml:space="preserve"> and NQ are both Wikipedia-grounded. </w:t>
+      </w:r>
+      <w:proofErr w:type="spellStart"/>
+      <w:r>
+        <w:t>TriviaQA</w:t>
+      </w:r>
+      <w:proofErr w:type="spellEnd"/>
+      <w:r>
+        <w:t xml:space="preserve"> is sourced from trivia and entertainment databases. A </w:t>
+      </w:r>
+      <w:proofErr w:type="spellStart"/>
+      <w:r>
+        <w:t>SQuAD</w:t>
+      </w:r>
+      <w:proofErr w:type="spellEnd"/>
+      <w:r>
+        <w:t xml:space="preserve"> question like 'What is in front of the Notre Dame Main Building?' has no meaningful match in a trivia corpus about celebrity births, chart music, or Nobel Prize history.</w:t>
       </w:r>
     </w:p>
     <w:p>
@@ -1454,7 +1909,15 @@
         <w:spacing w:after="80"/>
       </w:pPr>
       <w:r>
-        <w:t>Sentence-aware splitting using NLTK sent_tokenize (never cuts mid-sentence)</w:t>
+        <w:t xml:space="preserve">Sentence-aware splitting using NLTK </w:t>
+      </w:r>
+      <w:proofErr w:type="spellStart"/>
+      <w:r>
+        <w:t>sent_tokenize</w:t>
+      </w:r>
+      <w:proofErr w:type="spellEnd"/>
+      <w:r>
+        <w:t xml:space="preserve"> (never cuts mid-sentence)</w:t>
       </w:r>
     </w:p>
     <w:p>
@@ -1619,6 +2082,7 @@
             </w:tcMar>
           </w:tcPr>
           <w:p>
+            <w:proofErr w:type="spellStart"/>
             <w:r>
               <w:rPr>
                 <w:sz w:val="20"/>
@@ -1626,6 +2090,7 @@
               </w:rPr>
               <w:t>SQuAD</w:t>
             </w:r>
+            <w:proofErr w:type="spellEnd"/>
           </w:p>
         </w:tc>
         <w:tc>
@@ -1785,6 +2250,7 @@
             </w:tcMar>
           </w:tcPr>
           <w:p>
+            <w:proofErr w:type="spellStart"/>
             <w:r>
               <w:rPr>
                 <w:sz w:val="20"/>
@@ -1792,6 +2258,7 @@
               </w:rPr>
               <w:t>TriviaQA</w:t>
             </w:r>
+            <w:proofErr w:type="spellEnd"/>
           </w:p>
         </w:tc>
         <w:tc>
@@ -1875,7 +2342,47 @@
           <w:sz w:val="18"/>
           <w:szCs w:val="18"/>
         </w:rPr>
-        <w:t>def chunk_text(text, max_words=250, overlap=50):</w:t>
+        <w:t xml:space="preserve">def </w:t>
+      </w:r>
+      <w:proofErr w:type="spellStart"/>
+      <w:r>
+        <w:rPr>
+          <w:rFonts w:ascii="Courier New" w:eastAsia="Courier New" w:hAnsi="Courier New" w:cs="Courier New"/>
+          <w:color w:val="1F3864"/>
+          <w:sz w:val="18"/>
+          <w:szCs w:val="18"/>
+        </w:rPr>
+        <w:t>chunk_text</w:t>
+      </w:r>
+      <w:proofErr w:type="spellEnd"/>
+      <w:r>
+        <w:rPr>
+          <w:rFonts w:ascii="Courier New" w:eastAsia="Courier New" w:hAnsi="Courier New" w:cs="Courier New"/>
+          <w:color w:val="1F3864"/>
+          <w:sz w:val="18"/>
+          <w:szCs w:val="18"/>
+        </w:rPr>
+        <w:t xml:space="preserve">(text, </w:t>
+      </w:r>
+      <w:proofErr w:type="spellStart"/>
+      <w:r>
+        <w:rPr>
+          <w:rFonts w:ascii="Courier New" w:eastAsia="Courier New" w:hAnsi="Courier New" w:cs="Courier New"/>
+          <w:color w:val="1F3864"/>
+          <w:sz w:val="18"/>
+          <w:szCs w:val="18"/>
+        </w:rPr>
+        <w:t>max_words</w:t>
+      </w:r>
+      <w:proofErr w:type="spellEnd"/>
+      <w:r>
+        <w:rPr>
+          <w:rFonts w:ascii="Courier New" w:eastAsia="Courier New" w:hAnsi="Courier New" w:cs="Courier New"/>
+          <w:color w:val="1F3864"/>
+          <w:sz w:val="18"/>
+          <w:szCs w:val="18"/>
+        </w:rPr>
+        <w:t>=250, overlap=50):</w:t>
       </w:r>
     </w:p>
     <w:p>
@@ -1890,7 +2397,27 @@
           <w:sz w:val="18"/>
           <w:szCs w:val="18"/>
         </w:rPr>
-        <w:t xml:space="preserve">    sentences = sent_tokenize(text)</w:t>
+        <w:t xml:space="preserve">    sentences = </w:t>
+      </w:r>
+      <w:proofErr w:type="spellStart"/>
+      <w:r>
+        <w:rPr>
+          <w:rFonts w:ascii="Courier New" w:eastAsia="Courier New" w:hAnsi="Courier New" w:cs="Courier New"/>
+          <w:color w:val="1F3864"/>
+          <w:sz w:val="18"/>
+          <w:szCs w:val="18"/>
+        </w:rPr>
+        <w:t>sent_tokenize</w:t>
+      </w:r>
+      <w:proofErr w:type="spellEnd"/>
+      <w:r>
+        <w:rPr>
+          <w:rFonts w:ascii="Courier New" w:eastAsia="Courier New" w:hAnsi="Courier New" w:cs="Courier New"/>
+          <w:color w:val="1F3864"/>
+          <w:sz w:val="18"/>
+          <w:szCs w:val="18"/>
+        </w:rPr>
+        <w:t>(text)</w:t>
       </w:r>
     </w:p>
     <w:p>
@@ -1905,7 +2432,47 @@
           <w:sz w:val="18"/>
           <w:szCs w:val="18"/>
         </w:rPr>
-        <w:t xml:space="preserve">    chunks, current_chunk, current_len = [], [], 0</w:t>
+        <w:t xml:space="preserve">    chunks, </w:t>
+      </w:r>
+      <w:proofErr w:type="spellStart"/>
+      <w:r>
+        <w:rPr>
+          <w:rFonts w:ascii="Courier New" w:eastAsia="Courier New" w:hAnsi="Courier New" w:cs="Courier New"/>
+          <w:color w:val="1F3864"/>
+          <w:sz w:val="18"/>
+          <w:szCs w:val="18"/>
+        </w:rPr>
+        <w:t>current_chunk</w:t>
+      </w:r>
+      <w:proofErr w:type="spellEnd"/>
+      <w:r>
+        <w:rPr>
+          <w:rFonts w:ascii="Courier New" w:eastAsia="Courier New" w:hAnsi="Courier New" w:cs="Courier New"/>
+          <w:color w:val="1F3864"/>
+          <w:sz w:val="18"/>
+          <w:szCs w:val="18"/>
+        </w:rPr>
+        <w:t xml:space="preserve">, </w:t>
+      </w:r>
+      <w:proofErr w:type="spellStart"/>
+      <w:r>
+        <w:rPr>
+          <w:rFonts w:ascii="Courier New" w:eastAsia="Courier New" w:hAnsi="Courier New" w:cs="Courier New"/>
+          <w:color w:val="1F3864"/>
+          <w:sz w:val="18"/>
+          <w:szCs w:val="18"/>
+        </w:rPr>
+        <w:t>current_len</w:t>
+      </w:r>
+      <w:proofErr w:type="spellEnd"/>
+      <w:r>
+        <w:rPr>
+          <w:rFonts w:ascii="Courier New" w:eastAsia="Courier New" w:hAnsi="Courier New" w:cs="Courier New"/>
+          <w:color w:val="1F3864"/>
+          <w:sz w:val="18"/>
+          <w:szCs w:val="18"/>
+        </w:rPr>
+        <w:t xml:space="preserve"> = [], [], 0</w:t>
       </w:r>
     </w:p>
     <w:p>
@@ -1935,7 +2502,27 @@
           <w:sz w:val="18"/>
           <w:szCs w:val="18"/>
         </w:rPr>
-        <w:t xml:space="preserve">        words = sentence.split()</w:t>
+        <w:t xml:space="preserve">        words = </w:t>
+      </w:r>
+      <w:proofErr w:type="spellStart"/>
+      <w:r>
+        <w:rPr>
+          <w:rFonts w:ascii="Courier New" w:eastAsia="Courier New" w:hAnsi="Courier New" w:cs="Courier New"/>
+          <w:color w:val="1F3864"/>
+          <w:sz w:val="18"/>
+          <w:szCs w:val="18"/>
+        </w:rPr>
+        <w:t>sentence.split</w:t>
+      </w:r>
+      <w:proofErr w:type="spellEnd"/>
+      <w:r>
+        <w:rPr>
+          <w:rFonts w:ascii="Courier New" w:eastAsia="Courier New" w:hAnsi="Courier New" w:cs="Courier New"/>
+          <w:color w:val="1F3864"/>
+          <w:sz w:val="18"/>
+          <w:szCs w:val="18"/>
+        </w:rPr>
+        <w:t>()</w:t>
       </w:r>
     </w:p>
     <w:p>
@@ -1950,7 +2537,87 @@
           <w:sz w:val="18"/>
           <w:szCs w:val="18"/>
         </w:rPr>
-        <w:t xml:space="preserve">        if current_len + len(words) &gt; max_words and current_chunk:</w:t>
+        <w:t xml:space="preserve">        if </w:t>
+      </w:r>
+      <w:proofErr w:type="spellStart"/>
+      <w:r>
+        <w:rPr>
+          <w:rFonts w:ascii="Courier New" w:eastAsia="Courier New" w:hAnsi="Courier New" w:cs="Courier New"/>
+          <w:color w:val="1F3864"/>
+          <w:sz w:val="18"/>
+          <w:szCs w:val="18"/>
+        </w:rPr>
+        <w:t>current_len</w:t>
+      </w:r>
+      <w:proofErr w:type="spellEnd"/>
+      <w:r>
+        <w:rPr>
+          <w:rFonts w:ascii="Courier New" w:eastAsia="Courier New" w:hAnsi="Courier New" w:cs="Courier New"/>
+          <w:color w:val="1F3864"/>
+          <w:sz w:val="18"/>
+          <w:szCs w:val="18"/>
+        </w:rPr>
+        <w:t xml:space="preserve"> + </w:t>
+      </w:r>
+      <w:proofErr w:type="spellStart"/>
+      <w:r>
+        <w:rPr>
+          <w:rFonts w:ascii="Courier New" w:eastAsia="Courier New" w:hAnsi="Courier New" w:cs="Courier New"/>
+          <w:color w:val="1F3864"/>
+          <w:sz w:val="18"/>
+          <w:szCs w:val="18"/>
+        </w:rPr>
+        <w:t>len</w:t>
+      </w:r>
+      <w:proofErr w:type="spellEnd"/>
+      <w:r>
+        <w:rPr>
+          <w:rFonts w:ascii="Courier New" w:eastAsia="Courier New" w:hAnsi="Courier New" w:cs="Courier New"/>
+          <w:color w:val="1F3864"/>
+          <w:sz w:val="18"/>
+          <w:szCs w:val="18"/>
+        </w:rPr>
+        <w:t xml:space="preserve">(words) &gt; </w:t>
+      </w:r>
+      <w:proofErr w:type="spellStart"/>
+      <w:r>
+        <w:rPr>
+          <w:rFonts w:ascii="Courier New" w:eastAsia="Courier New" w:hAnsi="Courier New" w:cs="Courier New"/>
+          <w:color w:val="1F3864"/>
+          <w:sz w:val="18"/>
+          <w:szCs w:val="18"/>
+        </w:rPr>
+        <w:t>max_words</w:t>
+      </w:r>
+      <w:proofErr w:type="spellEnd"/>
+      <w:r>
+        <w:rPr>
+          <w:rFonts w:ascii="Courier New" w:eastAsia="Courier New" w:hAnsi="Courier New" w:cs="Courier New"/>
+          <w:color w:val="1F3864"/>
+          <w:sz w:val="18"/>
+          <w:szCs w:val="18"/>
+        </w:rPr>
+        <w:t xml:space="preserve"> and </w:t>
+      </w:r>
+      <w:proofErr w:type="spellStart"/>
+      <w:r>
+        <w:rPr>
+          <w:rFonts w:ascii="Courier New" w:eastAsia="Courier New" w:hAnsi="Courier New" w:cs="Courier New"/>
+          <w:color w:val="1F3864"/>
+          <w:sz w:val="18"/>
+          <w:szCs w:val="18"/>
+        </w:rPr>
+        <w:t>current_chunk</w:t>
+      </w:r>
+      <w:proofErr w:type="spellEnd"/>
+      <w:r>
+        <w:rPr>
+          <w:rFonts w:ascii="Courier New" w:eastAsia="Courier New" w:hAnsi="Courier New" w:cs="Courier New"/>
+          <w:color w:val="1F3864"/>
+          <w:sz w:val="18"/>
+          <w:szCs w:val="18"/>
+        </w:rPr>
+        <w:t>:</w:t>
       </w:r>
     </w:p>
     <w:p>
@@ -1965,7 +2632,47 @@
           <w:sz w:val="18"/>
           <w:szCs w:val="18"/>
         </w:rPr>
-        <w:t xml:space="preserve">            chunks.append(' '.join(current_chunk))</w:t>
+        <w:t xml:space="preserve">            </w:t>
+      </w:r>
+      <w:proofErr w:type="spellStart"/>
+      <w:r>
+        <w:rPr>
+          <w:rFonts w:ascii="Courier New" w:eastAsia="Courier New" w:hAnsi="Courier New" w:cs="Courier New"/>
+          <w:color w:val="1F3864"/>
+          <w:sz w:val="18"/>
+          <w:szCs w:val="18"/>
+        </w:rPr>
+        <w:t>chunks.append</w:t>
+      </w:r>
+      <w:proofErr w:type="spellEnd"/>
+      <w:r>
+        <w:rPr>
+          <w:rFonts w:ascii="Courier New" w:eastAsia="Courier New" w:hAnsi="Courier New" w:cs="Courier New"/>
+          <w:color w:val="1F3864"/>
+          <w:sz w:val="18"/>
+          <w:szCs w:val="18"/>
+        </w:rPr>
+        <w:t>(' '.join(</w:t>
+      </w:r>
+      <w:proofErr w:type="spellStart"/>
+      <w:r>
+        <w:rPr>
+          <w:rFonts w:ascii="Courier New" w:eastAsia="Courier New" w:hAnsi="Courier New" w:cs="Courier New"/>
+          <w:color w:val="1F3864"/>
+          <w:sz w:val="18"/>
+          <w:szCs w:val="18"/>
+        </w:rPr>
+        <w:t>current_chunk</w:t>
+      </w:r>
+      <w:proofErr w:type="spellEnd"/>
+      <w:r>
+        <w:rPr>
+          <w:rFonts w:ascii="Courier New" w:eastAsia="Courier New" w:hAnsi="Courier New" w:cs="Courier New"/>
+          <w:color w:val="1F3864"/>
+          <w:sz w:val="18"/>
+          <w:szCs w:val="18"/>
+        </w:rPr>
+        <w:t>))</w:t>
       </w:r>
     </w:p>
     <w:p>
@@ -1980,7 +2687,47 @@
           <w:sz w:val="18"/>
           <w:szCs w:val="18"/>
         </w:rPr>
-        <w:t xml:space="preserve">            overlap_words = ' '.join(current_chunk).split()[-overlap:]</w:t>
+        <w:t xml:space="preserve">            </w:t>
+      </w:r>
+      <w:proofErr w:type="spellStart"/>
+      <w:r>
+        <w:rPr>
+          <w:rFonts w:ascii="Courier New" w:eastAsia="Courier New" w:hAnsi="Courier New" w:cs="Courier New"/>
+          <w:color w:val="1F3864"/>
+          <w:sz w:val="18"/>
+          <w:szCs w:val="18"/>
+        </w:rPr>
+        <w:t>overlap_words</w:t>
+      </w:r>
+      <w:proofErr w:type="spellEnd"/>
+      <w:r>
+        <w:rPr>
+          <w:rFonts w:ascii="Courier New" w:eastAsia="Courier New" w:hAnsi="Courier New" w:cs="Courier New"/>
+          <w:color w:val="1F3864"/>
+          <w:sz w:val="18"/>
+          <w:szCs w:val="18"/>
+        </w:rPr>
+        <w:t xml:space="preserve"> = ' '.join(</w:t>
+      </w:r>
+      <w:proofErr w:type="spellStart"/>
+      <w:r>
+        <w:rPr>
+          <w:rFonts w:ascii="Courier New" w:eastAsia="Courier New" w:hAnsi="Courier New" w:cs="Courier New"/>
+          <w:color w:val="1F3864"/>
+          <w:sz w:val="18"/>
+          <w:szCs w:val="18"/>
+        </w:rPr>
+        <w:t>current_chunk</w:t>
+      </w:r>
+      <w:proofErr w:type="spellEnd"/>
+      <w:r>
+        <w:rPr>
+          <w:rFonts w:ascii="Courier New" w:eastAsia="Courier New" w:hAnsi="Courier New" w:cs="Courier New"/>
+          <w:color w:val="1F3864"/>
+          <w:sz w:val="18"/>
+          <w:szCs w:val="18"/>
+        </w:rPr>
+        <w:t>).split()[-overlap:]</w:t>
       </w:r>
     </w:p>
     <w:p>
@@ -1995,7 +2742,47 @@
           <w:sz w:val="18"/>
           <w:szCs w:val="18"/>
         </w:rPr>
-        <w:t xml:space="preserve">            current_chunk = [' '.join(overlap_words)]</w:t>
+        <w:t xml:space="preserve">            </w:t>
+      </w:r>
+      <w:proofErr w:type="spellStart"/>
+      <w:r>
+        <w:rPr>
+          <w:rFonts w:ascii="Courier New" w:eastAsia="Courier New" w:hAnsi="Courier New" w:cs="Courier New"/>
+          <w:color w:val="1F3864"/>
+          <w:sz w:val="18"/>
+          <w:szCs w:val="18"/>
+        </w:rPr>
+        <w:t>current_chunk</w:t>
+      </w:r>
+      <w:proofErr w:type="spellEnd"/>
+      <w:r>
+        <w:rPr>
+          <w:rFonts w:ascii="Courier New" w:eastAsia="Courier New" w:hAnsi="Courier New" w:cs="Courier New"/>
+          <w:color w:val="1F3864"/>
+          <w:sz w:val="18"/>
+          <w:szCs w:val="18"/>
+        </w:rPr>
+        <w:t xml:space="preserve"> = [' '.join(</w:t>
+      </w:r>
+      <w:proofErr w:type="spellStart"/>
+      <w:r>
+        <w:rPr>
+          <w:rFonts w:ascii="Courier New" w:eastAsia="Courier New" w:hAnsi="Courier New" w:cs="Courier New"/>
+          <w:color w:val="1F3864"/>
+          <w:sz w:val="18"/>
+          <w:szCs w:val="18"/>
+        </w:rPr>
+        <w:t>overlap_words</w:t>
+      </w:r>
+      <w:proofErr w:type="spellEnd"/>
+      <w:r>
+        <w:rPr>
+          <w:rFonts w:ascii="Courier New" w:eastAsia="Courier New" w:hAnsi="Courier New" w:cs="Courier New"/>
+          <w:color w:val="1F3864"/>
+          <w:sz w:val="18"/>
+          <w:szCs w:val="18"/>
+        </w:rPr>
+        <w:t>)]</w:t>
       </w:r>
     </w:p>
     <w:p>
@@ -2010,7 +2797,67 @@
           <w:sz w:val="18"/>
           <w:szCs w:val="18"/>
         </w:rPr>
-        <w:t xml:space="preserve">            current_len = len(overlap_words)</w:t>
+        <w:t xml:space="preserve">            </w:t>
+      </w:r>
+      <w:proofErr w:type="spellStart"/>
+      <w:r>
+        <w:rPr>
+          <w:rFonts w:ascii="Courier New" w:eastAsia="Courier New" w:hAnsi="Courier New" w:cs="Courier New"/>
+          <w:color w:val="1F3864"/>
+          <w:sz w:val="18"/>
+          <w:szCs w:val="18"/>
+        </w:rPr>
+        <w:t>current_len</w:t>
+      </w:r>
+      <w:proofErr w:type="spellEnd"/>
+      <w:r>
+        <w:rPr>
+          <w:rFonts w:ascii="Courier New" w:eastAsia="Courier New" w:hAnsi="Courier New" w:cs="Courier New"/>
+          <w:color w:val="1F3864"/>
+          <w:sz w:val="18"/>
+          <w:szCs w:val="18"/>
+        </w:rPr>
+        <w:t xml:space="preserve"> = </w:t>
+      </w:r>
+      <w:proofErr w:type="spellStart"/>
+      <w:r>
+        <w:rPr>
+          <w:rFonts w:ascii="Courier New" w:eastAsia="Courier New" w:hAnsi="Courier New" w:cs="Courier New"/>
+          <w:color w:val="1F3864"/>
+          <w:sz w:val="18"/>
+          <w:szCs w:val="18"/>
+        </w:rPr>
+        <w:t>len</w:t>
+      </w:r>
+      <w:proofErr w:type="spellEnd"/>
+      <w:r>
+        <w:rPr>
+          <w:rFonts w:ascii="Courier New" w:eastAsia="Courier New" w:hAnsi="Courier New" w:cs="Courier New"/>
+          <w:color w:val="1F3864"/>
+          <w:sz w:val="18"/>
+          <w:szCs w:val="18"/>
+        </w:rPr>
+        <w:t>(</w:t>
+      </w:r>
+      <w:proofErr w:type="spellStart"/>
+      <w:r>
+        <w:rPr>
+          <w:rFonts w:ascii="Courier New" w:eastAsia="Courier New" w:hAnsi="Courier New" w:cs="Courier New"/>
+          <w:color w:val="1F3864"/>
+          <w:sz w:val="18"/>
+          <w:szCs w:val="18"/>
+        </w:rPr>
+        <w:t>overlap_words</w:t>
+      </w:r>
+      <w:proofErr w:type="spellEnd"/>
+      <w:r>
+        <w:rPr>
+          <w:rFonts w:ascii="Courier New" w:eastAsia="Courier New" w:hAnsi="Courier New" w:cs="Courier New"/>
+          <w:color w:val="1F3864"/>
+          <w:sz w:val="18"/>
+          <w:szCs w:val="18"/>
+        </w:rPr>
+        <w:t>)</w:t>
       </w:r>
     </w:p>
     <w:p>
@@ -2025,7 +2872,27 @@
           <w:sz w:val="18"/>
           <w:szCs w:val="18"/>
         </w:rPr>
-        <w:t xml:space="preserve">        current_chunk.append(sentence)</w:t>
+        <w:t xml:space="preserve">        </w:t>
+      </w:r>
+      <w:proofErr w:type="spellStart"/>
+      <w:r>
+        <w:rPr>
+          <w:rFonts w:ascii="Courier New" w:eastAsia="Courier New" w:hAnsi="Courier New" w:cs="Courier New"/>
+          <w:color w:val="1F3864"/>
+          <w:sz w:val="18"/>
+          <w:szCs w:val="18"/>
+        </w:rPr>
+        <w:t>current_chunk.append</w:t>
+      </w:r>
+      <w:proofErr w:type="spellEnd"/>
+      <w:r>
+        <w:rPr>
+          <w:rFonts w:ascii="Courier New" w:eastAsia="Courier New" w:hAnsi="Courier New" w:cs="Courier New"/>
+          <w:color w:val="1F3864"/>
+          <w:sz w:val="18"/>
+          <w:szCs w:val="18"/>
+        </w:rPr>
+        <w:t>(sentence)</w:t>
       </w:r>
     </w:p>
     <w:p>
@@ -2040,7 +2907,47 @@
           <w:sz w:val="18"/>
           <w:szCs w:val="18"/>
         </w:rPr>
-        <w:t xml:space="preserve">        current_len += len(words)</w:t>
+        <w:t xml:space="preserve">        </w:t>
+      </w:r>
+      <w:proofErr w:type="spellStart"/>
+      <w:r>
+        <w:rPr>
+          <w:rFonts w:ascii="Courier New" w:eastAsia="Courier New" w:hAnsi="Courier New" w:cs="Courier New"/>
+          <w:color w:val="1F3864"/>
+          <w:sz w:val="18"/>
+          <w:szCs w:val="18"/>
+        </w:rPr>
+        <w:t>current_len</w:t>
+      </w:r>
+      <w:proofErr w:type="spellEnd"/>
+      <w:r>
+        <w:rPr>
+          <w:rFonts w:ascii="Courier New" w:eastAsia="Courier New" w:hAnsi="Courier New" w:cs="Courier New"/>
+          <w:color w:val="1F3864"/>
+          <w:sz w:val="18"/>
+          <w:szCs w:val="18"/>
+        </w:rPr>
+        <w:t xml:space="preserve"> += </w:t>
+      </w:r>
+      <w:proofErr w:type="spellStart"/>
+      <w:r>
+        <w:rPr>
+          <w:rFonts w:ascii="Courier New" w:eastAsia="Courier New" w:hAnsi="Courier New" w:cs="Courier New"/>
+          <w:color w:val="1F3864"/>
+          <w:sz w:val="18"/>
+          <w:szCs w:val="18"/>
+        </w:rPr>
+        <w:t>len</w:t>
+      </w:r>
+      <w:proofErr w:type="spellEnd"/>
+      <w:r>
+        <w:rPr>
+          <w:rFonts w:ascii="Courier New" w:eastAsia="Courier New" w:hAnsi="Courier New" w:cs="Courier New"/>
+          <w:color w:val="1F3864"/>
+          <w:sz w:val="18"/>
+          <w:szCs w:val="18"/>
+        </w:rPr>
+        <w:t>(words)</w:t>
       </w:r>
     </w:p>
     <w:p>
@@ -2055,7 +2962,27 @@
           <w:sz w:val="18"/>
           <w:szCs w:val="18"/>
         </w:rPr>
-        <w:t xml:space="preserve">    if current_chunk:</w:t>
+        <w:t xml:space="preserve">    if </w:t>
+      </w:r>
+      <w:proofErr w:type="spellStart"/>
+      <w:r>
+        <w:rPr>
+          <w:rFonts w:ascii="Courier New" w:eastAsia="Courier New" w:hAnsi="Courier New" w:cs="Courier New"/>
+          <w:color w:val="1F3864"/>
+          <w:sz w:val="18"/>
+          <w:szCs w:val="18"/>
+        </w:rPr>
+        <w:t>current_chunk</w:t>
+      </w:r>
+      <w:proofErr w:type="spellEnd"/>
+      <w:r>
+        <w:rPr>
+          <w:rFonts w:ascii="Courier New" w:eastAsia="Courier New" w:hAnsi="Courier New" w:cs="Courier New"/>
+          <w:color w:val="1F3864"/>
+          <w:sz w:val="18"/>
+          <w:szCs w:val="18"/>
+        </w:rPr>
+        <w:t>:</w:t>
       </w:r>
     </w:p>
     <w:p>
@@ -2070,7 +2997,47 @@
           <w:sz w:val="18"/>
           <w:szCs w:val="18"/>
         </w:rPr>
-        <w:t xml:space="preserve">        chunks.append(' '.join(current_chunk))</w:t>
+        <w:t xml:space="preserve">        </w:t>
+      </w:r>
+      <w:proofErr w:type="spellStart"/>
+      <w:r>
+        <w:rPr>
+          <w:rFonts w:ascii="Courier New" w:eastAsia="Courier New" w:hAnsi="Courier New" w:cs="Courier New"/>
+          <w:color w:val="1F3864"/>
+          <w:sz w:val="18"/>
+          <w:szCs w:val="18"/>
+        </w:rPr>
+        <w:t>chunks.append</w:t>
+      </w:r>
+      <w:proofErr w:type="spellEnd"/>
+      <w:r>
+        <w:rPr>
+          <w:rFonts w:ascii="Courier New" w:eastAsia="Courier New" w:hAnsi="Courier New" w:cs="Courier New"/>
+          <w:color w:val="1F3864"/>
+          <w:sz w:val="18"/>
+          <w:szCs w:val="18"/>
+        </w:rPr>
+        <w:t>(' '.join(</w:t>
+      </w:r>
+      <w:proofErr w:type="spellStart"/>
+      <w:r>
+        <w:rPr>
+          <w:rFonts w:ascii="Courier New" w:eastAsia="Courier New" w:hAnsi="Courier New" w:cs="Courier New"/>
+          <w:color w:val="1F3864"/>
+          <w:sz w:val="18"/>
+          <w:szCs w:val="18"/>
+        </w:rPr>
+        <w:t>current_chunk</w:t>
+      </w:r>
+      <w:proofErr w:type="spellEnd"/>
+      <w:r>
+        <w:rPr>
+          <w:rFonts w:ascii="Courier New" w:eastAsia="Courier New" w:hAnsi="Courier New" w:cs="Courier New"/>
+          <w:color w:val="1F3864"/>
+          <w:sz w:val="18"/>
+          <w:szCs w:val="18"/>
+        </w:rPr>
+        <w:t>))</w:t>
       </w:r>
     </w:p>
     <w:p>
@@ -2153,7 +3120,27 @@
           <w:sz w:val="18"/>
           <w:szCs w:val="18"/>
         </w:rPr>
-        <w:t xml:space="preserve">    scores = bm25_index.get_scores(query.split())</w:t>
+        <w:t xml:space="preserve">    scores = bm25_index.get_scores(</w:t>
+      </w:r>
+      <w:proofErr w:type="spellStart"/>
+      <w:r>
+        <w:rPr>
+          <w:rFonts w:ascii="Courier New" w:eastAsia="Courier New" w:hAnsi="Courier New" w:cs="Courier New"/>
+          <w:color w:val="1F3864"/>
+          <w:sz w:val="18"/>
+          <w:szCs w:val="18"/>
+        </w:rPr>
+        <w:t>query.split</w:t>
+      </w:r>
+      <w:proofErr w:type="spellEnd"/>
+      <w:r>
+        <w:rPr>
+          <w:rFonts w:ascii="Courier New" w:eastAsia="Courier New" w:hAnsi="Courier New" w:cs="Courier New"/>
+          <w:color w:val="1F3864"/>
+          <w:sz w:val="18"/>
+          <w:szCs w:val="18"/>
+        </w:rPr>
+        <w:t>())</w:t>
       </w:r>
     </w:p>
     <w:p>
@@ -2168,7 +3155,47 @@
           <w:sz w:val="18"/>
           <w:szCs w:val="18"/>
         </w:rPr>
-        <w:t xml:space="preserve">    sorted_indices = np.argsort(scores)[::-1]</w:t>
+        <w:t xml:space="preserve">    </w:t>
+      </w:r>
+      <w:proofErr w:type="spellStart"/>
+      <w:r>
+        <w:rPr>
+          <w:rFonts w:ascii="Courier New" w:eastAsia="Courier New" w:hAnsi="Courier New" w:cs="Courier New"/>
+          <w:color w:val="1F3864"/>
+          <w:sz w:val="18"/>
+          <w:szCs w:val="18"/>
+        </w:rPr>
+        <w:t>sorted_indices</w:t>
+      </w:r>
+      <w:proofErr w:type="spellEnd"/>
+      <w:r>
+        <w:rPr>
+          <w:rFonts w:ascii="Courier New" w:eastAsia="Courier New" w:hAnsi="Courier New" w:cs="Courier New"/>
+          <w:color w:val="1F3864"/>
+          <w:sz w:val="18"/>
+          <w:szCs w:val="18"/>
+        </w:rPr>
+        <w:t xml:space="preserve"> = </w:t>
+      </w:r>
+      <w:proofErr w:type="spellStart"/>
+      <w:r>
+        <w:rPr>
+          <w:rFonts w:ascii="Courier New" w:eastAsia="Courier New" w:hAnsi="Courier New" w:cs="Courier New"/>
+          <w:color w:val="1F3864"/>
+          <w:sz w:val="18"/>
+          <w:szCs w:val="18"/>
+        </w:rPr>
+        <w:t>np.argsort</w:t>
+      </w:r>
+      <w:proofErr w:type="spellEnd"/>
+      <w:r>
+        <w:rPr>
+          <w:rFonts w:ascii="Courier New" w:eastAsia="Courier New" w:hAnsi="Courier New" w:cs="Courier New"/>
+          <w:color w:val="1F3864"/>
+          <w:sz w:val="18"/>
+          <w:szCs w:val="18"/>
+        </w:rPr>
+        <w:t>(scores)[::-1]</w:t>
       </w:r>
     </w:p>
     <w:p>
@@ -2198,7 +3225,47 @@
           <w:sz w:val="18"/>
           <w:szCs w:val="18"/>
         </w:rPr>
-        <w:t xml:space="preserve">    for idx in sorted_indices:</w:t>
+        <w:t xml:space="preserve">    for </w:t>
+      </w:r>
+      <w:proofErr w:type="spellStart"/>
+      <w:r>
+        <w:rPr>
+          <w:rFonts w:ascii="Courier New" w:eastAsia="Courier New" w:hAnsi="Courier New" w:cs="Courier New"/>
+          <w:color w:val="1F3864"/>
+          <w:sz w:val="18"/>
+          <w:szCs w:val="18"/>
+        </w:rPr>
+        <w:t>idx</w:t>
+      </w:r>
+      <w:proofErr w:type="spellEnd"/>
+      <w:r>
+        <w:rPr>
+          <w:rFonts w:ascii="Courier New" w:eastAsia="Courier New" w:hAnsi="Courier New" w:cs="Courier New"/>
+          <w:color w:val="1F3864"/>
+          <w:sz w:val="18"/>
+          <w:szCs w:val="18"/>
+        </w:rPr>
+        <w:t xml:space="preserve"> in </w:t>
+      </w:r>
+      <w:proofErr w:type="spellStart"/>
+      <w:r>
+        <w:rPr>
+          <w:rFonts w:ascii="Courier New" w:eastAsia="Courier New" w:hAnsi="Courier New" w:cs="Courier New"/>
+          <w:color w:val="1F3864"/>
+          <w:sz w:val="18"/>
+          <w:szCs w:val="18"/>
+        </w:rPr>
+        <w:t>sorted_indices</w:t>
+      </w:r>
+      <w:proofErr w:type="spellEnd"/>
+      <w:r>
+        <w:rPr>
+          <w:rFonts w:ascii="Courier New" w:eastAsia="Courier New" w:hAnsi="Courier New" w:cs="Courier New"/>
+          <w:color w:val="1F3864"/>
+          <w:sz w:val="18"/>
+          <w:szCs w:val="18"/>
+        </w:rPr>
+        <w:t>:</w:t>
       </w:r>
     </w:p>
     <w:p>
@@ -2213,7 +3280,27 @@
           <w:sz w:val="18"/>
           <w:szCs w:val="18"/>
         </w:rPr>
-        <w:t xml:space="preserve">        text = chunks[idx]</w:t>
+        <w:t xml:space="preserve">        text = chunks[</w:t>
+      </w:r>
+      <w:proofErr w:type="spellStart"/>
+      <w:r>
+        <w:rPr>
+          <w:rFonts w:ascii="Courier New" w:eastAsia="Courier New" w:hAnsi="Courier New" w:cs="Courier New"/>
+          <w:color w:val="1F3864"/>
+          <w:sz w:val="18"/>
+          <w:szCs w:val="18"/>
+        </w:rPr>
+        <w:t>idx</w:t>
+      </w:r>
+      <w:proofErr w:type="spellEnd"/>
+      <w:r>
+        <w:rPr>
+          <w:rFonts w:ascii="Courier New" w:eastAsia="Courier New" w:hAnsi="Courier New" w:cs="Courier New"/>
+          <w:color w:val="1F3864"/>
+          <w:sz w:val="18"/>
+          <w:szCs w:val="18"/>
+        </w:rPr>
+        <w:t>]</w:t>
       </w:r>
     </w:p>
     <w:p>
@@ -2243,7 +3330,47 @@
           <w:sz w:val="18"/>
           <w:szCs w:val="18"/>
         </w:rPr>
-        <w:t xml:space="preserve">            results.append((text, float(scores[idx])))</w:t>
+        <w:t xml:space="preserve">            </w:t>
+      </w:r>
+      <w:proofErr w:type="spellStart"/>
+      <w:r>
+        <w:rPr>
+          <w:rFonts w:ascii="Courier New" w:eastAsia="Courier New" w:hAnsi="Courier New" w:cs="Courier New"/>
+          <w:color w:val="1F3864"/>
+          <w:sz w:val="18"/>
+          <w:szCs w:val="18"/>
+        </w:rPr>
+        <w:t>results.append</w:t>
+      </w:r>
+      <w:proofErr w:type="spellEnd"/>
+      <w:r>
+        <w:rPr>
+          <w:rFonts w:ascii="Courier New" w:eastAsia="Courier New" w:hAnsi="Courier New" w:cs="Courier New"/>
+          <w:color w:val="1F3864"/>
+          <w:sz w:val="18"/>
+          <w:szCs w:val="18"/>
+        </w:rPr>
+        <w:t>((text, float(scores[</w:t>
+      </w:r>
+      <w:proofErr w:type="spellStart"/>
+      <w:r>
+        <w:rPr>
+          <w:rFonts w:ascii="Courier New" w:eastAsia="Courier New" w:hAnsi="Courier New" w:cs="Courier New"/>
+          <w:color w:val="1F3864"/>
+          <w:sz w:val="18"/>
+          <w:szCs w:val="18"/>
+        </w:rPr>
+        <w:t>idx</w:t>
+      </w:r>
+      <w:proofErr w:type="spellEnd"/>
+      <w:r>
+        <w:rPr>
+          <w:rFonts w:ascii="Courier New" w:eastAsia="Courier New" w:hAnsi="Courier New" w:cs="Courier New"/>
+          <w:color w:val="1F3864"/>
+          <w:sz w:val="18"/>
+          <w:szCs w:val="18"/>
+        </w:rPr>
+        <w:t>])))</w:t>
       </w:r>
     </w:p>
     <w:p>
@@ -2258,7 +3385,27 @@
           <w:sz w:val="18"/>
           <w:szCs w:val="18"/>
         </w:rPr>
-        <w:t xml:space="preserve">            seen.add(text)</w:t>
+        <w:t xml:space="preserve">            </w:t>
+      </w:r>
+      <w:proofErr w:type="spellStart"/>
+      <w:r>
+        <w:rPr>
+          <w:rFonts w:ascii="Courier New" w:eastAsia="Courier New" w:hAnsi="Courier New" w:cs="Courier New"/>
+          <w:color w:val="1F3864"/>
+          <w:sz w:val="18"/>
+          <w:szCs w:val="18"/>
+        </w:rPr>
+        <w:t>seen.add</w:t>
+      </w:r>
+      <w:proofErr w:type="spellEnd"/>
+      <w:r>
+        <w:rPr>
+          <w:rFonts w:ascii="Courier New" w:eastAsia="Courier New" w:hAnsi="Courier New" w:cs="Courier New"/>
+          <w:color w:val="1F3864"/>
+          <w:sz w:val="18"/>
+          <w:szCs w:val="18"/>
+        </w:rPr>
+        <w:t>(text)</w:t>
       </w:r>
     </w:p>
     <w:p>
@@ -2273,7 +3420,27 @@
           <w:sz w:val="18"/>
           <w:szCs w:val="18"/>
         </w:rPr>
-        <w:t xml:space="preserve">        if len(results) == k: break</w:t>
+        <w:t xml:space="preserve">        if </w:t>
+      </w:r>
+      <w:proofErr w:type="spellStart"/>
+      <w:r>
+        <w:rPr>
+          <w:rFonts w:ascii="Courier New" w:eastAsia="Courier New" w:hAnsi="Courier New" w:cs="Courier New"/>
+          <w:color w:val="1F3864"/>
+          <w:sz w:val="18"/>
+          <w:szCs w:val="18"/>
+        </w:rPr>
+        <w:t>len</w:t>
+      </w:r>
+      <w:proofErr w:type="spellEnd"/>
+      <w:r>
+        <w:rPr>
+          <w:rFonts w:ascii="Courier New" w:eastAsia="Courier New" w:hAnsi="Courier New" w:cs="Courier New"/>
+          <w:color w:val="1F3864"/>
+          <w:sz w:val="18"/>
+          <w:szCs w:val="18"/>
+        </w:rPr>
+        <w:t>(results) == k: break</w:t>
       </w:r>
     </w:p>
     <w:p>
@@ -2308,7 +3475,13 @@
         <w:t xml:space="preserve">Why BM25: </w:t>
       </w:r>
       <w:r>
-        <w:t>BM25 is a strong baseline that has been competitive with dense methods on many benchmarks. It is computationally cheap, requires no GPU, and is interpretable — high scores directly indicate keyword overlap. Including BM25 allows us to assess whether semantic understanding (dense retrieval) provides a meaningful advantage, and whether that advantage holds under domain mismatch.</w:t>
+        <w:t>BM25 is a strong baseline that has been competitive with dense methods on many benchmarks. It is computationally cheap</w:t>
+      </w:r>
+      <w:r>
+        <w:t xml:space="preserve"> and </w:t>
+      </w:r>
+      <w:r>
+        <w:t>interpretable — high scores directly indicate keyword overlap. Including BM25 allows us to assess whether semantic understanding (dense retrieval) provides a meaningful advantage, and whether that advantage holds under domain mismatch.</w:t>
       </w:r>
     </w:p>
     <w:p>
@@ -2316,7 +3489,15 @@
         <w:pStyle w:val="Heading3"/>
       </w:pPr>
       <w:r>
-        <w:t>3.4.2 Dense Retrieval (FAISS + MiniLM)</w:t>
+        <w:t xml:space="preserve">3.4.2 Dense Retrieval (FAISS + </w:t>
+      </w:r>
+      <w:proofErr w:type="spellStart"/>
+      <w:r>
+        <w:t>MiniLM</w:t>
+      </w:r>
+      <w:proofErr w:type="spellEnd"/>
+      <w:r>
+        <w:t>)</w:t>
       </w:r>
     </w:p>
     <w:p>
@@ -2339,7 +3520,47 @@
           <w:sz w:val="18"/>
           <w:szCs w:val="18"/>
         </w:rPr>
-        <w:t>def retrieve_dense(query, faiss_index, chunks, k=5):</w:t>
+        <w:t xml:space="preserve">def </w:t>
+      </w:r>
+      <w:proofErr w:type="spellStart"/>
+      <w:r>
+        <w:rPr>
+          <w:rFonts w:ascii="Courier New" w:eastAsia="Courier New" w:hAnsi="Courier New" w:cs="Courier New"/>
+          <w:color w:val="1F3864"/>
+          <w:sz w:val="18"/>
+          <w:szCs w:val="18"/>
+        </w:rPr>
+        <w:t>retrieve_dense</w:t>
+      </w:r>
+      <w:proofErr w:type="spellEnd"/>
+      <w:r>
+        <w:rPr>
+          <w:rFonts w:ascii="Courier New" w:eastAsia="Courier New" w:hAnsi="Courier New" w:cs="Courier New"/>
+          <w:color w:val="1F3864"/>
+          <w:sz w:val="18"/>
+          <w:szCs w:val="18"/>
+        </w:rPr>
+        <w:t xml:space="preserve">(query, </w:t>
+      </w:r>
+      <w:proofErr w:type="spellStart"/>
+      <w:r>
+        <w:rPr>
+          <w:rFonts w:ascii="Courier New" w:eastAsia="Courier New" w:hAnsi="Courier New" w:cs="Courier New"/>
+          <w:color w:val="1F3864"/>
+          <w:sz w:val="18"/>
+          <w:szCs w:val="18"/>
+        </w:rPr>
+        <w:t>faiss_index</w:t>
+      </w:r>
+      <w:proofErr w:type="spellEnd"/>
+      <w:r>
+        <w:rPr>
+          <w:rFonts w:ascii="Courier New" w:eastAsia="Courier New" w:hAnsi="Courier New" w:cs="Courier New"/>
+          <w:color w:val="1F3864"/>
+          <w:sz w:val="18"/>
+          <w:szCs w:val="18"/>
+        </w:rPr>
+        <w:t>, chunks, k=5):</w:t>
       </w:r>
     </w:p>
     <w:p>
@@ -2354,7 +3575,67 @@
           <w:sz w:val="18"/>
           <w:szCs w:val="18"/>
         </w:rPr>
-        <w:t xml:space="preserve">    q_emb = embed_model.encode([query], convert_to_numpy=True)</w:t>
+        <w:t xml:space="preserve">    </w:t>
+      </w:r>
+      <w:proofErr w:type="spellStart"/>
+      <w:r>
+        <w:rPr>
+          <w:rFonts w:ascii="Courier New" w:eastAsia="Courier New" w:hAnsi="Courier New" w:cs="Courier New"/>
+          <w:color w:val="1F3864"/>
+          <w:sz w:val="18"/>
+          <w:szCs w:val="18"/>
+        </w:rPr>
+        <w:t>q_emb</w:t>
+      </w:r>
+      <w:proofErr w:type="spellEnd"/>
+      <w:r>
+        <w:rPr>
+          <w:rFonts w:ascii="Courier New" w:eastAsia="Courier New" w:hAnsi="Courier New" w:cs="Courier New"/>
+          <w:color w:val="1F3864"/>
+          <w:sz w:val="18"/>
+          <w:szCs w:val="18"/>
+        </w:rPr>
+        <w:t xml:space="preserve"> = </w:t>
+      </w:r>
+      <w:proofErr w:type="spellStart"/>
+      <w:r>
+        <w:rPr>
+          <w:rFonts w:ascii="Courier New" w:eastAsia="Courier New" w:hAnsi="Courier New" w:cs="Courier New"/>
+          <w:color w:val="1F3864"/>
+          <w:sz w:val="18"/>
+          <w:szCs w:val="18"/>
+        </w:rPr>
+        <w:t>embed_model.encode</w:t>
+      </w:r>
+      <w:proofErr w:type="spellEnd"/>
+      <w:r>
+        <w:rPr>
+          <w:rFonts w:ascii="Courier New" w:eastAsia="Courier New" w:hAnsi="Courier New" w:cs="Courier New"/>
+          <w:color w:val="1F3864"/>
+          <w:sz w:val="18"/>
+          <w:szCs w:val="18"/>
+        </w:rPr>
+        <w:t xml:space="preserve">([query], </w:t>
+      </w:r>
+      <w:proofErr w:type="spellStart"/>
+      <w:r>
+        <w:rPr>
+          <w:rFonts w:ascii="Courier New" w:eastAsia="Courier New" w:hAnsi="Courier New" w:cs="Courier New"/>
+          <w:color w:val="1F3864"/>
+          <w:sz w:val="18"/>
+          <w:szCs w:val="18"/>
+        </w:rPr>
+        <w:t>convert_to_numpy</w:t>
+      </w:r>
+      <w:proofErr w:type="spellEnd"/>
+      <w:r>
+        <w:rPr>
+          <w:rFonts w:ascii="Courier New" w:eastAsia="Courier New" w:hAnsi="Courier New" w:cs="Courier New"/>
+          <w:color w:val="1F3864"/>
+          <w:sz w:val="18"/>
+          <w:szCs w:val="18"/>
+        </w:rPr>
+        <w:t>=True)</w:t>
       </w:r>
     </w:p>
     <w:p>
@@ -2369,7 +3650,47 @@
           <w:sz w:val="18"/>
           <w:szCs w:val="18"/>
         </w:rPr>
-        <w:t xml:space="preserve">    D, I = faiss_index.search(q_emb, k * 3)</w:t>
+        <w:t xml:space="preserve">    D, I = </w:t>
+      </w:r>
+      <w:proofErr w:type="spellStart"/>
+      <w:r>
+        <w:rPr>
+          <w:rFonts w:ascii="Courier New" w:eastAsia="Courier New" w:hAnsi="Courier New" w:cs="Courier New"/>
+          <w:color w:val="1F3864"/>
+          <w:sz w:val="18"/>
+          <w:szCs w:val="18"/>
+        </w:rPr>
+        <w:t>faiss_index.search</w:t>
+      </w:r>
+      <w:proofErr w:type="spellEnd"/>
+      <w:r>
+        <w:rPr>
+          <w:rFonts w:ascii="Courier New" w:eastAsia="Courier New" w:hAnsi="Courier New" w:cs="Courier New"/>
+          <w:color w:val="1F3864"/>
+          <w:sz w:val="18"/>
+          <w:szCs w:val="18"/>
+        </w:rPr>
+        <w:t>(</w:t>
+      </w:r>
+      <w:proofErr w:type="spellStart"/>
+      <w:r>
+        <w:rPr>
+          <w:rFonts w:ascii="Courier New" w:eastAsia="Courier New" w:hAnsi="Courier New" w:cs="Courier New"/>
+          <w:color w:val="1F3864"/>
+          <w:sz w:val="18"/>
+          <w:szCs w:val="18"/>
+        </w:rPr>
+        <w:t>q_emb</w:t>
+      </w:r>
+      <w:proofErr w:type="spellEnd"/>
+      <w:r>
+        <w:rPr>
+          <w:rFonts w:ascii="Courier New" w:eastAsia="Courier New" w:hAnsi="Courier New" w:cs="Courier New"/>
+          <w:color w:val="1F3864"/>
+          <w:sz w:val="18"/>
+          <w:szCs w:val="18"/>
+        </w:rPr>
+        <w:t>, k * 3)</w:t>
       </w:r>
     </w:p>
     <w:p>
@@ -2399,7 +3720,47 @@
           <w:sz w:val="18"/>
           <w:szCs w:val="18"/>
         </w:rPr>
-        <w:t xml:space="preserve">    for dist, idx in zip(D[0], I[0]):</w:t>
+        <w:t xml:space="preserve">    for </w:t>
+      </w:r>
+      <w:proofErr w:type="spellStart"/>
+      <w:r>
+        <w:rPr>
+          <w:rFonts w:ascii="Courier New" w:eastAsia="Courier New" w:hAnsi="Courier New" w:cs="Courier New"/>
+          <w:color w:val="1F3864"/>
+          <w:sz w:val="18"/>
+          <w:szCs w:val="18"/>
+        </w:rPr>
+        <w:t>dist</w:t>
+      </w:r>
+      <w:proofErr w:type="spellEnd"/>
+      <w:r>
+        <w:rPr>
+          <w:rFonts w:ascii="Courier New" w:eastAsia="Courier New" w:hAnsi="Courier New" w:cs="Courier New"/>
+          <w:color w:val="1F3864"/>
+          <w:sz w:val="18"/>
+          <w:szCs w:val="18"/>
+        </w:rPr>
+        <w:t xml:space="preserve">, </w:t>
+      </w:r>
+      <w:proofErr w:type="spellStart"/>
+      <w:r>
+        <w:rPr>
+          <w:rFonts w:ascii="Courier New" w:eastAsia="Courier New" w:hAnsi="Courier New" w:cs="Courier New"/>
+          <w:color w:val="1F3864"/>
+          <w:sz w:val="18"/>
+          <w:szCs w:val="18"/>
+        </w:rPr>
+        <w:t>idx</w:t>
+      </w:r>
+      <w:proofErr w:type="spellEnd"/>
+      <w:r>
+        <w:rPr>
+          <w:rFonts w:ascii="Courier New" w:eastAsia="Courier New" w:hAnsi="Courier New" w:cs="Courier New"/>
+          <w:color w:val="1F3864"/>
+          <w:sz w:val="18"/>
+          <w:szCs w:val="18"/>
+        </w:rPr>
+        <w:t xml:space="preserve"> in zip(D[0], I[0]):</w:t>
       </w:r>
     </w:p>
     <w:p>
@@ -2414,7 +3775,47 @@
           <w:sz w:val="18"/>
           <w:szCs w:val="18"/>
         </w:rPr>
-        <w:t xml:space="preserve">        if idx &lt; len(chunks):</w:t>
+        <w:t xml:space="preserve">        if </w:t>
+      </w:r>
+      <w:proofErr w:type="spellStart"/>
+      <w:r>
+        <w:rPr>
+          <w:rFonts w:ascii="Courier New" w:eastAsia="Courier New" w:hAnsi="Courier New" w:cs="Courier New"/>
+          <w:color w:val="1F3864"/>
+          <w:sz w:val="18"/>
+          <w:szCs w:val="18"/>
+        </w:rPr>
+        <w:t>idx</w:t>
+      </w:r>
+      <w:proofErr w:type="spellEnd"/>
+      <w:r>
+        <w:rPr>
+          <w:rFonts w:ascii="Courier New" w:eastAsia="Courier New" w:hAnsi="Courier New" w:cs="Courier New"/>
+          <w:color w:val="1F3864"/>
+          <w:sz w:val="18"/>
+          <w:szCs w:val="18"/>
+        </w:rPr>
+        <w:t xml:space="preserve"> &lt; </w:t>
+      </w:r>
+      <w:proofErr w:type="spellStart"/>
+      <w:r>
+        <w:rPr>
+          <w:rFonts w:ascii="Courier New" w:eastAsia="Courier New" w:hAnsi="Courier New" w:cs="Courier New"/>
+          <w:color w:val="1F3864"/>
+          <w:sz w:val="18"/>
+          <w:szCs w:val="18"/>
+        </w:rPr>
+        <w:t>len</w:t>
+      </w:r>
+      <w:proofErr w:type="spellEnd"/>
+      <w:r>
+        <w:rPr>
+          <w:rFonts w:ascii="Courier New" w:eastAsia="Courier New" w:hAnsi="Courier New" w:cs="Courier New"/>
+          <w:color w:val="1F3864"/>
+          <w:sz w:val="18"/>
+          <w:szCs w:val="18"/>
+        </w:rPr>
+        <w:t>(chunks):</w:t>
       </w:r>
     </w:p>
     <w:p>
@@ -2429,7 +3830,27 @@
           <w:sz w:val="18"/>
           <w:szCs w:val="18"/>
         </w:rPr>
-        <w:t xml:space="preserve">            text = chunks[idx]</w:t>
+        <w:t xml:space="preserve">            text = chunks[</w:t>
+      </w:r>
+      <w:proofErr w:type="spellStart"/>
+      <w:r>
+        <w:rPr>
+          <w:rFonts w:ascii="Courier New" w:eastAsia="Courier New" w:hAnsi="Courier New" w:cs="Courier New"/>
+          <w:color w:val="1F3864"/>
+          <w:sz w:val="18"/>
+          <w:szCs w:val="18"/>
+        </w:rPr>
+        <w:t>idx</w:t>
+      </w:r>
+      <w:proofErr w:type="spellEnd"/>
+      <w:r>
+        <w:rPr>
+          <w:rFonts w:ascii="Courier New" w:eastAsia="Courier New" w:hAnsi="Courier New" w:cs="Courier New"/>
+          <w:color w:val="1F3864"/>
+          <w:sz w:val="18"/>
+          <w:szCs w:val="18"/>
+        </w:rPr>
+        <w:t>]</w:t>
       </w:r>
     </w:p>
     <w:p>
@@ -2459,7 +3880,47 @@
           <w:sz w:val="18"/>
           <w:szCs w:val="18"/>
         </w:rPr>
-        <w:t xml:space="preserve">                results.append((text, float(dist)))</w:t>
+        <w:t xml:space="preserve">                </w:t>
+      </w:r>
+      <w:proofErr w:type="spellStart"/>
+      <w:r>
+        <w:rPr>
+          <w:rFonts w:ascii="Courier New" w:eastAsia="Courier New" w:hAnsi="Courier New" w:cs="Courier New"/>
+          <w:color w:val="1F3864"/>
+          <w:sz w:val="18"/>
+          <w:szCs w:val="18"/>
+        </w:rPr>
+        <w:t>results.append</w:t>
+      </w:r>
+      <w:proofErr w:type="spellEnd"/>
+      <w:r>
+        <w:rPr>
+          <w:rFonts w:ascii="Courier New" w:eastAsia="Courier New" w:hAnsi="Courier New" w:cs="Courier New"/>
+          <w:color w:val="1F3864"/>
+          <w:sz w:val="18"/>
+          <w:szCs w:val="18"/>
+        </w:rPr>
+        <w:t>((text, float(</w:t>
+      </w:r>
+      <w:proofErr w:type="spellStart"/>
+      <w:r>
+        <w:rPr>
+          <w:rFonts w:ascii="Courier New" w:eastAsia="Courier New" w:hAnsi="Courier New" w:cs="Courier New"/>
+          <w:color w:val="1F3864"/>
+          <w:sz w:val="18"/>
+          <w:szCs w:val="18"/>
+        </w:rPr>
+        <w:t>dist</w:t>
+      </w:r>
+      <w:proofErr w:type="spellEnd"/>
+      <w:r>
+        <w:rPr>
+          <w:rFonts w:ascii="Courier New" w:eastAsia="Courier New" w:hAnsi="Courier New" w:cs="Courier New"/>
+          <w:color w:val="1F3864"/>
+          <w:sz w:val="18"/>
+          <w:szCs w:val="18"/>
+        </w:rPr>
+        <w:t>)))</w:t>
       </w:r>
     </w:p>
     <w:p>
@@ -2474,7 +3935,27 @@
           <w:sz w:val="18"/>
           <w:szCs w:val="18"/>
         </w:rPr>
-        <w:t xml:space="preserve">                seen.add(text)</w:t>
+        <w:t xml:space="preserve">                </w:t>
+      </w:r>
+      <w:proofErr w:type="spellStart"/>
+      <w:r>
+        <w:rPr>
+          <w:rFonts w:ascii="Courier New" w:eastAsia="Courier New" w:hAnsi="Courier New" w:cs="Courier New"/>
+          <w:color w:val="1F3864"/>
+          <w:sz w:val="18"/>
+          <w:szCs w:val="18"/>
+        </w:rPr>
+        <w:t>seen.add</w:t>
+      </w:r>
+      <w:proofErr w:type="spellEnd"/>
+      <w:r>
+        <w:rPr>
+          <w:rFonts w:ascii="Courier New" w:eastAsia="Courier New" w:hAnsi="Courier New" w:cs="Courier New"/>
+          <w:color w:val="1F3864"/>
+          <w:sz w:val="18"/>
+          <w:szCs w:val="18"/>
+        </w:rPr>
+        <w:t>(text)</w:t>
       </w:r>
     </w:p>
     <w:p>
@@ -2490,7 +3971,27 @@
           <w:szCs w:val="18"/>
         </w:rPr>
         <w:lastRenderedPageBreak/>
-        <w:t xml:space="preserve">        if len(results) == k: break</w:t>
+        <w:t xml:space="preserve">        if </w:t>
+      </w:r>
+      <w:proofErr w:type="spellStart"/>
+      <w:r>
+        <w:rPr>
+          <w:rFonts w:ascii="Courier New" w:eastAsia="Courier New" w:hAnsi="Courier New" w:cs="Courier New"/>
+          <w:color w:val="1F3864"/>
+          <w:sz w:val="18"/>
+          <w:szCs w:val="18"/>
+        </w:rPr>
+        <w:t>len</w:t>
+      </w:r>
+      <w:proofErr w:type="spellEnd"/>
+      <w:r>
+        <w:rPr>
+          <w:rFonts w:ascii="Courier New" w:eastAsia="Courier New" w:hAnsi="Courier New" w:cs="Courier New"/>
+          <w:color w:val="1F3864"/>
+          <w:sz w:val="18"/>
+          <w:szCs w:val="18"/>
+        </w:rPr>
+        <w:t>(results) == k: break</w:t>
       </w:r>
     </w:p>
     <w:p>
@@ -2522,64 +4023,104 @@
           <w:b/>
           <w:bCs/>
         </w:rPr>
-        <w:t xml:space="preserve">Why MiniLM over larger models: </w:t>
-      </w:r>
-      <w:r>
-        <w:t>MiniLM-L6-v2 offers a strong accuracy-efficiency tradeoff for general-purpose semantic similarity. Larger models (e.g., MPNet, E5-large) would provide stronger in-domain retrieval but at significantly higher indexing and query cost. For a study focused on domain mismatch rather than peak retrieval performance, MiniLM is appropriate. Note that MiniLM was not fine-tuned on any of our three datasets, meaning its performance reflects general semantic similarity rather than domain-specific adaptation.</w:t>
-      </w:r>
-    </w:p>
-    <w:p>
-      <w:pPr>
-        <w:spacing w:after="120"/>
-      </w:pPr>
+        <w:t xml:space="preserve">Why </w:t>
+      </w:r>
+      <w:proofErr w:type="spellStart"/>
       <w:r>
         <w:rPr>
           <w:b/>
           <w:bCs/>
         </w:rPr>
-        <w:t xml:space="preserve">Why FAISS IndexFlatL2: </w:t>
-      </w:r>
-      <w:r>
-        <w:t>Exact search is used rather than approximate nearest neighbor (ANN) methods like IVF or HNSW. Given our corpus sizes (under 6,000 chunks), exact search is fast enough and avoids the approximation errors introduced by ANN indexes, which could confound retrieval quality measurements.</w:t>
-      </w:r>
-    </w:p>
-    <w:p>
-      <w:pPr>
-        <w:pStyle w:val="Heading2"/>
-      </w:pPr>
-      <w:r>
-        <w:t>3.5 Generation Model</w:t>
-      </w:r>
-    </w:p>
-    <w:p>
-      <w:pPr>
-        <w:spacing w:after="120"/>
-      </w:pPr>
-      <w:r>
-        <w:t>We use Qwen 2.5-0.5B-Instruct (Alibaba Cloud, 2024) as the generator for all experiments. The model is loaded in float16 precision on an NVIDIA GTX 1650. A single generator is used across all experiments to isolate the effect of retrieval — any performance differences can be attributed to what the model received as context, not to differences in generation capability.</w:t>
-      </w:r>
-    </w:p>
-    <w:p>
-      <w:pPr>
-        <w:spacing w:after="120"/>
-      </w:pPr>
-      <w:r>
-        <w:t>Two prompt templates are used:</w:t>
-      </w:r>
-    </w:p>
-    <w:p>
-      <w:pPr>
-        <w:spacing w:after="120"/>
-      </w:pPr>
+        <w:t>MiniLM</w:t>
+      </w:r>
+      <w:proofErr w:type="spellEnd"/>
       <w:r>
         <w:rPr>
           <w:b/>
           <w:bCs/>
         </w:rPr>
+        <w:t xml:space="preserve"> over larger models: </w:t>
+      </w:r>
+      <w:r>
+        <w:t xml:space="preserve">MiniLM-L6-v2 offers a strong accuracy-efficiency tradeoff for general-purpose semantic similarity. Larger models (e.g., </w:t>
+      </w:r>
+      <w:proofErr w:type="spellStart"/>
+      <w:r>
+        <w:t>MPNet</w:t>
+      </w:r>
+      <w:proofErr w:type="spellEnd"/>
+      <w:r>
+        <w:t xml:space="preserve">, E5-large) would provide stronger in-domain retrieval but at significantly higher indexing and query cost. For a study focused on domain mismatch rather than peak retrieval performance, </w:t>
+      </w:r>
+      <w:proofErr w:type="spellStart"/>
+      <w:r>
+        <w:t>MiniLM</w:t>
+      </w:r>
+      <w:proofErr w:type="spellEnd"/>
+      <w:r>
+        <w:t xml:space="preserve"> is appropriate. Note that </w:t>
+      </w:r>
+      <w:proofErr w:type="spellStart"/>
+      <w:r>
+        <w:t>MiniLM</w:t>
+      </w:r>
+      <w:proofErr w:type="spellEnd"/>
+      <w:r>
+        <w:t xml:space="preserve"> was not fine-tuned on any of our three datasets, meaning its performance reflects general semantic similarity rather than domain-specific adaptation.</w:t>
+      </w:r>
+    </w:p>
+    <w:p>
+      <w:pPr>
+        <w:spacing w:after="120"/>
+      </w:pPr>
+      <w:r>
+        <w:rPr>
+          <w:b/>
+          <w:bCs/>
+        </w:rPr>
+        <w:t xml:space="preserve">Why FAISS IndexFlatL2: </w:t>
+      </w:r>
+      <w:r>
+        <w:t>Exact search is used rather than approximate nearest neighbor (ANN) methods like IVF or HNSW. Given our corpus sizes (under 6,000 chunks), exact search is fast enough and avoids the approximation errors introduced by ANN indexes, which could confound retrieval quality measurements.</w:t>
+      </w:r>
+    </w:p>
+    <w:p>
+      <w:pPr>
+        <w:pStyle w:val="Heading2"/>
+      </w:pPr>
+      <w:r>
+        <w:t>3.5 Generation Model</w:t>
+      </w:r>
+    </w:p>
+    <w:p>
+      <w:pPr>
+        <w:spacing w:after="120"/>
+      </w:pPr>
+      <w:r>
+        <w:t>We use Qwen 2.5-0.5B-Instruct (Alibaba Cloud, 2024) as the generator for all experiments. The model is loaded in float16 precision on an NVIDIA GTX 1650. A single generator is used across all experiments to isolate the effect of retrieval — any performance differences can be attributed to what the model received as context, not to differences in generation capability.</w:t>
+      </w:r>
+    </w:p>
+    <w:p>
+      <w:pPr>
+        <w:spacing w:after="120"/>
+      </w:pPr>
+      <w:r>
+        <w:t>Two prompt templates are used:</w:t>
+      </w:r>
+    </w:p>
+    <w:p>
+      <w:pPr>
+        <w:spacing w:after="120"/>
+      </w:pPr>
+      <w:r>
+        <w:rPr>
+          <w:b/>
+          <w:bCs/>
+        </w:rPr>
         <w:t xml:space="preserve">RAG prompt: </w:t>
       </w:r>
       <w:r>
-        <w:t>The model is instructed to answer using the provided context. The top K_GENERATE=3 retrieved chunks are concatenated and prepended to the question.</w:t>
+        <w:t>The model is instructed to answer using the provided context. The top K_GENERATE = 3 retrieved chunks are concatenated and prepended to the question. We considered including a note in the prompt to “ONLY use information in the context,” but decided this was too strict. Instead, prompting the model to “use information in the context” is more representative of a real-world RAG system.</w:t>
       </w:r>
     </w:p>
     <w:p>
@@ -2754,7 +4295,27 @@
           <w:sz w:val="18"/>
           <w:szCs w:val="18"/>
         </w:rPr>
-        <w:t>answer = result.split('Answer:')[-1].strip()</w:t>
+        <w:t xml:space="preserve">answer = </w:t>
+      </w:r>
+      <w:proofErr w:type="spellStart"/>
+      <w:r>
+        <w:rPr>
+          <w:rFonts w:ascii="Courier New" w:eastAsia="Courier New" w:hAnsi="Courier New" w:cs="Courier New"/>
+          <w:color w:val="1F3864"/>
+          <w:sz w:val="18"/>
+          <w:szCs w:val="18"/>
+        </w:rPr>
+        <w:t>result.split</w:t>
+      </w:r>
+      <w:proofErr w:type="spellEnd"/>
+      <w:r>
+        <w:rPr>
+          <w:rFonts w:ascii="Courier New" w:eastAsia="Courier New" w:hAnsi="Courier New" w:cs="Courier New"/>
+          <w:color w:val="1F3864"/>
+          <w:sz w:val="18"/>
+          <w:szCs w:val="18"/>
+        </w:rPr>
+        <w:t>('Answer:')[-1].strip()</w:t>
       </w:r>
     </w:p>
     <w:p>
@@ -2769,7 +4330,27 @@
           <w:sz w:val="18"/>
           <w:szCs w:val="18"/>
         </w:rPr>
-        <w:t>answer = answer.split('\n')[0].strip()</w:t>
+        <w:t xml:space="preserve">answer = </w:t>
+      </w:r>
+      <w:proofErr w:type="spellStart"/>
+      <w:r>
+        <w:rPr>
+          <w:rFonts w:ascii="Courier New" w:eastAsia="Courier New" w:hAnsi="Courier New" w:cs="Courier New"/>
+          <w:color w:val="1F3864"/>
+          <w:sz w:val="18"/>
+          <w:szCs w:val="18"/>
+        </w:rPr>
+        <w:t>answer.split</w:t>
+      </w:r>
+      <w:proofErr w:type="spellEnd"/>
+      <w:r>
+        <w:rPr>
+          <w:rFonts w:ascii="Courier New" w:eastAsia="Courier New" w:hAnsi="Courier New" w:cs="Courier New"/>
+          <w:color w:val="1F3864"/>
+          <w:sz w:val="18"/>
+          <w:szCs w:val="18"/>
+        </w:rPr>
+        <w:t>('\n')[0].strip()</w:t>
       </w:r>
     </w:p>
     <w:p>
@@ -2799,7 +4380,28 @@
           <w:sz w:val="18"/>
           <w:szCs w:val="18"/>
         </w:rPr>
-        <w:t xml:space="preserve">    answer = answer.split(stop)[0].strip()</w:t>
+        <w:lastRenderedPageBreak/>
+        <w:t xml:space="preserve">    answer = </w:t>
+      </w:r>
+      <w:proofErr w:type="spellStart"/>
+      <w:r>
+        <w:rPr>
+          <w:rFonts w:ascii="Courier New" w:eastAsia="Courier New" w:hAnsi="Courier New" w:cs="Courier New"/>
+          <w:color w:val="1F3864"/>
+          <w:sz w:val="18"/>
+          <w:szCs w:val="18"/>
+        </w:rPr>
+        <w:t>answer.split</w:t>
+      </w:r>
+      <w:proofErr w:type="spellEnd"/>
+      <w:r>
+        <w:rPr>
+          <w:rFonts w:ascii="Courier New" w:eastAsia="Courier New" w:hAnsi="Courier New" w:cs="Courier New"/>
+          <w:color w:val="1F3864"/>
+          <w:sz w:val="18"/>
+          <w:szCs w:val="18"/>
+        </w:rPr>
+        <w:t>(stop)[0].strip()</w:t>
       </w:r>
     </w:p>
     <w:p>
@@ -2816,11 +4418,10 @@
           <w:b/>
           <w:bCs/>
         </w:rPr>
-        <w:lastRenderedPageBreak/>
         <w:t xml:space="preserve">Why Qwen 2.5-0.5B: </w:t>
       </w:r>
       <w:r>
-        <w:t>Qwen 2.5-0.5B-Instruct was selected for its compact size and reasonable instruction-following capability. Larger models would increase runtime beyond available GPU memory and Colab session limits for N=200 samples.</w:t>
+        <w:t>Qwen 2.5-0.5B-Instruct was selected for its compact size and reasonable instruction-following capability. Larger models would increase runtime beyond available GPU memory for N=200 samples.</w:t>
       </w:r>
     </w:p>
     <w:p>
@@ -2843,12 +4444,21 @@
       <w:pPr>
         <w:spacing w:after="120"/>
       </w:pPr>
+      <w:proofErr w:type="spellStart"/>
       <w:r>
         <w:rPr>
           <w:b/>
           <w:bCs/>
         </w:rPr>
-        <w:t xml:space="preserve">Recall@K: </w:t>
+        <w:t>Recall@K</w:t>
+      </w:r>
+      <w:proofErr w:type="spellEnd"/>
+      <w:r>
+        <w:rPr>
+          <w:b/>
+          <w:bCs/>
+        </w:rPr>
+        <w:t xml:space="preserve">: </w:t>
       </w:r>
       <w:r>
         <w:t>Binary measure of whether the correct answer appears within the top-K retrieved chunks. We use token overlap rather than exact substring matching — a chunk is considered a hit if 80% or more of the answer tokens appear in the chunk. This is more robust for short answers (e.g., '1983', 'Real Madrid') that may not survive exact substring matching in 250-word chunks.</w:t>
@@ -2866,7 +4476,47 @@
           <w:sz w:val="18"/>
           <w:szCs w:val="18"/>
         </w:rPr>
-        <w:t>def recall_at_k(answer, retrieved_chunks):</w:t>
+        <w:t xml:space="preserve">def </w:t>
+      </w:r>
+      <w:proofErr w:type="spellStart"/>
+      <w:r>
+        <w:rPr>
+          <w:rFonts w:ascii="Courier New" w:eastAsia="Courier New" w:hAnsi="Courier New" w:cs="Courier New"/>
+          <w:color w:val="1F3864"/>
+          <w:sz w:val="18"/>
+          <w:szCs w:val="18"/>
+        </w:rPr>
+        <w:t>recall_at_k</w:t>
+      </w:r>
+      <w:proofErr w:type="spellEnd"/>
+      <w:r>
+        <w:rPr>
+          <w:rFonts w:ascii="Courier New" w:eastAsia="Courier New" w:hAnsi="Courier New" w:cs="Courier New"/>
+          <w:color w:val="1F3864"/>
+          <w:sz w:val="18"/>
+          <w:szCs w:val="18"/>
+        </w:rPr>
+        <w:t xml:space="preserve">(answer, </w:t>
+      </w:r>
+      <w:proofErr w:type="spellStart"/>
+      <w:r>
+        <w:rPr>
+          <w:rFonts w:ascii="Courier New" w:eastAsia="Courier New" w:hAnsi="Courier New" w:cs="Courier New"/>
+          <w:color w:val="1F3864"/>
+          <w:sz w:val="18"/>
+          <w:szCs w:val="18"/>
+        </w:rPr>
+        <w:t>retrieved_chunks</w:t>
+      </w:r>
+      <w:proofErr w:type="spellEnd"/>
+      <w:r>
+        <w:rPr>
+          <w:rFonts w:ascii="Courier New" w:eastAsia="Courier New" w:hAnsi="Courier New" w:cs="Courier New"/>
+          <w:color w:val="1F3864"/>
+          <w:sz w:val="18"/>
+          <w:szCs w:val="18"/>
+        </w:rPr>
+        <w:t>):</w:t>
       </w:r>
     </w:p>
     <w:p>
@@ -2881,7 +4531,27 @@
           <w:sz w:val="18"/>
           <w:szCs w:val="18"/>
         </w:rPr>
-        <w:t xml:space="preserve">    ans_tokens = set(normalize(answer).split())</w:t>
+        <w:t xml:space="preserve">    </w:t>
+      </w:r>
+      <w:proofErr w:type="spellStart"/>
+      <w:r>
+        <w:rPr>
+          <w:rFonts w:ascii="Courier New" w:eastAsia="Courier New" w:hAnsi="Courier New" w:cs="Courier New"/>
+          <w:color w:val="1F3864"/>
+          <w:sz w:val="18"/>
+          <w:szCs w:val="18"/>
+        </w:rPr>
+        <w:t>ans_tokens</w:t>
+      </w:r>
+      <w:proofErr w:type="spellEnd"/>
+      <w:r>
+        <w:rPr>
+          <w:rFonts w:ascii="Courier New" w:eastAsia="Courier New" w:hAnsi="Courier New" w:cs="Courier New"/>
+          <w:color w:val="1F3864"/>
+          <w:sz w:val="18"/>
+          <w:szCs w:val="18"/>
+        </w:rPr>
+        <w:t xml:space="preserve"> = set(normalize(answer).split())</w:t>
       </w:r>
     </w:p>
     <w:p>
@@ -2896,7 +4566,27 @@
           <w:sz w:val="18"/>
           <w:szCs w:val="18"/>
         </w:rPr>
-        <w:t xml:space="preserve">    for chunk in retrieved_chunks:</w:t>
+        <w:t xml:space="preserve">    for chunk in </w:t>
+      </w:r>
+      <w:proofErr w:type="spellStart"/>
+      <w:r>
+        <w:rPr>
+          <w:rFonts w:ascii="Courier New" w:eastAsia="Courier New" w:hAnsi="Courier New" w:cs="Courier New"/>
+          <w:color w:val="1F3864"/>
+          <w:sz w:val="18"/>
+          <w:szCs w:val="18"/>
+        </w:rPr>
+        <w:t>retrieved_chunks</w:t>
+      </w:r>
+      <w:proofErr w:type="spellEnd"/>
+      <w:r>
+        <w:rPr>
+          <w:rFonts w:ascii="Courier New" w:eastAsia="Courier New" w:hAnsi="Courier New" w:cs="Courier New"/>
+          <w:color w:val="1F3864"/>
+          <w:sz w:val="18"/>
+          <w:szCs w:val="18"/>
+        </w:rPr>
+        <w:t>:</w:t>
       </w:r>
     </w:p>
     <w:p>
@@ -2911,7 +4601,27 @@
           <w:sz w:val="18"/>
           <w:szCs w:val="18"/>
         </w:rPr>
-        <w:t xml:space="preserve">        chunk_tokens = set(normalize(chunk).split())</w:t>
+        <w:t xml:space="preserve">        </w:t>
+      </w:r>
+      <w:proofErr w:type="spellStart"/>
+      <w:r>
+        <w:rPr>
+          <w:rFonts w:ascii="Courier New" w:eastAsia="Courier New" w:hAnsi="Courier New" w:cs="Courier New"/>
+          <w:color w:val="1F3864"/>
+          <w:sz w:val="18"/>
+          <w:szCs w:val="18"/>
+        </w:rPr>
+        <w:t>chunk_tokens</w:t>
+      </w:r>
+      <w:proofErr w:type="spellEnd"/>
+      <w:r>
+        <w:rPr>
+          <w:rFonts w:ascii="Courier New" w:eastAsia="Courier New" w:hAnsi="Courier New" w:cs="Courier New"/>
+          <w:color w:val="1F3864"/>
+          <w:sz w:val="18"/>
+          <w:szCs w:val="18"/>
+        </w:rPr>
+        <w:t xml:space="preserve"> = set(normalize(chunk).split())</w:t>
       </w:r>
     </w:p>
     <w:p>
@@ -2926,8 +4636,39 @@
           <w:sz w:val="18"/>
           <w:szCs w:val="18"/>
         </w:rPr>
-        <w:t xml:space="preserve">        overlap = ans_tokens &amp; chunk_tokens</w:t>
-      </w:r>
+        <w:t xml:space="preserve">        overlap = </w:t>
+      </w:r>
+      <w:proofErr w:type="spellStart"/>
+      <w:r>
+        <w:rPr>
+          <w:rFonts w:ascii="Courier New" w:eastAsia="Courier New" w:hAnsi="Courier New" w:cs="Courier New"/>
+          <w:color w:val="1F3864"/>
+          <w:sz w:val="18"/>
+          <w:szCs w:val="18"/>
+        </w:rPr>
+        <w:t>ans_tokens</w:t>
+      </w:r>
+      <w:proofErr w:type="spellEnd"/>
+      <w:r>
+        <w:rPr>
+          <w:rFonts w:ascii="Courier New" w:eastAsia="Courier New" w:hAnsi="Courier New" w:cs="Courier New"/>
+          <w:color w:val="1F3864"/>
+          <w:sz w:val="18"/>
+          <w:szCs w:val="18"/>
+        </w:rPr>
+        <w:t xml:space="preserve"> &amp; </w:t>
+      </w:r>
+      <w:proofErr w:type="spellStart"/>
+      <w:r>
+        <w:rPr>
+          <w:rFonts w:ascii="Courier New" w:eastAsia="Courier New" w:hAnsi="Courier New" w:cs="Courier New"/>
+          <w:color w:val="1F3864"/>
+          <w:sz w:val="18"/>
+          <w:szCs w:val="18"/>
+        </w:rPr>
+        <w:t>chunk_tokens</w:t>
+      </w:r>
+      <w:proofErr w:type="spellEnd"/>
     </w:p>
     <w:p>
       <w:pPr>
@@ -2941,7 +4682,67 @@
           <w:sz w:val="18"/>
           <w:szCs w:val="18"/>
         </w:rPr>
-        <w:t xml:space="preserve">        if len(overlap) / len(ans_tokens) &gt;= 0.8:</w:t>
+        <w:t xml:space="preserve">        if </w:t>
+      </w:r>
+      <w:proofErr w:type="spellStart"/>
+      <w:r>
+        <w:rPr>
+          <w:rFonts w:ascii="Courier New" w:eastAsia="Courier New" w:hAnsi="Courier New" w:cs="Courier New"/>
+          <w:color w:val="1F3864"/>
+          <w:sz w:val="18"/>
+          <w:szCs w:val="18"/>
+        </w:rPr>
+        <w:t>len</w:t>
+      </w:r>
+      <w:proofErr w:type="spellEnd"/>
+      <w:r>
+        <w:rPr>
+          <w:rFonts w:ascii="Courier New" w:eastAsia="Courier New" w:hAnsi="Courier New" w:cs="Courier New"/>
+          <w:color w:val="1F3864"/>
+          <w:sz w:val="18"/>
+          <w:szCs w:val="18"/>
+        </w:rPr>
+        <w:t xml:space="preserve">(overlap) / </w:t>
+      </w:r>
+      <w:proofErr w:type="spellStart"/>
+      <w:r>
+        <w:rPr>
+          <w:rFonts w:ascii="Courier New" w:eastAsia="Courier New" w:hAnsi="Courier New" w:cs="Courier New"/>
+          <w:color w:val="1F3864"/>
+          <w:sz w:val="18"/>
+          <w:szCs w:val="18"/>
+        </w:rPr>
+        <w:t>len</w:t>
+      </w:r>
+      <w:proofErr w:type="spellEnd"/>
+      <w:r>
+        <w:rPr>
+          <w:rFonts w:ascii="Courier New" w:eastAsia="Courier New" w:hAnsi="Courier New" w:cs="Courier New"/>
+          <w:color w:val="1F3864"/>
+          <w:sz w:val="18"/>
+          <w:szCs w:val="18"/>
+        </w:rPr>
+        <w:t>(</w:t>
+      </w:r>
+      <w:proofErr w:type="spellStart"/>
+      <w:r>
+        <w:rPr>
+          <w:rFonts w:ascii="Courier New" w:eastAsia="Courier New" w:hAnsi="Courier New" w:cs="Courier New"/>
+          <w:color w:val="1F3864"/>
+          <w:sz w:val="18"/>
+          <w:szCs w:val="18"/>
+        </w:rPr>
+        <w:t>ans_tokens</w:t>
+      </w:r>
+      <w:proofErr w:type="spellEnd"/>
+      <w:r>
+        <w:rPr>
+          <w:rFonts w:ascii="Courier New" w:eastAsia="Courier New" w:hAnsi="Courier New" w:cs="Courier New"/>
+          <w:color w:val="1F3864"/>
+          <w:sz w:val="18"/>
+          <w:szCs w:val="18"/>
+        </w:rPr>
+        <w:t>) &gt;= 0.8:</w:t>
       </w:r>
     </w:p>
     <w:p>
@@ -2991,7 +4792,15 @@
         <w:t xml:space="preserve">MRR (Mean Reciprocal Rank): </w:t>
       </w:r>
       <w:r>
-        <w:t>Measures the rank of the first correct chunk. MRR=1.0 means the correct chunk was ranked first; MRR=0.5 means it was ranked second. MRR is more informative than Recall@K because it rewards retrievers that rank the correct chunk higher, not just those that include it somewhere in the top K.</w:t>
+        <w:t xml:space="preserve">Measures the rank of the first correct chunk. MRR=1.0 means the correct chunk was ranked first; MRR=0.5 means it was ranked second. MRR is more informative than </w:t>
+      </w:r>
+      <w:proofErr w:type="spellStart"/>
+      <w:r>
+        <w:t>Recall@K</w:t>
+      </w:r>
+      <w:proofErr w:type="spellEnd"/>
+      <w:r>
+        <w:t xml:space="preserve"> because it rewards retrievers that rank the correct chunk higher, not just those that include it somewhere in the top K.</w:t>
       </w:r>
     </w:p>
     <w:p>
@@ -3044,41 +4853,81 @@
         <w:t xml:space="preserve">Limitations of F1: </w:t>
       </w:r>
       <w:r>
-        <w:t>Token F1 has a well-known weakness: it treats all tokens equally, meaning common function words such as “the,” “of,” and “in” contribute to the score the same as content-bearing tokens. A prediction that shares only stopwords with the ground truth will still receive a nonzero F1</w:t>
+        <w:t xml:space="preserve">Token F1 has a well-known weakness: it treats all tokens equally, meaning common function words such as “the,” “of,” and “in” contribute to the score the same as content-bearing tokens. A prediction that shares only </w:t>
+      </w:r>
+      <w:proofErr w:type="spellStart"/>
+      <w:r>
+        <w:t>stopwords</w:t>
+      </w:r>
+      <w:proofErr w:type="spellEnd"/>
+      <w:r>
+        <w:t xml:space="preserve"> with the ground truth will still receive a nonzero F1</w:t>
+      </w:r>
+      <w:r>
+        <w:t xml:space="preserve"> —</w:t>
       </w:r>
       <w:r>
         <w:t xml:space="preserve"> </w:t>
       </w:r>
       <w:r>
+        <w:t>though typically very small</w:t>
+      </w:r>
+      <w:r>
+        <w:t xml:space="preserve"> </w:t>
+      </w:r>
+      <w:r>
         <w:t>—</w:t>
       </w:r>
       <w:r>
         <w:t xml:space="preserve"> </w:t>
       </w:r>
       <w:r>
-        <w:t>though typically very small</w:t>
-      </w:r>
-      <w:r>
-        <w:t xml:space="preserve"> </w:t>
-      </w:r>
-      <w:r>
-        <w:t>—</w:t>
-      </w:r>
-      <w:r>
-        <w:t xml:space="preserve"> </w:t>
-      </w:r>
-      <w:r>
         <w:t xml:space="preserve">potentially </w:t>
       </w:r>
       <w:r>
         <w:t>inflating</w:t>
       </w:r>
       <w:r>
-        <w:t xml:space="preserve"> poor answers. This makes F1 a noisy signal when comparing conditions with low overall performance, as is the case in most of our cross-domain scenarios. A semantically-aware metric such as BERTScore would be more robust: rather than counting exact token matches, BERTScore computes cosine similarity between contextual embedding vectors produced by a pretrained language model, capturing meaning-level overlap even when surface wording differs. For example, a prediction of “Sinclair </w:t>
+        <w:t xml:space="preserve"> poor answers. This makes F1 a noisy signal when comparing conditions with low overall performance, as is the case in most of our cross-domain scenarios. A semantically-aware metric such as </w:t>
+      </w:r>
+      <w:proofErr w:type="spellStart"/>
+      <w:r>
+        <w:t>BERTScore</w:t>
+      </w:r>
+      <w:proofErr w:type="spellEnd"/>
+      <w:r>
+        <w:t xml:space="preserve"> would be more robust: rather than counting exact token matches, </w:t>
+      </w:r>
+      <w:proofErr w:type="spellStart"/>
+      <w:r>
+        <w:t>BERTScore</w:t>
+      </w:r>
+      <w:proofErr w:type="spellEnd"/>
+      <w:r>
+        <w:t xml:space="preserve"> computes cosine similarity </w:t>
       </w:r>
       <w:r>
         <w:lastRenderedPageBreak/>
-        <w:t>Lewis” and a ground truth of “Lewis Sinclair” would score near-zero under token F1 due to word order, but high under BERTScore because the semantic representations are nearly identical. Adopting BERTScore as a complementary evaluation metric is a concrete point of improvement for future iterations of this project.</w:t>
+        <w:t xml:space="preserve">between contextual embedding vectors produced by a pretrained language model, capturing meaning-level overlap even when surface wording differs. </w:t>
+      </w:r>
+      <w:r>
+        <w:t xml:space="preserve">For example, a prediction of “the author Sinclair Lewis” and a ground truth of “Sinclair Lewis” would receive only partial credit under token F1 but score highly under </w:t>
+      </w:r>
+      <w:proofErr w:type="spellStart"/>
+      <w:r>
+        <w:t>BERTScore</w:t>
+      </w:r>
+      <w:proofErr w:type="spellEnd"/>
+      <w:r>
+        <w:t xml:space="preserve"> due to strong semantic similarity. Adopting </w:t>
+      </w:r>
+      <w:proofErr w:type="spellStart"/>
+      <w:r>
+        <w:t>BERTScore</w:t>
+      </w:r>
+      <w:proofErr w:type="spellEnd"/>
+      <w:r>
+        <w:t xml:space="preserve"> as a complementary evaluation metric is a concrete point of improvement for future iterations of this project.</w:t>
       </w:r>
     </w:p>
     <w:p>
@@ -3093,7 +4942,23 @@
         <w:t xml:space="preserve">Why these metrics: </w:t>
       </w:r>
       <w:r>
-        <w:t>EM and F1 are the standard SQuAD benchmark metrics, making our results directly comparable to prior work. They are appropriate for short extractive answers. For longer generated answers, BERTScore would be more appropriate but was excluded to keep the evaluation framework computationally tractable.</w:t>
+        <w:t xml:space="preserve">EM and F1 are the standard </w:t>
+      </w:r>
+      <w:proofErr w:type="spellStart"/>
+      <w:r>
+        <w:t>SQuAD</w:t>
+      </w:r>
+      <w:proofErr w:type="spellEnd"/>
+      <w:r>
+        <w:t xml:space="preserve"> benchmark metrics, making our results directly comparable to prior work. They are appropriate for short extractive answers. For longer generated answers, </w:t>
+      </w:r>
+      <w:proofErr w:type="spellStart"/>
+      <w:r>
+        <w:t>BERTScore</w:t>
+      </w:r>
+      <w:proofErr w:type="spellEnd"/>
+      <w:r>
+        <w:t xml:space="preserve"> would be more appropriate but was excluded to keep the evaluation framework computationally tractable.</w:t>
       </w:r>
     </w:p>
     <w:p>
@@ -3122,7 +4987,15 @@
         <w:spacing w:after="80"/>
       </w:pPr>
       <w:r>
-        <w:t>Retrieval Failure: Recall@K = 0 (correct chunk not retrieved)</w:t>
+        <w:t xml:space="preserve">Retrieval Failure: </w:t>
+      </w:r>
+      <w:proofErr w:type="spellStart"/>
+      <w:r>
+        <w:t>Recall@K</w:t>
+      </w:r>
+      <w:proofErr w:type="spellEnd"/>
+      <w:r>
+        <w:t xml:space="preserve"> = 0 (correct chunk not retrieved)</w:t>
       </w:r>
     </w:p>
     <w:p>
@@ -3135,7 +5008,15 @@
         <w:spacing w:after="80"/>
       </w:pPr>
       <w:r>
-        <w:t>Generation Failure: Recall@K = 1 but F1 &lt; 0.3 (chunk retrieved but answer wrong)</w:t>
+        <w:t xml:space="preserve">Generation Failure: </w:t>
+      </w:r>
+      <w:proofErr w:type="spellStart"/>
+      <w:r>
+        <w:t>Recall@K</w:t>
+      </w:r>
+      <w:proofErr w:type="spellEnd"/>
+      <w:r>
+        <w:t xml:space="preserve"> = 1 but F1 &lt; 0.3 (chunk retrieved but answer wrong)</w:t>
       </w:r>
     </w:p>
     <w:p>
@@ -3148,7 +5029,15 @@
         <w:spacing w:after="80"/>
       </w:pPr>
       <w:r>
-        <w:t>Success: Recall@K = 1 and F1 ≥ 0.3</w:t>
+        <w:t xml:space="preserve">Success: </w:t>
+      </w:r>
+      <w:proofErr w:type="spellStart"/>
+      <w:r>
+        <w:t>Recall@K</w:t>
+      </w:r>
+      <w:proofErr w:type="spellEnd"/>
+      <w:r>
+        <w:t xml:space="preserve"> = 1 and F1 ≥ 0.3</w:t>
       </w:r>
     </w:p>
     <w:p>
@@ -3425,7 +5314,23 @@
                 <w:sz w:val="20"/>
                 <w:szCs w:val="20"/>
               </w:rPr>
-              <w:t>A: SQuAD→SQuAD (in-domain)</w:t>
+              <w:t xml:space="preserve">A: </w:t>
+            </w:r>
+            <w:proofErr w:type="spellStart"/>
+            <w:r>
+              <w:rPr>
+                <w:sz w:val="20"/>
+                <w:szCs w:val="20"/>
+              </w:rPr>
+              <w:t>SQuAD→SQuAD</w:t>
+            </w:r>
+            <w:proofErr w:type="spellEnd"/>
+            <w:r>
+              <w:rPr>
+                <w:sz w:val="20"/>
+                <w:szCs w:val="20"/>
+              </w:rPr>
+              <w:t xml:space="preserve"> (in-domain)</w:t>
             </w:r>
           </w:p>
         </w:tc>
@@ -3753,7 +5658,23 @@
                 <w:sz w:val="20"/>
                 <w:szCs w:val="20"/>
               </w:rPr>
-              <w:t>C: Trivia→Trivia (in-domain)</w:t>
+              <w:t xml:space="preserve">C: </w:t>
+            </w:r>
+            <w:proofErr w:type="spellStart"/>
+            <w:r>
+              <w:rPr>
+                <w:sz w:val="20"/>
+                <w:szCs w:val="20"/>
+              </w:rPr>
+              <w:t>Trivia→Trivia</w:t>
+            </w:r>
+            <w:proofErr w:type="spellEnd"/>
+            <w:r>
+              <w:rPr>
+                <w:sz w:val="20"/>
+                <w:szCs w:val="20"/>
+              </w:rPr>
+              <w:t xml:space="preserve"> (in-domain)</w:t>
             </w:r>
           </w:p>
         </w:tc>
@@ -3917,7 +5838,23 @@
                 <w:sz w:val="20"/>
                 <w:szCs w:val="20"/>
               </w:rPr>
-              <w:t>D: SQuAD→NQ (cross-domain)</w:t>
+              <w:t xml:space="preserve">D: </w:t>
+            </w:r>
+            <w:proofErr w:type="spellStart"/>
+            <w:r>
+              <w:rPr>
+                <w:sz w:val="20"/>
+                <w:szCs w:val="20"/>
+              </w:rPr>
+              <w:t>SQuAD→NQ</w:t>
+            </w:r>
+            <w:proofErr w:type="spellEnd"/>
+            <w:r>
+              <w:rPr>
+                <w:sz w:val="20"/>
+                <w:szCs w:val="20"/>
+              </w:rPr>
+              <w:t xml:space="preserve"> (cross-domain)</w:t>
             </w:r>
           </w:p>
         </w:tc>
@@ -4081,7 +6018,23 @@
                 <w:sz w:val="20"/>
                 <w:szCs w:val="20"/>
               </w:rPr>
-              <w:t>E: SQuAD→Trivia (cross-domain)</w:t>
+              <w:t xml:space="preserve">E: </w:t>
+            </w:r>
+            <w:proofErr w:type="spellStart"/>
+            <w:r>
+              <w:rPr>
+                <w:sz w:val="20"/>
+                <w:szCs w:val="20"/>
+              </w:rPr>
+              <w:t>SQuAD→Trivia</w:t>
+            </w:r>
+            <w:proofErr w:type="spellEnd"/>
+            <w:r>
+              <w:rPr>
+                <w:sz w:val="20"/>
+                <w:szCs w:val="20"/>
+              </w:rPr>
+              <w:t xml:space="preserve"> (cross-domain)</w:t>
             </w:r>
           </w:p>
         </w:tc>
@@ -4252,7 +6205,23 @@
                 <w:sz w:val="20"/>
                 <w:szCs w:val="20"/>
               </w:rPr>
-              <w:t>F: Trivia→SQuAD (cross-domain)</w:t>
+              <w:t xml:space="preserve">F: </w:t>
+            </w:r>
+            <w:proofErr w:type="spellStart"/>
+            <w:r>
+              <w:rPr>
+                <w:sz w:val="20"/>
+                <w:szCs w:val="20"/>
+              </w:rPr>
+              <w:t>Trivia→SQuAD</w:t>
+            </w:r>
+            <w:proofErr w:type="spellEnd"/>
+            <w:r>
+              <w:rPr>
+                <w:sz w:val="20"/>
+                <w:szCs w:val="20"/>
+              </w:rPr>
+              <w:t xml:space="preserve"> (cross-domain)</w:t>
             </w:r>
           </w:p>
         </w:tc>
@@ -4403,15 +6372,59 @@
         <w:spacing w:after="120"/>
       </w:pPr>
       <w:r>
-        <w:t>Dense retrieval outperforms BM25 on all in-domain scenarios (A and C), confirming that semantic understanding provides a meaningful advantage when queries and corpus share the same domain. In Scenario A (SQuAD), dense retrieval achieves 0.925 Recall@5 versus BM25's 0.750 — a substantial gap attributable to the passage-specific nature of SQuAD questions, which require understanding the relationship between question phrasing and passage content rather than simple keyword overlap.</w:t>
-      </w:r>
-    </w:p>
-    <w:p>
-      <w:pPr>
-        <w:spacing w:after="120"/>
-      </w:pPr>
-      <w:r>
-        <w:t>Under cross-domain conditions, neither retriever performs well. Recall@5 drops to 0.005–0.070 across all cross-domain scenarios. Notably, BM25 slightly outperforms dense retrieval on Scenarios D and E. This reversal is explained by the nature of SQuAD questions: they contain distinctive proper nouns (Notre Dame, Virgin Mary, Grotto) that keyword-match accidentally against NQ and TriviaQA chunks mentioning the same entities in unrelated contexts. Dense retrieval, which encodes the semantic meaning of the question (e.g., 'architectural feature of a building'), fails to match trivia-style chunks about entertainment or history. BM25's keyword advantage in Scenarios D and E should not be interpreted as genuine retrieval quality — the matched chunks do not contain the correct answers.</w:t>
+        <w:t>Dense retrieval outperforms BM25 on in-domain scenarios A and C</w:t>
+      </w:r>
+      <w:r>
+        <w:t xml:space="preserve">, while performing approximately equally to BM25 for scenario B. This demonstrates that </w:t>
+      </w:r>
+      <w:r>
+        <w:t xml:space="preserve">semantic understanding </w:t>
+      </w:r>
+      <w:r>
+        <w:t xml:space="preserve">may </w:t>
+      </w:r>
+      <w:r>
+        <w:t>provide a meaningful advantage when queries and corpus share the same domain. In Scenario A (</w:t>
+      </w:r>
+      <w:proofErr w:type="spellStart"/>
+      <w:r>
+        <w:t>SQuAD</w:t>
+      </w:r>
+      <w:proofErr w:type="spellEnd"/>
+      <w:r>
+        <w:t xml:space="preserve">), dense retrieval achieves 0.925 Recall@5 versus BM25's 0.750 — a substantial gap attributable to the passage-specific nature of </w:t>
+      </w:r>
+      <w:proofErr w:type="spellStart"/>
+      <w:r>
+        <w:t>SQuAD</w:t>
+      </w:r>
+      <w:proofErr w:type="spellEnd"/>
+      <w:r>
+        <w:t xml:space="preserve"> questions, which require understanding the relationship between question phrasing and passage content rather than simple keyword overlap.</w:t>
+      </w:r>
+    </w:p>
+    <w:p>
+      <w:pPr>
+        <w:spacing w:after="120"/>
+      </w:pPr>
+      <w:r>
+        <w:t xml:space="preserve">Under cross-domain conditions, neither retriever performs well. Recall@5 drops to 0.005–0.070 across all cross-domain scenarios. Notably, BM25 slightly outperforms dense retrieval on Scenarios D and E. This reversal is explained by the nature of </w:t>
+      </w:r>
+      <w:proofErr w:type="spellStart"/>
+      <w:r>
+        <w:t>SQuAD</w:t>
+      </w:r>
+      <w:proofErr w:type="spellEnd"/>
+      <w:r>
+        <w:t xml:space="preserve"> questions: they contain distinctive proper nouns (Notre Dame, Virgin Mary, Grotto) that keyword-match accidentally against NQ and </w:t>
+      </w:r>
+      <w:proofErr w:type="spellStart"/>
+      <w:r>
+        <w:t>TriviaQA</w:t>
+      </w:r>
+      <w:proofErr w:type="spellEnd"/>
+      <w:r>
+        <w:t xml:space="preserve"> chunks mentioning the same entities in unrelated contexts. Dense retrieval, which encodes the semantic meaning of the question (e.g., 'architectural feature of a building'), fails to match trivia-style chunks about entertainment or history. BM25's keyword advantage in Scenarios D and E should not be interpreted as genuine retrieval quality — the matched chunks do not contain the correct answers.</w:t>
       </w:r>
     </w:p>
     <w:p>
@@ -4572,6 +6585,7 @@
             </w:tcMar>
           </w:tcPr>
           <w:p>
+            <w:proofErr w:type="spellStart"/>
             <w:r>
               <w:rPr>
                 <w:sz w:val="20"/>
@@ -4579,6 +6593,7 @@
               </w:rPr>
               <w:t>SQuAD</w:t>
             </w:r>
+            <w:proofErr w:type="spellEnd"/>
           </w:p>
         </w:tc>
         <w:tc>
@@ -4738,6 +6753,7 @@
             </w:tcMar>
           </w:tcPr>
           <w:p>
+            <w:proofErr w:type="spellStart"/>
             <w:r>
               <w:rPr>
                 <w:sz w:val="20"/>
@@ -4745,6 +6761,7 @@
               </w:rPr>
               <w:t>TriviaQA</w:t>
             </w:r>
+            <w:proofErr w:type="spellEnd"/>
           </w:p>
         </w:tc>
         <w:tc>
@@ -4813,7 +6830,31 @@
         <w:spacing w:after="120"/>
       </w:pPr>
       <w:r>
-        <w:t>The LLM-only baseline establishes what Qwen 2.5-0.5B knows without retrieval. SQuAD F1 (0.028) is low because SQuAD questions are passage-specific — they reference a particular document the model has not seen. NQ and TriviaQA F1 (both 0.040) are similarly low, reflecting the limited parametric knowledge of this small 0.5B parameter model.</w:t>
+        <w:t xml:space="preserve">The LLM-only baseline establishes what Qwen 2.5-0.5B knows without retrieval. </w:t>
+      </w:r>
+      <w:proofErr w:type="spellStart"/>
+      <w:r>
+        <w:t>SQuAD</w:t>
+      </w:r>
+      <w:proofErr w:type="spellEnd"/>
+      <w:r>
+        <w:t xml:space="preserve"> F1 (0.028) is low because </w:t>
+      </w:r>
+      <w:proofErr w:type="spellStart"/>
+      <w:r>
+        <w:t>SQuAD</w:t>
+      </w:r>
+      <w:proofErr w:type="spellEnd"/>
+      <w:r>
+        <w:t xml:space="preserve"> questions are passage-specific — they reference a particular document the model has not seen. NQ and </w:t>
+      </w:r>
+      <w:proofErr w:type="spellStart"/>
+      <w:r>
+        <w:t>TriviaQA</w:t>
+      </w:r>
+      <w:proofErr w:type="spellEnd"/>
+      <w:r>
+        <w:t xml:space="preserve"> F1 (both 0.040) are similarly low, reflecting the limited parametric knowledge of this small 0.5B parameter model.</w:t>
       </w:r>
     </w:p>
     <w:p>
@@ -5071,8 +7112,17 @@
                 <w:sz w:val="20"/>
                 <w:szCs w:val="20"/>
               </w:rPr>
-              <w:t>A: SQuAD→SQuAD</w:t>
-            </w:r>
+              <w:t xml:space="preserve">A: </w:t>
+            </w:r>
+            <w:proofErr w:type="spellStart"/>
+            <w:r>
+              <w:rPr>
+                <w:sz w:val="20"/>
+                <w:szCs w:val="20"/>
+              </w:rPr>
+              <w:t>SQuAD→SQuAD</w:t>
+            </w:r>
+            <w:proofErr w:type="spellEnd"/>
           </w:p>
         </w:tc>
         <w:tc>
@@ -5399,8 +7449,17 @@
                 <w:sz w:val="20"/>
                 <w:szCs w:val="20"/>
               </w:rPr>
-              <w:t>C: Trivia→Trivia</w:t>
-            </w:r>
+              <w:t xml:space="preserve">C: </w:t>
+            </w:r>
+            <w:proofErr w:type="spellStart"/>
+            <w:r>
+              <w:rPr>
+                <w:sz w:val="20"/>
+                <w:szCs w:val="20"/>
+              </w:rPr>
+              <w:t>Trivia→Trivia</w:t>
+            </w:r>
+            <w:proofErr w:type="spellEnd"/>
           </w:p>
         </w:tc>
         <w:tc>
@@ -5563,8 +7622,17 @@
                 <w:sz w:val="20"/>
                 <w:szCs w:val="20"/>
               </w:rPr>
-              <w:t>D: SQuAD→NQ</w:t>
-            </w:r>
+              <w:t xml:space="preserve">D: </w:t>
+            </w:r>
+            <w:proofErr w:type="spellStart"/>
+            <w:r>
+              <w:rPr>
+                <w:sz w:val="20"/>
+                <w:szCs w:val="20"/>
+              </w:rPr>
+              <w:t>SQuAD→NQ</w:t>
+            </w:r>
+            <w:proofErr w:type="spellEnd"/>
           </w:p>
         </w:tc>
         <w:tc>
@@ -5727,8 +7795,17 @@
                 <w:sz w:val="20"/>
                 <w:szCs w:val="20"/>
               </w:rPr>
-              <w:t>E: SQuAD→Trivia</w:t>
-            </w:r>
+              <w:t xml:space="preserve">E: </w:t>
+            </w:r>
+            <w:proofErr w:type="spellStart"/>
+            <w:r>
+              <w:rPr>
+                <w:sz w:val="20"/>
+                <w:szCs w:val="20"/>
+              </w:rPr>
+              <w:t>SQuAD→Trivia</w:t>
+            </w:r>
+            <w:proofErr w:type="spellEnd"/>
           </w:p>
         </w:tc>
         <w:tc>
@@ -5891,8 +7968,17 @@
                 <w:sz w:val="20"/>
                 <w:szCs w:val="20"/>
               </w:rPr>
-              <w:t>F: Trivia→SQuAD</w:t>
-            </w:r>
+              <w:t xml:space="preserve">F: </w:t>
+            </w:r>
+            <w:proofErr w:type="spellStart"/>
+            <w:r>
+              <w:rPr>
+                <w:sz w:val="20"/>
+                <w:szCs w:val="20"/>
+              </w:rPr>
+              <w:t>Trivia→SQuAD</w:t>
+            </w:r>
+            <w:proofErr w:type="spellEnd"/>
           </w:p>
         </w:tc>
         <w:tc>
@@ -6050,15 +8136,47 @@
         <w:spacing w:after="120"/>
       </w:pPr>
       <w:r>
-        <w:t>In Scenario F (TriviaQA queries against SQuAD corpus), dense RAG F1 (0.032) falls slightly below LLM-only F1 of 0.040 — a small but meaningful degradation. This is not simply because retrieval fails to find the answer; it is because retrieved SQuAD chunks actively confuse the generator into producing answers grounded in the wrong domain context.</w:t>
-      </w:r>
-    </w:p>
-    <w:p>
-      <w:pPr>
-        <w:spacing w:after="120"/>
-      </w:pPr>
-      <w:r>
-        <w:t>Scenario C (TriviaQA in-domain) shows improvement with both BM25-RAG (0.066 vs. 0.040) and Dense-RAG (0.060 vs. 0.040). However, the 67.5% retrieval failure rate even for dense retrieval means the generator frequently receives irrelevant chunks even when querying its own corpus.</w:t>
+        <w:t>In Scenario F (</w:t>
+      </w:r>
+      <w:proofErr w:type="spellStart"/>
+      <w:r>
+        <w:t>TriviaQA</w:t>
+      </w:r>
+      <w:proofErr w:type="spellEnd"/>
+      <w:r>
+        <w:t xml:space="preserve"> queries against </w:t>
+      </w:r>
+      <w:proofErr w:type="spellStart"/>
+      <w:r>
+        <w:t>SQuAD</w:t>
+      </w:r>
+      <w:proofErr w:type="spellEnd"/>
+      <w:r>
+        <w:t xml:space="preserve"> corpus), dense RAG F1 (0.032) falls slightly below LLM-only F1 of 0.040 — a small but meaningful degradation. This is not simply because retrieval fails to find the answer; it is because retrieved </w:t>
+      </w:r>
+      <w:proofErr w:type="spellStart"/>
+      <w:r>
+        <w:t>SQuAD</w:t>
+      </w:r>
+      <w:proofErr w:type="spellEnd"/>
+      <w:r>
+        <w:t xml:space="preserve"> chunks actively confuse the generator into producing answers grounded in the wrong domain context.</w:t>
+      </w:r>
+    </w:p>
+    <w:p>
+      <w:pPr>
+        <w:spacing w:after="120"/>
+      </w:pPr>
+      <w:r>
+        <w:t>Scenario C (</w:t>
+      </w:r>
+      <w:proofErr w:type="spellStart"/>
+      <w:r>
+        <w:t>TriviaQA</w:t>
+      </w:r>
+      <w:proofErr w:type="spellEnd"/>
+      <w:r>
+        <w:t xml:space="preserve"> in-domain) shows improvement with both BM25-RAG (0.066 vs. 0.040) and Dense-RAG (0.060 vs. 0.040). However, the 67.5% retrieval failure rate even for dense retrieval means the generator frequently receives irrelevant chunks even when querying its own corpus.</w:t>
       </w:r>
     </w:p>
     <w:p>
@@ -6247,7 +8365,23 @@
                 <w:sz w:val="20"/>
                 <w:szCs w:val="20"/>
               </w:rPr>
-              <w:t>A: SQuAD→SQuAD (in-domain)</w:t>
+              <w:t xml:space="preserve">A: </w:t>
+            </w:r>
+            <w:proofErr w:type="spellStart"/>
+            <w:r>
+              <w:rPr>
+                <w:sz w:val="20"/>
+                <w:szCs w:val="20"/>
+              </w:rPr>
+              <w:t>SQuAD→SQuAD</w:t>
+            </w:r>
+            <w:proofErr w:type="spellEnd"/>
+            <w:r>
+              <w:rPr>
+                <w:sz w:val="20"/>
+                <w:szCs w:val="20"/>
+              </w:rPr>
+              <w:t xml:space="preserve"> (in-domain)</w:t>
             </w:r>
           </w:p>
         </w:tc>
@@ -6467,7 +8601,23 @@
                 <w:sz w:val="20"/>
                 <w:szCs w:val="20"/>
               </w:rPr>
-              <w:t>C: Trivia→Trivia (in-domain)</w:t>
+              <w:t xml:space="preserve">C: </w:t>
+            </w:r>
+            <w:proofErr w:type="spellStart"/>
+            <w:r>
+              <w:rPr>
+                <w:sz w:val="20"/>
+                <w:szCs w:val="20"/>
+              </w:rPr>
+              <w:t>Trivia→Trivia</w:t>
+            </w:r>
+            <w:proofErr w:type="spellEnd"/>
+            <w:r>
+              <w:rPr>
+                <w:sz w:val="20"/>
+                <w:szCs w:val="20"/>
+              </w:rPr>
+              <w:t xml:space="preserve"> (in-domain)</w:t>
             </w:r>
           </w:p>
         </w:tc>
@@ -6577,7 +8727,23 @@
                 <w:sz w:val="20"/>
                 <w:szCs w:val="20"/>
               </w:rPr>
-              <w:t>E: SQuAD→Trivia (cross-domain)</w:t>
+              <w:t xml:space="preserve">E: </w:t>
+            </w:r>
+            <w:proofErr w:type="spellStart"/>
+            <w:r>
+              <w:rPr>
+                <w:sz w:val="20"/>
+                <w:szCs w:val="20"/>
+              </w:rPr>
+              <w:t>SQuAD→Trivia</w:t>
+            </w:r>
+            <w:proofErr w:type="spellEnd"/>
+            <w:r>
+              <w:rPr>
+                <w:sz w:val="20"/>
+                <w:szCs w:val="20"/>
+              </w:rPr>
+              <w:t xml:space="preserve"> (cross-domain)</w:t>
             </w:r>
           </w:p>
         </w:tc>
@@ -6687,7 +8853,23 @@
                 <w:sz w:val="20"/>
                 <w:szCs w:val="20"/>
               </w:rPr>
-              <w:t>F: Trivia→SQuAD (cross-domain)</w:t>
+              <w:t xml:space="preserve">F: </w:t>
+            </w:r>
+            <w:proofErr w:type="spellStart"/>
+            <w:r>
+              <w:rPr>
+                <w:sz w:val="20"/>
+                <w:szCs w:val="20"/>
+              </w:rPr>
+              <w:t>Trivia→SQuAD</w:t>
+            </w:r>
+            <w:proofErr w:type="spellEnd"/>
+            <w:r>
+              <w:rPr>
+                <w:sz w:val="20"/>
+                <w:szCs w:val="20"/>
+              </w:rPr>
+              <w:t xml:space="preserve"> (cross-domain)</w:t>
             </w:r>
           </w:p>
         </w:tc>
@@ -6786,6 +8968,12 @@
       <w:r>
         <w:t>The failure analysis reveals a clear pattern: retrieval failure is the dominant failure mode in cross-domain settings (93–95%), while generation failure is more prominent in in-domain settings. In Scenario A, success is only 6.5% — retrieval recall is high (92.5%) but generation failure dominates at 86.0%, reflecting the 0.5B model’s difficulty extracting precise short answers.</w:t>
       </w:r>
+      <w:r>
+        <w:t xml:space="preserve"> </w:t>
+      </w:r>
+      <w:r>
+        <w:t>Success rates are low in part due to our conservative definition of success (F1 ≥ 0.3). Many predictions contain partially correct answers but include additional tokens or verbosity that reduce F1 below this threshold, causing them to be classified as generation failures.</w:t>
+      </w:r>
     </w:p>
     <w:p>
       <w:pPr>
@@ -6793,6 +8981,33 @@
       </w:pPr>
       <w:r>
         <w:t>The generation failure rate in Scenario A (86%) indicates that even when the correct chunk is retrieved, the model rarely extracts the right answer. This occurs in two patterns: (1) the model generates a longer, more verbose answer that has low token overlap with the short ground truth, and (2) the model confidently produces a wrong answer rather than extracting from the context.</w:t>
+      </w:r>
+      <w:r>
+        <w:t xml:space="preserve"> </w:t>
+      </w:r>
+      <w:r>
+        <w:t xml:space="preserve">Scenario D exhibits near-total retrieval failure (99.5%), with negligible generation failures and no successful cases, </w:t>
+      </w:r>
+      <w:r>
+        <w:t xml:space="preserve">so it was excluded from the table. The </w:t>
+      </w:r>
+      <w:r>
+        <w:t>near-total retrieval failure</w:t>
+      </w:r>
+      <w:r>
+        <w:t xml:space="preserve"> </w:t>
+      </w:r>
+      <w:r>
+        <w:t xml:space="preserve">of Scenario D </w:t>
+      </w:r>
+      <w:r>
+        <w:t>reinforc</w:t>
+      </w:r>
+      <w:r>
+        <w:t xml:space="preserve">es </w:t>
+      </w:r>
+      <w:r>
+        <w:t>the conclusion that cross-domain retrieval failure is the dominant failure mode.</w:t>
       </w:r>
     </w:p>
     <w:p>
@@ -6835,7 +9050,15 @@
         <w:spacing w:after="120"/>
       </w:pPr>
       <w:r>
-        <w:t>The clearest success cases are SQuAD in-domain, where both retrievers reliably find the correct passage and the generator extracts a precise answer.</w:t>
+        <w:t xml:space="preserve">The clearest success cases are </w:t>
+      </w:r>
+      <w:proofErr w:type="spellStart"/>
+      <w:r>
+        <w:t>SQuAD</w:t>
+      </w:r>
+      <w:proofErr w:type="spellEnd"/>
+      <w:r>
+        <w:t xml:space="preserve"> in-domain, where both retrievers reliably find the correct passage and the generator extracts a precise answer.</w:t>
       </w:r>
     </w:p>
     <w:p>
@@ -7031,8 +9254,16 @@
             </w:tcMar>
           </w:tcPr>
           <w:p>
-            <w:r>
-              <w:rPr>
+            <w:pPr>
+              <w:rPr>
+                <w:b/>
+                <w:bCs/>
+              </w:rPr>
+            </w:pPr>
+            <w:r>
+              <w:rPr>
+                <w:b/>
+                <w:bCs/>
                 <w:sz w:val="20"/>
                 <w:szCs w:val="20"/>
               </w:rPr>
@@ -7094,6 +9325,34 @@
               </w:rPr>
               <w:t>Architecturally, the school has a Catholic character. Atop the Main Building's gold dome is a golden statue of the Virgin Mary. Immediately in front of the Main Building...</w:t>
             </w:r>
+            <w:r>
+              <w:rPr>
+                <w:sz w:val="20"/>
+                <w:szCs w:val="20"/>
+              </w:rPr>
+              <w:t xml:space="preserve"> </w:t>
+            </w:r>
+            <w:r>
+              <w:rPr>
+                <w:sz w:val="20"/>
+                <w:szCs w:val="20"/>
+              </w:rPr>
+              <w:t>(</w:t>
+            </w:r>
+            <w:r>
+              <w:rPr>
+                <w:sz w:val="20"/>
+                <w:szCs w:val="20"/>
+              </w:rPr>
+              <w:t>answer appears later in chunk</w:t>
+            </w:r>
+            <w:r>
+              <w:rPr>
+                <w:sz w:val="20"/>
+                <w:szCs w:val="20"/>
+              </w:rPr>
+              <w:t>)</w:t>
+            </w:r>
           </w:p>
         </w:tc>
       </w:tr>
@@ -7204,7 +9463,23 @@
                 <w:sz w:val="20"/>
                 <w:szCs w:val="20"/>
               </w:rPr>
-              <w:t>The Virgin Mary allegedly appeared to Saint Bernadette Soubirous in 1858 in Lourdes, France. This event is described in detail in the text provided. (F1=0.222, EM=0)</w:t>
+              <w:t xml:space="preserve">The Virgin Mary allegedly appeared to </w:t>
+            </w:r>
+            <w:r>
+              <w:rPr>
+                <w:b/>
+                <w:bCs/>
+                <w:sz w:val="20"/>
+                <w:szCs w:val="20"/>
+              </w:rPr>
+              <w:t>Saint Bernadette Soubirous</w:t>
+            </w:r>
+            <w:r>
+              <w:rPr>
+                <w:sz w:val="20"/>
+                <w:szCs w:val="20"/>
+              </w:rPr>
+              <w:t xml:space="preserve"> in 1858 in Lourdes, France. This event is described in detail in the text provided. (F1=0.222, EM=0)</w:t>
             </w:r>
           </w:p>
         </w:tc>
@@ -7260,7 +9535,23 @@
                 <w:sz w:val="20"/>
                 <w:szCs w:val="20"/>
               </w:rPr>
-              <w:t>The Virgin Mary allegedly appeared to Saint Bernadette Soubirous in 1858 in Lourdes, France. (F1=0.353, EM=0)</w:t>
+              <w:t xml:space="preserve">The Virgin Mary allegedly appeared to </w:t>
+            </w:r>
+            <w:r>
+              <w:rPr>
+                <w:b/>
+                <w:bCs/>
+                <w:sz w:val="20"/>
+                <w:szCs w:val="20"/>
+              </w:rPr>
+              <w:t>Saint Bernadette Soubirous</w:t>
+            </w:r>
+            <w:r>
+              <w:rPr>
+                <w:sz w:val="20"/>
+                <w:szCs w:val="20"/>
+              </w:rPr>
+              <w:t xml:space="preserve"> in 1858 in Lourdes, France. (F1=0.353, EM=0)</w:t>
             </w:r>
           </w:p>
         </w:tc>
@@ -7277,6 +9568,20 @@
       </w:pPr>
       <w:r>
         <w:t>This example illustrates the core value proposition of RAG: the LLM-only answer fails entirely (F1=0.000). With the correct passage retrieved, both retrievers produce the correct name, though verbose phrasing prevents exact match (EM=0). Retrieval substantially improves generation even if not perfectly extractive.</w:t>
+      </w:r>
+    </w:p>
+    <w:p>
+      <w:pPr>
+        <w:pStyle w:val="Heading2"/>
+      </w:pPr>
+      <w:r>
+        <w:t>5.2 Generation Failure Despite Correct Retrieval (</w:t>
+      </w:r>
+      <w:r>
+        <w:t xml:space="preserve">In-Domain, </w:t>
+      </w:r>
+      <w:r>
+        <w:t>Scenario A)</w:t>
       </w:r>
     </w:p>
     <w:p>
@@ -7421,7 +9726,7 @@
                 <w:sz w:val="20"/>
                 <w:szCs w:val="20"/>
               </w:rPr>
-              <w:t>What is in front of the Notre Dame Main Building?</w:t>
+              <w:t>The Basilica of the Sacred Heart at Notre Dame is beside to which structure?</w:t>
             </w:r>
           </w:p>
         </w:tc>
@@ -7472,12 +9777,20 @@
             </w:tcMar>
           </w:tcPr>
           <w:p>
-            <w:r>
-              <w:rPr>
-                <w:sz w:val="20"/>
-                <w:szCs w:val="20"/>
-              </w:rPr>
-              <w:t>a copper statue of Christ</w:t>
+            <w:pPr>
+              <w:rPr>
+                <w:b/>
+                <w:bCs/>
+              </w:rPr>
+            </w:pPr>
+            <w:r>
+              <w:rPr>
+                <w:b/>
+                <w:bCs/>
+                <w:sz w:val="20"/>
+                <w:szCs w:val="20"/>
+              </w:rPr>
+              <w:t>the Main Building</w:t>
             </w:r>
           </w:p>
         </w:tc>
@@ -7506,7 +9819,7 @@
                 <w:sz w:val="20"/>
                 <w:szCs w:val="20"/>
               </w:rPr>
-              <w:t>Retrieved Chunk (Dense)</w:t>
+              <w:t>Retrieved Chunk (BM25)</w:t>
             </w:r>
           </w:p>
         </w:tc>
@@ -7533,7 +9846,28 @@
                 <w:sz w:val="20"/>
                 <w:szCs w:val="20"/>
               </w:rPr>
-              <w:t>The University of Notre Dame du Lac is a Catholic research university...</w:t>
+              <w:t xml:space="preserve">Because of its Catholic identity, a number of religious buildings stand on campus... </w:t>
+            </w:r>
+            <w:r>
+              <w:rPr>
+                <w:sz w:val="20"/>
+                <w:szCs w:val="20"/>
+              </w:rPr>
+              <w:t>(</w:t>
+            </w:r>
+            <w:r>
+              <w:rPr>
+                <w:sz w:val="20"/>
+                <w:szCs w:val="20"/>
+              </w:rPr>
+              <w:t>contains the answer</w:t>
+            </w:r>
+            <w:r>
+              <w:rPr>
+                <w:sz w:val="20"/>
+                <w:szCs w:val="20"/>
+              </w:rPr>
+              <w:t>)</w:t>
             </w:r>
           </w:p>
         </w:tc>
@@ -7562,7 +9896,7 @@
                 <w:sz w:val="20"/>
                 <w:szCs w:val="20"/>
               </w:rPr>
-              <w:t>LLM-Only</w:t>
+              <w:t>BM25-RAG</w:t>
             </w:r>
           </w:p>
         </w:tc>
@@ -7589,7 +9923,7 @@
                 <w:sz w:val="20"/>
                 <w:szCs w:val="20"/>
               </w:rPr>
-              <w:t>The Notre Dame Main Building, also known as the Notre Dame Cathedral or simply Notre Dame, is a massive Gothic cathedral... (F1=0.073)</w:t>
+              <w:t>The Basilica of the Sacred Heart at Notre Dame is located next to the Old College building. The Old College building, which stands on the site of Fr.... (F1=0.074)</w:t>
             </w:r>
           </w:p>
         </w:tc>
@@ -7618,6 +9952,7 @@
                 <w:sz w:val="20"/>
                 <w:szCs w:val="20"/>
               </w:rPr>
+              <w:lastRenderedPageBreak/>
               <w:t>Dense-RAG</w:t>
             </w:r>
           </w:p>
@@ -7645,7 +9980,7 @@
                 <w:sz w:val="20"/>
                 <w:szCs w:val="20"/>
               </w:rPr>
-              <w:t>The Notre Dame Main Building is immediately in front of the Main Building and faces it. (F1=0.179)</w:t>
+              <w:t>The Basilica of the Sacred Heart is situated next to the Basilica of the Sacred Heart. This can be inferred from the following sentence in the given text... (F1=0.065)</w:t>
             </w:r>
           </w:p>
         </w:tc>
@@ -7661,8 +9996,7 @@
         <w:spacing w:after="120"/>
       </w:pPr>
       <w:r>
-        <w:lastRenderedPageBreak/>
-        <w:t>Here the LLM confuses Notre Dame University (Indiana) with Notre Dame Cathedral (Paris). Retrieval provides relevant context about the university and improves F1 from 0.073 to 0.179, though the model still struggles to extract the precise answer 'a copper statue of Christ'.</w:t>
+        <w:t>Both retrievers found the correct chunk but both models confidently hallucinated wrong answers — BM25-RAG invented 'the Old College building' and Dense-RAG produced a circular answer placing the Basilica next to itself. Neither hedged; both were confidently wrong. This illustrates that correct retrieval is necessary but not sufficient — the 0.5B model's generation quality remains a bottleneck.</w:t>
       </w:r>
     </w:p>
     <w:p>
@@ -7670,7 +10004,15 @@
         <w:pStyle w:val="Heading2"/>
       </w:pPr>
       <w:r>
-        <w:t>5.2 Generation Failure Despite Correct Retrieval (Scenario A)</w:t>
+        <w:t xml:space="preserve">5.3 Cross-Domain Retrieval Failure Leading to Hallucination (Scenario E: </w:t>
+      </w:r>
+      <w:proofErr w:type="spellStart"/>
+      <w:r>
+        <w:t>SQuAD→Trivia</w:t>
+      </w:r>
+      <w:proofErr w:type="spellEnd"/>
+      <w:r>
+        <w:t>)</w:t>
       </w:r>
     </w:p>
     <w:p>
@@ -7815,7 +10157,7 @@
                 <w:sz w:val="20"/>
                 <w:szCs w:val="20"/>
               </w:rPr>
-              <w:t>The Basilica of the Sacred Heart at Notre Dame is beside to which structure?</w:t>
+              <w:t>What is in front of the Notre Dame Main Building?</w:t>
             </w:r>
           </w:p>
         </w:tc>
@@ -7866,12 +10208,20 @@
             </w:tcMar>
           </w:tcPr>
           <w:p>
-            <w:r>
-              <w:rPr>
-                <w:sz w:val="20"/>
-                <w:szCs w:val="20"/>
-              </w:rPr>
-              <w:t>the Main Building</w:t>
+            <w:pPr>
+              <w:rPr>
+                <w:b/>
+                <w:bCs/>
+              </w:rPr>
+            </w:pPr>
+            <w:r>
+              <w:rPr>
+                <w:b/>
+                <w:bCs/>
+                <w:sz w:val="20"/>
+                <w:szCs w:val="20"/>
+              </w:rPr>
+              <w:t>a copper statue of Christ</w:t>
             </w:r>
           </w:p>
         </w:tc>
@@ -7900,7 +10250,7 @@
                 <w:sz w:val="20"/>
                 <w:szCs w:val="20"/>
               </w:rPr>
-              <w:t>Retrieved Chunk (BM25)</w:t>
+              <w:t>BM25 Retrieved (Wrong Domain)</w:t>
             </w:r>
           </w:p>
         </w:tc>
@@ -7927,7 +10277,7 @@
                 <w:sz w:val="20"/>
                 <w:szCs w:val="20"/>
               </w:rPr>
-              <w:t>Because of its Catholic identity, a number of religious buildings stand on campus... (contains the answer)</w:t>
+              <w:t>Round One Jeopardy Template / The name of Dr. Seuss's egg-hatching elephant... (Trivia chunk about trivia games)</w:t>
             </w:r>
           </w:p>
         </w:tc>
@@ -7956,7 +10306,7 @@
                 <w:sz w:val="20"/>
                 <w:szCs w:val="20"/>
               </w:rPr>
-              <w:t>BM25-RAG</w:t>
+              <w:t>Dense Retrieved (Wrong Domain)</w:t>
             </w:r>
           </w:p>
         </w:tc>
@@ -7983,7 +10333,7 @@
                 <w:sz w:val="20"/>
                 <w:szCs w:val="20"/>
               </w:rPr>
-              <w:t>The Basilica of the Sacred Heart at Notre Dame is located next to the Old College building. The Old College building, which stands on the site of Fr.... (F1=0.074)</w:t>
+              <w:t>Consisting of 27 structures resembling petals of the lotus flower that open onto a central hall around 40m high... (Trivia chunk about architecture)</w:t>
             </w:r>
           </w:p>
         </w:tc>
@@ -8012,6 +10362,62 @@
                 <w:sz w:val="20"/>
                 <w:szCs w:val="20"/>
               </w:rPr>
+              <w:t>BM25-RAG</w:t>
+            </w:r>
+          </w:p>
+        </w:tc>
+        <w:tc>
+          <w:tcPr>
+            <w:tcW w:w="7200" w:type="dxa"/>
+            <w:tcBorders>
+              <w:top w:val="single" w:sz="1" w:space="0" w:color="CCCCCC"/>
+              <w:left w:val="single" w:sz="1" w:space="0" w:color="CCCCCC"/>
+              <w:bottom w:val="single" w:sz="1" w:space="0" w:color="CCCCCC"/>
+              <w:right w:val="single" w:sz="1" w:space="0" w:color="CCCCCC"/>
+            </w:tcBorders>
+            <w:shd w:val="clear" w:color="auto" w:fill="F5F8FF"/>
+            <w:tcMar>
+              <w:top w:w="80" w:type="dxa"/>
+              <w:left w:w="120" w:type="dxa"/>
+              <w:bottom w:w="80" w:type="dxa"/>
+              <w:right w:w="120" w:type="dxa"/>
+            </w:tcMar>
+          </w:tcPr>
+          <w:p>
+            <w:r>
+              <w:rPr>
+                <w:sz w:val="20"/>
+                <w:szCs w:val="20"/>
+              </w:rPr>
+              <w:t>The main building of Notre Dame Cathedral is located in front of the Notre Dame Main Building. (F1=0.091 — circular wrong answer)</w:t>
+            </w:r>
+          </w:p>
+        </w:tc>
+      </w:tr>
+      <w:tr>
+        <w:tc>
+          <w:tcPr>
+            <w:tcW w:w="1800" w:type="dxa"/>
+            <w:tcBorders>
+              <w:top w:val="single" w:sz="1" w:space="0" w:color="CCCCCC"/>
+              <w:left w:val="single" w:sz="1" w:space="0" w:color="CCCCCC"/>
+              <w:bottom w:val="single" w:sz="1" w:space="0" w:color="CCCCCC"/>
+              <w:right w:val="single" w:sz="1" w:space="0" w:color="CCCCCC"/>
+            </w:tcBorders>
+            <w:shd w:val="clear" w:color="auto" w:fill="FFFFFF"/>
+            <w:tcMar>
+              <w:top w:w="80" w:type="dxa"/>
+              <w:left w:w="120" w:type="dxa"/>
+              <w:bottom w:w="80" w:type="dxa"/>
+              <w:right w:w="120" w:type="dxa"/>
+            </w:tcMar>
+          </w:tcPr>
+          <w:p>
+            <w:r>
+              <w:rPr>
+                <w:sz w:val="20"/>
+                <w:szCs w:val="20"/>
+              </w:rPr>
               <w:t>Dense-RAG</w:t>
             </w:r>
           </w:p>
@@ -8025,6 +10431,35 @@
               <w:bottom w:val="single" w:sz="1" w:space="0" w:color="CCCCCC"/>
               <w:right w:val="single" w:sz="1" w:space="0" w:color="CCCCCC"/>
             </w:tcBorders>
+            <w:shd w:val="clear" w:color="auto" w:fill="FFFFFF"/>
+            <w:tcMar>
+              <w:top w:w="80" w:type="dxa"/>
+              <w:left w:w="120" w:type="dxa"/>
+              <w:bottom w:w="80" w:type="dxa"/>
+              <w:right w:w="120" w:type="dxa"/>
+            </w:tcMar>
+          </w:tcPr>
+          <w:p>
+            <w:r>
+              <w:rPr>
+                <w:sz w:val="20"/>
+                <w:szCs w:val="20"/>
+              </w:rPr>
+              <w:t>The Notre Dame Main Building is behind the Basilica of Saint Mary Major. However, I'm sorry, but I cannot provide a concise, direct answer... (F1=0.070)</w:t>
+            </w:r>
+          </w:p>
+        </w:tc>
+      </w:tr>
+      <w:tr>
+        <w:tc>
+          <w:tcPr>
+            <w:tcW w:w="1800" w:type="dxa"/>
+            <w:tcBorders>
+              <w:top w:val="single" w:sz="1" w:space="0" w:color="CCCCCC"/>
+              <w:left w:val="single" w:sz="1" w:space="0" w:color="CCCCCC"/>
+              <w:bottom w:val="single" w:sz="1" w:space="0" w:color="CCCCCC"/>
+              <w:right w:val="single" w:sz="1" w:space="0" w:color="CCCCCC"/>
+            </w:tcBorders>
             <w:shd w:val="clear" w:color="auto" w:fill="F5F8FF"/>
             <w:tcMar>
               <w:top w:w="80" w:type="dxa"/>
@@ -8039,7 +10474,34 @@
                 <w:sz w:val="20"/>
                 <w:szCs w:val="20"/>
               </w:rPr>
-              <w:t>The Basilica of the Sacred Heart is situated next to the Basilica of the Sacred Heart. This can be inferred from the following sentence in the given text... (F1=0.065)</w:t>
+              <w:t>LLM-Only</w:t>
+            </w:r>
+          </w:p>
+        </w:tc>
+        <w:tc>
+          <w:tcPr>
+            <w:tcW w:w="7200" w:type="dxa"/>
+            <w:tcBorders>
+              <w:top w:val="single" w:sz="1" w:space="0" w:color="CCCCCC"/>
+              <w:left w:val="single" w:sz="1" w:space="0" w:color="CCCCCC"/>
+              <w:bottom w:val="single" w:sz="1" w:space="0" w:color="CCCCCC"/>
+              <w:right w:val="single" w:sz="1" w:space="0" w:color="CCCCCC"/>
+            </w:tcBorders>
+            <w:shd w:val="clear" w:color="auto" w:fill="F5F8FF"/>
+            <w:tcMar>
+              <w:top w:w="80" w:type="dxa"/>
+              <w:left w:w="120" w:type="dxa"/>
+              <w:bottom w:w="80" w:type="dxa"/>
+              <w:right w:w="120" w:type="dxa"/>
+            </w:tcMar>
+          </w:tcPr>
+          <w:p>
+            <w:r>
+              <w:rPr>
+                <w:sz w:val="20"/>
+                <w:szCs w:val="20"/>
+              </w:rPr>
+              <w:t>The Notre Dame Main Building, also known as the Notre Dame Cathedral or simply Notre Dame, is a massive Gothic cathedral... (F1=0.073)</w:t>
             </w:r>
           </w:p>
         </w:tc>
@@ -8055,7 +10517,7 @@
         <w:spacing w:after="120"/>
       </w:pPr>
       <w:r>
-        <w:t>Both retrievers found the correct chunk but both models confidently hallucinated wrong answers — BM25-RAG invented 'the Old College building' and Dense-RAG produced a circular answer placing the Basilica next to itself. Neither hedged; both were confidently wrong. This illustrates that correct retrieval is necessary but not sufficient — the 0.5B model's generation quality remains a bottleneck.</w:t>
+        <w:t>BM25 retrieved an unrelated Jeopardy template; Dense retrieved a lotus-flower architecture description — both complete misses. BM25-RAG generates a circular wrong answer; Dense-RAG produces a confused answer and hedges. Both produce answers near or below the LLM-only baseline of F1=0.073. This exemplifies the 'context poisoning' failure mode identified by Shi et al. (2023).</w:t>
       </w:r>
     </w:p>
     <w:p>
@@ -8063,7 +10525,15 @@
         <w:pStyle w:val="Heading2"/>
       </w:pPr>
       <w:r>
-        <w:t>5.3 Cross-Domain Retrieval Failure Leading to Hallucination (Scenario E: SQuAD→Trivia)</w:t>
+        <w:t xml:space="preserve">5.4 Cross-Domain: Model Correctly Identifies Missing Context (Scenario F: </w:t>
+      </w:r>
+      <w:proofErr w:type="spellStart"/>
+      <w:r>
+        <w:t>Trivia→SQuAD</w:t>
+      </w:r>
+      <w:proofErr w:type="spellEnd"/>
+      <w:r>
+        <w:t>)</w:t>
       </w:r>
     </w:p>
     <w:p>
@@ -8208,7 +10678,7 @@
                 <w:sz w:val="20"/>
                 <w:szCs w:val="20"/>
               </w:rPr>
-              <w:t>What is in front of the Notre Dame Main Building?</w:t>
+              <w:t>Which American-born Sinclair won the Nobel Prize for Literature in 1930?</w:t>
             </w:r>
           </w:p>
         </w:tc>
@@ -8259,12 +10729,20 @@
             </w:tcMar>
           </w:tcPr>
           <w:p>
-            <w:r>
-              <w:rPr>
-                <w:sz w:val="20"/>
-                <w:szCs w:val="20"/>
-              </w:rPr>
-              <w:t>a copper statue of Christ</w:t>
+            <w:pPr>
+              <w:rPr>
+                <w:b/>
+                <w:bCs/>
+              </w:rPr>
+            </w:pPr>
+            <w:r>
+              <w:rPr>
+                <w:b/>
+                <w:bCs/>
+                <w:sz w:val="20"/>
+                <w:szCs w:val="20"/>
+              </w:rPr>
+              <w:t>Sinclair Lewis</w:t>
             </w:r>
           </w:p>
         </w:tc>
@@ -8293,7 +10771,24 @@
                 <w:sz w:val="20"/>
                 <w:szCs w:val="20"/>
               </w:rPr>
-              <w:t>BM25 Retrieved (Wrong Domain)</w:t>
+              <w:lastRenderedPageBreak/>
+              <w:t>Dense Retrieved (</w:t>
+            </w:r>
+            <w:proofErr w:type="spellStart"/>
+            <w:r>
+              <w:rPr>
+                <w:sz w:val="20"/>
+                <w:szCs w:val="20"/>
+              </w:rPr>
+              <w:t>SQuAD</w:t>
+            </w:r>
+            <w:proofErr w:type="spellEnd"/>
+            <w:r>
+              <w:rPr>
+                <w:sz w:val="20"/>
+                <w:szCs w:val="20"/>
+              </w:rPr>
+              <w:t xml:space="preserve"> corpus)</w:t>
             </w:r>
           </w:p>
         </w:tc>
@@ -8320,7 +10815,28 @@
                 <w:sz w:val="20"/>
                 <w:szCs w:val="20"/>
               </w:rPr>
-              <w:t>Round One Jeopardy Template / The name of Dr. Seuss's egg-hatching elephant... (Trivia chunk about trivia games)</w:t>
+              <w:t xml:space="preserve">The rise of Hitler and other dictators in the 1930s forced numerous Catholic intellectuals to flee Europe... </w:t>
+            </w:r>
+            <w:r>
+              <w:rPr>
+                <w:sz w:val="20"/>
+                <w:szCs w:val="20"/>
+              </w:rPr>
+              <w:t>(</w:t>
+            </w:r>
+            <w:r>
+              <w:rPr>
+                <w:sz w:val="20"/>
+                <w:szCs w:val="20"/>
+              </w:rPr>
+              <w:t>Notre Dame history chunk</w:t>
+            </w:r>
+            <w:r>
+              <w:rPr>
+                <w:sz w:val="20"/>
+                <w:szCs w:val="20"/>
+              </w:rPr>
+              <w:t>)</w:t>
             </w:r>
           </w:p>
         </w:tc>
@@ -8349,7 +10865,7 @@
                 <w:sz w:val="20"/>
                 <w:szCs w:val="20"/>
               </w:rPr>
-              <w:t>Dense Retrieved (Wrong Domain)</w:t>
+              <w:t>LLM-Only</w:t>
             </w:r>
           </w:p>
         </w:tc>
@@ -8373,10 +10889,19 @@
           <w:p>
             <w:r>
               <w:rPr>
-                <w:sz w:val="20"/>
-                <w:szCs w:val="20"/>
-              </w:rPr>
-              <w:t>Consisting of 27 structures resembling petals of the lotus flower that open onto a central hall around 40m high... (Trivia chunk about architecture)</w:t>
+                <w:b/>
+                <w:bCs/>
+                <w:sz w:val="20"/>
+                <w:szCs w:val="20"/>
+              </w:rPr>
+              <w:t>Sinclair Lewis</w:t>
+            </w:r>
+            <w:r>
+              <w:rPr>
+                <w:sz w:val="20"/>
+                <w:szCs w:val="20"/>
+              </w:rPr>
+              <w:t xml:space="preserve"> won the Nobel Prize for Literature in 1930... (F1=0.103)</w:t>
             </w:r>
           </w:p>
         </w:tc>
@@ -8432,7 +10957,7 @@
                 <w:sz w:val="20"/>
                 <w:szCs w:val="20"/>
               </w:rPr>
-              <w:t>The main building of Notre Dame Cathedral is located in front of the Notre Dame Main Building. (F1=0.091 — circular wrong answer)</w:t>
+              <w:t>There is no information provided about an American-born Sinclair... The context does not include this information. (F1=0.057)</w:t>
             </w:r>
           </w:p>
         </w:tc>
@@ -8488,63 +11013,7 @@
                 <w:sz w:val="20"/>
                 <w:szCs w:val="20"/>
               </w:rPr>
-              <w:t>The Notre Dame Main Building is behind the Basilica of Saint Mary Major. However, I'm sorry, but I cannot provide a concise, direct answer... (F1=0.070)</w:t>
-            </w:r>
-          </w:p>
-        </w:tc>
-      </w:tr>
-      <w:tr>
-        <w:tc>
-          <w:tcPr>
-            <w:tcW w:w="1800" w:type="dxa"/>
-            <w:tcBorders>
-              <w:top w:val="single" w:sz="1" w:space="0" w:color="CCCCCC"/>
-              <w:left w:val="single" w:sz="1" w:space="0" w:color="CCCCCC"/>
-              <w:bottom w:val="single" w:sz="1" w:space="0" w:color="CCCCCC"/>
-              <w:right w:val="single" w:sz="1" w:space="0" w:color="CCCCCC"/>
-            </w:tcBorders>
-            <w:shd w:val="clear" w:color="auto" w:fill="F5F8FF"/>
-            <w:tcMar>
-              <w:top w:w="80" w:type="dxa"/>
-              <w:left w:w="120" w:type="dxa"/>
-              <w:bottom w:w="80" w:type="dxa"/>
-              <w:right w:w="120" w:type="dxa"/>
-            </w:tcMar>
-          </w:tcPr>
-          <w:p>
-            <w:r>
-              <w:rPr>
-                <w:sz w:val="20"/>
-                <w:szCs w:val="20"/>
-              </w:rPr>
-              <w:t>LLM-Only</w:t>
-            </w:r>
-          </w:p>
-        </w:tc>
-        <w:tc>
-          <w:tcPr>
-            <w:tcW w:w="7200" w:type="dxa"/>
-            <w:tcBorders>
-              <w:top w:val="single" w:sz="1" w:space="0" w:color="CCCCCC"/>
-              <w:left w:val="single" w:sz="1" w:space="0" w:color="CCCCCC"/>
-              <w:bottom w:val="single" w:sz="1" w:space="0" w:color="CCCCCC"/>
-              <w:right w:val="single" w:sz="1" w:space="0" w:color="CCCCCC"/>
-            </w:tcBorders>
-            <w:shd w:val="clear" w:color="auto" w:fill="F5F8FF"/>
-            <w:tcMar>
-              <w:top w:w="80" w:type="dxa"/>
-              <w:left w:w="120" w:type="dxa"/>
-              <w:bottom w:w="80" w:type="dxa"/>
-              <w:right w:w="120" w:type="dxa"/>
-            </w:tcMar>
-          </w:tcPr>
-          <w:p>
-            <w:r>
-              <w:rPr>
-                <w:sz w:val="20"/>
-                <w:szCs w:val="20"/>
-              </w:rPr>
-              <w:t>The Notre Dame Main Building, also known as the Notre Dame Cathedral or simply Notre Dame, is a massive Gothic cathedral... (F1=0.073)</w:t>
+              <w:t>The context provided does not contain any information about this topic. (F1=0.039)</w:t>
             </w:r>
           </w:p>
         </w:tc>
@@ -8560,8 +11029,7 @@
         <w:spacing w:after="120"/>
       </w:pPr>
       <w:r>
-        <w:lastRenderedPageBreak/>
-        <w:t>BM25 retrieved an unrelated Jeopardy template; Dense retrieved a lotus-flower architecture description — both complete misses. BM25-RAG generates a circular wrong answer; Dense-RAG produces a confused answer and hedges. Both produce answers near or below the LLM-only baseline of F1=0.073. This exemplifies the 'context poisoning' failure mode identified by Shi et al. (2023).</w:t>
+        <w:t>In this case, the model correctly identifies that the retrieved context is irrelevant and refuses to answer. This is the desired behavior when context is wrong — refusing is better than hallucinating. However, it still scores F1=0 because the ground truth is 'Sinclair Lewis' and the model produced no answer. The LLM-only baseline scores 0.148 by drawing on parametric knowledge. This demonstrates a fundamental tension in RAG: the instruction to 'answer from context' prevents hallucination but also prevents the model from using what it legitimately knows when retrieval fails.</w:t>
       </w:r>
     </w:p>
     <w:p>
@@ -8569,7 +11037,18 @@
         <w:pStyle w:val="Heading2"/>
       </w:pPr>
       <w:r>
-        <w:t>5.4 Cross-Domain: Model Correctly Identifies Missing Context (Scenario F: Trivia→SQuAD)</w:t>
+        <w:t xml:space="preserve">5.5 </w:t>
+      </w:r>
+      <w:proofErr w:type="spellStart"/>
+      <w:r>
+        <w:t>TriviaQA</w:t>
+      </w:r>
+      <w:proofErr w:type="spellEnd"/>
+      <w:r>
+        <w:t xml:space="preserve"> In-Domain: Partial Success with Correct Retrieval</w:t>
+      </w:r>
+      <w:r>
+        <w:t xml:space="preserve"> (Scenario C)</w:t>
       </w:r>
     </w:p>
     <w:p>
@@ -8765,8 +11244,16 @@
             </w:tcMar>
           </w:tcPr>
           <w:p>
-            <w:r>
-              <w:rPr>
+            <w:pPr>
+              <w:rPr>
+                <w:b/>
+                <w:bCs/>
+              </w:rPr>
+            </w:pPr>
+            <w:r>
+              <w:rPr>
+                <w:b/>
+                <w:bCs/>
                 <w:sz w:val="20"/>
                 <w:szCs w:val="20"/>
               </w:rPr>
@@ -8799,7 +11286,7 @@
                 <w:sz w:val="20"/>
                 <w:szCs w:val="20"/>
               </w:rPr>
-              <w:t>Dense Retrieved (SQuAD corpus)</w:t>
+              <w:t>Retrieved Chunk (Both BM25 and Dense)</w:t>
             </w:r>
           </w:p>
         </w:tc>
@@ -8826,7 +11313,7 @@
                 <w:sz w:val="20"/>
                 <w:szCs w:val="20"/>
               </w:rPr>
-              <w:t>The rise of Hitler and other dictators in the 1930s forced numerous Catholic intellectuals to flee Europe... (Notre Dame history chunk)</w:t>
+              <w:t>An American Nobel Prize in Literature - Nov 05, 1930 - HISTORY.com An American Nobel Prize in Literature...</w:t>
             </w:r>
           </w:p>
         </w:tc>
@@ -8879,10 +11366,19 @@
           <w:p>
             <w:r>
               <w:rPr>
-                <w:sz w:val="20"/>
-                <w:szCs w:val="20"/>
-              </w:rPr>
-              <w:t>Sinclair Lewis won the Nobel Prize for Literature in 1930... (F1=0.103)</w:t>
+                <w:b/>
+                <w:bCs/>
+                <w:sz w:val="20"/>
+                <w:szCs w:val="20"/>
+              </w:rPr>
+              <w:t>Sinclair Lewis</w:t>
+            </w:r>
+            <w:r>
+              <w:rPr>
+                <w:sz w:val="20"/>
+                <w:szCs w:val="20"/>
+              </w:rPr>
+              <w:t xml:space="preserve"> won the Nobel Prize for Literature in 1930... (F1=0.103)</w:t>
             </w:r>
           </w:p>
         </w:tc>
@@ -8935,10 +11431,19 @@
           <w:p>
             <w:r>
               <w:rPr>
-                <w:sz w:val="20"/>
-                <w:szCs w:val="20"/>
-              </w:rPr>
-              <w:t>There is no information provided about an American-born Sinclair... The context does not include this information. (F1=0.057)</w:t>
+                <w:b/>
+                <w:bCs/>
+                <w:sz w:val="20"/>
+                <w:szCs w:val="20"/>
+              </w:rPr>
+              <w:t>Sinclair Lewis</w:t>
+            </w:r>
+            <w:r>
+              <w:rPr>
+                <w:sz w:val="20"/>
+                <w:szCs w:val="20"/>
+              </w:rPr>
+              <w:t xml:space="preserve"> won the Nobel Prize in Literature in 1930. He was born in Sauk Center, Minnesota... (F1=0.089)</w:t>
             </w:r>
           </w:p>
         </w:tc>
@@ -8994,7 +11499,23 @@
                 <w:sz w:val="20"/>
                 <w:szCs w:val="20"/>
               </w:rPr>
-              <w:t>The context provided does not contain any information about this topic. (F1=0.039)</w:t>
+              <w:t xml:space="preserve">The American-born </w:t>
+            </w:r>
+            <w:r>
+              <w:rPr>
+                <w:b/>
+                <w:bCs/>
+                <w:sz w:val="20"/>
+                <w:szCs w:val="20"/>
+              </w:rPr>
+              <w:t>Sinclair Lewis</w:t>
+            </w:r>
+            <w:r>
+              <w:rPr>
+                <w:sz w:val="20"/>
+                <w:szCs w:val="20"/>
+              </w:rPr>
+              <w:t xml:space="preserve"> won the Nobel Prize in Literature in 1930. According to the provided context... (F1=0.087)</w:t>
             </w:r>
           </w:p>
         </w:tc>
@@ -9010,455 +11531,6 @@
         <w:spacing w:after="120"/>
       </w:pPr>
       <w:r>
-        <w:t>In this case, the model correctly identifies that the retrieved context is irrelevant and refuses to answer. This is the desired behavior when context is wrong — refusing is better than hallucinating. However, it still scores F1=0 because the ground truth is 'Sinclair Lewis' and the model produced no answer. The LLM-only baseline scores 0.148 by drawing on parametric knowledge. This demonstrates a fundamental tension in RAG: the instruction to 'answer only from context' prevents hallucination but also prevents the model from using what it legitimately knows when retrieval fails.</w:t>
-      </w:r>
-    </w:p>
-    <w:p>
-      <w:pPr>
-        <w:pStyle w:val="Heading2"/>
-      </w:pPr>
-      <w:r>
-        <w:t>5.5 TriviaQA In-Domain: Partial Success with Correct Retrieval</w:t>
-      </w:r>
-    </w:p>
-    <w:p>
-      <w:pPr>
-        <w:spacing w:after="120"/>
-      </w:pPr>
-    </w:p>
-    <w:tbl>
-      <w:tblPr>
-        <w:tblW w:w="9000" w:type="dxa"/>
-        <w:tblBorders>
-          <w:top w:val="single" w:sz="4" w:space="0" w:color="auto"/>
-          <w:left w:val="single" w:sz="4" w:space="0" w:color="auto"/>
-          <w:bottom w:val="single" w:sz="4" w:space="0" w:color="auto"/>
-          <w:right w:val="single" w:sz="4" w:space="0" w:color="auto"/>
-          <w:insideH w:val="single" w:sz="4" w:space="0" w:color="auto"/>
-          <w:insideV w:val="single" w:sz="4" w:space="0" w:color="auto"/>
-        </w:tblBorders>
-        <w:tblCellMar>
-          <w:left w:w="10" w:type="dxa"/>
-          <w:right w:w="10" w:type="dxa"/>
-        </w:tblCellMar>
-        <w:tblLook w:val="04A0" w:firstRow="1" w:lastRow="0" w:firstColumn="1" w:lastColumn="0" w:noHBand="0" w:noVBand="1"/>
-      </w:tblPr>
-      <w:tblGrid>
-        <w:gridCol w:w="1800"/>
-        <w:gridCol w:w="7200"/>
-      </w:tblGrid>
-      <w:tr>
-        <w:trPr>
-          <w:tblHeader/>
-        </w:trPr>
-        <w:tc>
-          <w:tcPr>
-            <w:tcW w:w="1800" w:type="dxa"/>
-            <w:tcBorders>
-              <w:top w:val="single" w:sz="1" w:space="0" w:color="2E75B6"/>
-              <w:left w:val="single" w:sz="1" w:space="0" w:color="2E75B6"/>
-              <w:bottom w:val="single" w:sz="1" w:space="0" w:color="2E75B6"/>
-              <w:right w:val="single" w:sz="1" w:space="0" w:color="2E75B6"/>
-            </w:tcBorders>
-            <w:shd w:val="clear" w:color="auto" w:fill="2E75B6"/>
-            <w:tcMar>
-              <w:top w:w="80" w:type="dxa"/>
-              <w:left w:w="120" w:type="dxa"/>
-              <w:bottom w:w="80" w:type="dxa"/>
-              <w:right w:w="120" w:type="dxa"/>
-            </w:tcMar>
-          </w:tcPr>
-          <w:p>
-            <w:r>
-              <w:rPr>
-                <w:b/>
-                <w:bCs/>
-                <w:color w:val="FFFFFF"/>
-                <w:sz w:val="20"/>
-                <w:szCs w:val="20"/>
-              </w:rPr>
-              <w:t>Field</w:t>
-            </w:r>
-          </w:p>
-        </w:tc>
-        <w:tc>
-          <w:tcPr>
-            <w:tcW w:w="7200" w:type="dxa"/>
-            <w:tcBorders>
-              <w:top w:val="single" w:sz="1" w:space="0" w:color="2E75B6"/>
-              <w:left w:val="single" w:sz="1" w:space="0" w:color="2E75B6"/>
-              <w:bottom w:val="single" w:sz="1" w:space="0" w:color="2E75B6"/>
-              <w:right w:val="single" w:sz="1" w:space="0" w:color="2E75B6"/>
-            </w:tcBorders>
-            <w:shd w:val="clear" w:color="auto" w:fill="2E75B6"/>
-            <w:tcMar>
-              <w:top w:w="80" w:type="dxa"/>
-              <w:left w:w="120" w:type="dxa"/>
-              <w:bottom w:w="80" w:type="dxa"/>
-              <w:right w:w="120" w:type="dxa"/>
-            </w:tcMar>
-          </w:tcPr>
-          <w:p>
-            <w:r>
-              <w:rPr>
-                <w:b/>
-                <w:bCs/>
-                <w:color w:val="FFFFFF"/>
-                <w:sz w:val="20"/>
-                <w:szCs w:val="20"/>
-              </w:rPr>
-              <w:t>Content</w:t>
-            </w:r>
-          </w:p>
-        </w:tc>
-      </w:tr>
-      <w:tr>
-        <w:tc>
-          <w:tcPr>
-            <w:tcW w:w="1800" w:type="dxa"/>
-            <w:tcBorders>
-              <w:top w:val="single" w:sz="1" w:space="0" w:color="CCCCCC"/>
-              <w:left w:val="single" w:sz="1" w:space="0" w:color="CCCCCC"/>
-              <w:bottom w:val="single" w:sz="1" w:space="0" w:color="CCCCCC"/>
-              <w:right w:val="single" w:sz="1" w:space="0" w:color="CCCCCC"/>
-            </w:tcBorders>
-            <w:shd w:val="clear" w:color="auto" w:fill="F5F8FF"/>
-            <w:tcMar>
-              <w:top w:w="80" w:type="dxa"/>
-              <w:left w:w="120" w:type="dxa"/>
-              <w:bottom w:w="80" w:type="dxa"/>
-              <w:right w:w="120" w:type="dxa"/>
-            </w:tcMar>
-          </w:tcPr>
-          <w:p>
-            <w:r>
-              <w:rPr>
-                <w:sz w:val="20"/>
-                <w:szCs w:val="20"/>
-              </w:rPr>
-              <w:t>Question</w:t>
-            </w:r>
-          </w:p>
-        </w:tc>
-        <w:tc>
-          <w:tcPr>
-            <w:tcW w:w="7200" w:type="dxa"/>
-            <w:tcBorders>
-              <w:top w:val="single" w:sz="1" w:space="0" w:color="CCCCCC"/>
-              <w:left w:val="single" w:sz="1" w:space="0" w:color="CCCCCC"/>
-              <w:bottom w:val="single" w:sz="1" w:space="0" w:color="CCCCCC"/>
-              <w:right w:val="single" w:sz="1" w:space="0" w:color="CCCCCC"/>
-            </w:tcBorders>
-            <w:shd w:val="clear" w:color="auto" w:fill="F5F8FF"/>
-            <w:tcMar>
-              <w:top w:w="80" w:type="dxa"/>
-              <w:left w:w="120" w:type="dxa"/>
-              <w:bottom w:w="80" w:type="dxa"/>
-              <w:right w:w="120" w:type="dxa"/>
-            </w:tcMar>
-          </w:tcPr>
-          <w:p>
-            <w:r>
-              <w:rPr>
-                <w:sz w:val="20"/>
-                <w:szCs w:val="20"/>
-              </w:rPr>
-              <w:t>Which American-born Sinclair won the Nobel Prize for Literature in 1930?</w:t>
-            </w:r>
-          </w:p>
-        </w:tc>
-      </w:tr>
-      <w:tr>
-        <w:tc>
-          <w:tcPr>
-            <w:tcW w:w="1800" w:type="dxa"/>
-            <w:tcBorders>
-              <w:top w:val="single" w:sz="1" w:space="0" w:color="CCCCCC"/>
-              <w:left w:val="single" w:sz="1" w:space="0" w:color="CCCCCC"/>
-              <w:bottom w:val="single" w:sz="1" w:space="0" w:color="CCCCCC"/>
-              <w:right w:val="single" w:sz="1" w:space="0" w:color="CCCCCC"/>
-            </w:tcBorders>
-            <w:shd w:val="clear" w:color="auto" w:fill="FFFFFF"/>
-            <w:tcMar>
-              <w:top w:w="80" w:type="dxa"/>
-              <w:left w:w="120" w:type="dxa"/>
-              <w:bottom w:w="80" w:type="dxa"/>
-              <w:right w:w="120" w:type="dxa"/>
-            </w:tcMar>
-          </w:tcPr>
-          <w:p>
-            <w:r>
-              <w:rPr>
-                <w:sz w:val="20"/>
-                <w:szCs w:val="20"/>
-              </w:rPr>
-              <w:t>Ground Truth</w:t>
-            </w:r>
-          </w:p>
-        </w:tc>
-        <w:tc>
-          <w:tcPr>
-            <w:tcW w:w="7200" w:type="dxa"/>
-            <w:tcBorders>
-              <w:top w:val="single" w:sz="1" w:space="0" w:color="CCCCCC"/>
-              <w:left w:val="single" w:sz="1" w:space="0" w:color="CCCCCC"/>
-              <w:bottom w:val="single" w:sz="1" w:space="0" w:color="CCCCCC"/>
-              <w:right w:val="single" w:sz="1" w:space="0" w:color="CCCCCC"/>
-            </w:tcBorders>
-            <w:shd w:val="clear" w:color="auto" w:fill="FFFFFF"/>
-            <w:tcMar>
-              <w:top w:w="80" w:type="dxa"/>
-              <w:left w:w="120" w:type="dxa"/>
-              <w:bottom w:w="80" w:type="dxa"/>
-              <w:right w:w="120" w:type="dxa"/>
-            </w:tcMar>
-          </w:tcPr>
-          <w:p>
-            <w:r>
-              <w:rPr>
-                <w:sz w:val="20"/>
-                <w:szCs w:val="20"/>
-              </w:rPr>
-              <w:t>Sinclair Lewis</w:t>
-            </w:r>
-          </w:p>
-        </w:tc>
-      </w:tr>
-      <w:tr>
-        <w:tc>
-          <w:tcPr>
-            <w:tcW w:w="1800" w:type="dxa"/>
-            <w:tcBorders>
-              <w:top w:val="single" w:sz="1" w:space="0" w:color="CCCCCC"/>
-              <w:left w:val="single" w:sz="1" w:space="0" w:color="CCCCCC"/>
-              <w:bottom w:val="single" w:sz="1" w:space="0" w:color="CCCCCC"/>
-              <w:right w:val="single" w:sz="1" w:space="0" w:color="CCCCCC"/>
-            </w:tcBorders>
-            <w:shd w:val="clear" w:color="auto" w:fill="F5F8FF"/>
-            <w:tcMar>
-              <w:top w:w="80" w:type="dxa"/>
-              <w:left w:w="120" w:type="dxa"/>
-              <w:bottom w:w="80" w:type="dxa"/>
-              <w:right w:w="120" w:type="dxa"/>
-            </w:tcMar>
-          </w:tcPr>
-          <w:p>
-            <w:r>
-              <w:rPr>
-                <w:sz w:val="20"/>
-                <w:szCs w:val="20"/>
-              </w:rPr>
-              <w:t>Retrieved Chunk (Both BM25 and Dense)</w:t>
-            </w:r>
-          </w:p>
-        </w:tc>
-        <w:tc>
-          <w:tcPr>
-            <w:tcW w:w="7200" w:type="dxa"/>
-            <w:tcBorders>
-              <w:top w:val="single" w:sz="1" w:space="0" w:color="CCCCCC"/>
-              <w:left w:val="single" w:sz="1" w:space="0" w:color="CCCCCC"/>
-              <w:bottom w:val="single" w:sz="1" w:space="0" w:color="CCCCCC"/>
-              <w:right w:val="single" w:sz="1" w:space="0" w:color="CCCCCC"/>
-            </w:tcBorders>
-            <w:shd w:val="clear" w:color="auto" w:fill="F5F8FF"/>
-            <w:tcMar>
-              <w:top w:w="80" w:type="dxa"/>
-              <w:left w:w="120" w:type="dxa"/>
-              <w:bottom w:w="80" w:type="dxa"/>
-              <w:right w:w="120" w:type="dxa"/>
-            </w:tcMar>
-          </w:tcPr>
-          <w:p>
-            <w:r>
-              <w:rPr>
-                <w:sz w:val="20"/>
-                <w:szCs w:val="20"/>
-              </w:rPr>
-              <w:t>An American Nobel Prize in Literature - Nov 05, 1930 - HISTORY.com An American Nobel Prize in Literature...</w:t>
-            </w:r>
-          </w:p>
-        </w:tc>
-      </w:tr>
-      <w:tr>
-        <w:tc>
-          <w:tcPr>
-            <w:tcW w:w="1800" w:type="dxa"/>
-            <w:tcBorders>
-              <w:top w:val="single" w:sz="1" w:space="0" w:color="CCCCCC"/>
-              <w:left w:val="single" w:sz="1" w:space="0" w:color="CCCCCC"/>
-              <w:bottom w:val="single" w:sz="1" w:space="0" w:color="CCCCCC"/>
-              <w:right w:val="single" w:sz="1" w:space="0" w:color="CCCCCC"/>
-            </w:tcBorders>
-            <w:shd w:val="clear" w:color="auto" w:fill="FFFFFF"/>
-            <w:tcMar>
-              <w:top w:w="80" w:type="dxa"/>
-              <w:left w:w="120" w:type="dxa"/>
-              <w:bottom w:w="80" w:type="dxa"/>
-              <w:right w:w="120" w:type="dxa"/>
-            </w:tcMar>
-          </w:tcPr>
-          <w:p>
-            <w:r>
-              <w:rPr>
-                <w:sz w:val="20"/>
-                <w:szCs w:val="20"/>
-              </w:rPr>
-              <w:t>LLM-Only</w:t>
-            </w:r>
-          </w:p>
-        </w:tc>
-        <w:tc>
-          <w:tcPr>
-            <w:tcW w:w="7200" w:type="dxa"/>
-            <w:tcBorders>
-              <w:top w:val="single" w:sz="1" w:space="0" w:color="CCCCCC"/>
-              <w:left w:val="single" w:sz="1" w:space="0" w:color="CCCCCC"/>
-              <w:bottom w:val="single" w:sz="1" w:space="0" w:color="CCCCCC"/>
-              <w:right w:val="single" w:sz="1" w:space="0" w:color="CCCCCC"/>
-            </w:tcBorders>
-            <w:shd w:val="clear" w:color="auto" w:fill="FFFFFF"/>
-            <w:tcMar>
-              <w:top w:w="80" w:type="dxa"/>
-              <w:left w:w="120" w:type="dxa"/>
-              <w:bottom w:w="80" w:type="dxa"/>
-              <w:right w:w="120" w:type="dxa"/>
-            </w:tcMar>
-          </w:tcPr>
-          <w:p>
-            <w:r>
-              <w:rPr>
-                <w:sz w:val="20"/>
-                <w:szCs w:val="20"/>
-              </w:rPr>
-              <w:t>Sinclair Lewis won the Nobel Prize for Literature in 1930... (F1=0.103)</w:t>
-            </w:r>
-          </w:p>
-        </w:tc>
-      </w:tr>
-      <w:tr>
-        <w:tc>
-          <w:tcPr>
-            <w:tcW w:w="1800" w:type="dxa"/>
-            <w:tcBorders>
-              <w:top w:val="single" w:sz="1" w:space="0" w:color="CCCCCC"/>
-              <w:left w:val="single" w:sz="1" w:space="0" w:color="CCCCCC"/>
-              <w:bottom w:val="single" w:sz="1" w:space="0" w:color="CCCCCC"/>
-              <w:right w:val="single" w:sz="1" w:space="0" w:color="CCCCCC"/>
-            </w:tcBorders>
-            <w:shd w:val="clear" w:color="auto" w:fill="F5F8FF"/>
-            <w:tcMar>
-              <w:top w:w="80" w:type="dxa"/>
-              <w:left w:w="120" w:type="dxa"/>
-              <w:bottom w:w="80" w:type="dxa"/>
-              <w:right w:w="120" w:type="dxa"/>
-            </w:tcMar>
-          </w:tcPr>
-          <w:p>
-            <w:r>
-              <w:rPr>
-                <w:sz w:val="20"/>
-                <w:szCs w:val="20"/>
-              </w:rPr>
-              <w:t>BM25-RAG</w:t>
-            </w:r>
-          </w:p>
-        </w:tc>
-        <w:tc>
-          <w:tcPr>
-            <w:tcW w:w="7200" w:type="dxa"/>
-            <w:tcBorders>
-              <w:top w:val="single" w:sz="1" w:space="0" w:color="CCCCCC"/>
-              <w:left w:val="single" w:sz="1" w:space="0" w:color="CCCCCC"/>
-              <w:bottom w:val="single" w:sz="1" w:space="0" w:color="CCCCCC"/>
-              <w:right w:val="single" w:sz="1" w:space="0" w:color="CCCCCC"/>
-            </w:tcBorders>
-            <w:shd w:val="clear" w:color="auto" w:fill="F5F8FF"/>
-            <w:tcMar>
-              <w:top w:w="80" w:type="dxa"/>
-              <w:left w:w="120" w:type="dxa"/>
-              <w:bottom w:w="80" w:type="dxa"/>
-              <w:right w:w="120" w:type="dxa"/>
-            </w:tcMar>
-          </w:tcPr>
-          <w:p>
-            <w:r>
-              <w:rPr>
-                <w:sz w:val="20"/>
-                <w:szCs w:val="20"/>
-              </w:rPr>
-              <w:t>Sinclair Lewis won the Nobel Prize in Literature in 1930. He was born in Sauk Center, Minnesota... (F1=0.089)</w:t>
-            </w:r>
-          </w:p>
-        </w:tc>
-      </w:tr>
-      <w:tr>
-        <w:tc>
-          <w:tcPr>
-            <w:tcW w:w="1800" w:type="dxa"/>
-            <w:tcBorders>
-              <w:top w:val="single" w:sz="1" w:space="0" w:color="CCCCCC"/>
-              <w:left w:val="single" w:sz="1" w:space="0" w:color="CCCCCC"/>
-              <w:bottom w:val="single" w:sz="1" w:space="0" w:color="CCCCCC"/>
-              <w:right w:val="single" w:sz="1" w:space="0" w:color="CCCCCC"/>
-            </w:tcBorders>
-            <w:shd w:val="clear" w:color="auto" w:fill="FFFFFF"/>
-            <w:tcMar>
-              <w:top w:w="80" w:type="dxa"/>
-              <w:left w:w="120" w:type="dxa"/>
-              <w:bottom w:w="80" w:type="dxa"/>
-              <w:right w:w="120" w:type="dxa"/>
-            </w:tcMar>
-          </w:tcPr>
-          <w:p>
-            <w:r>
-              <w:rPr>
-                <w:sz w:val="20"/>
-                <w:szCs w:val="20"/>
-              </w:rPr>
-              <w:t>Dense-RAG</w:t>
-            </w:r>
-          </w:p>
-        </w:tc>
-        <w:tc>
-          <w:tcPr>
-            <w:tcW w:w="7200" w:type="dxa"/>
-            <w:tcBorders>
-              <w:top w:val="single" w:sz="1" w:space="0" w:color="CCCCCC"/>
-              <w:left w:val="single" w:sz="1" w:space="0" w:color="CCCCCC"/>
-              <w:bottom w:val="single" w:sz="1" w:space="0" w:color="CCCCCC"/>
-              <w:right w:val="single" w:sz="1" w:space="0" w:color="CCCCCC"/>
-            </w:tcBorders>
-            <w:shd w:val="clear" w:color="auto" w:fill="FFFFFF"/>
-            <w:tcMar>
-              <w:top w:w="80" w:type="dxa"/>
-              <w:left w:w="120" w:type="dxa"/>
-              <w:bottom w:w="80" w:type="dxa"/>
-              <w:right w:w="120" w:type="dxa"/>
-            </w:tcMar>
-          </w:tcPr>
-          <w:p>
-            <w:r>
-              <w:rPr>
-                <w:sz w:val="20"/>
-                <w:szCs w:val="20"/>
-              </w:rPr>
-              <w:t>The American-born Sinclair Lewis won the Nobel Prize in Literature in 1930. According to the provided context... (F1=0.087)</w:t>
-            </w:r>
-          </w:p>
-        </w:tc>
-      </w:tr>
-    </w:tbl>
-    <w:p>
-      <w:pPr>
-        <w:spacing w:after="120"/>
-      </w:pPr>
-    </w:p>
-    <w:p>
-      <w:pPr>
-        <w:spacing w:after="120"/>
-      </w:pPr>
-      <w:r>
         <w:t>Both retrievers found the correct HISTORY.com article. All three conditions produce the correct answer. However, BM25-RAG and Dense-RAG both include additional context in their responses which dilutes token overlap with the short ground truth 'Sinclair Lewis'. The LLM-only answer scores F1=0.103, slightly higher than RAG-based answers (F1=0.089 and F1=0.087 respectively) because the RAG responses include additional verbose context that dilutes token overlap.</w:t>
       </w:r>
     </w:p>
@@ -9494,7 +11566,15 @@
         <w:spacing w:after="120"/>
       </w:pPr>
       <w:r>
-        <w:t>Early in the project, BM25 returned the same chunk three times in the top-K results. This occurred because multiple identical or near-identical passages existed in the corpus (SQuAD reuses the same Wikipedia passage for many questions). When chunks are identical, BM25 assigns them equal scores and the top-K selection returns duplicates, producing fake diversity.</w:t>
+        <w:t>Early in the project, BM25 returned the same chunk three times in the top-K results. This occurred because multiple identical or near-identical passages existed in the corpus (</w:t>
+      </w:r>
+      <w:proofErr w:type="spellStart"/>
+      <w:r>
+        <w:t>SQuAD</w:t>
+      </w:r>
+      <w:proofErr w:type="spellEnd"/>
+      <w:r>
+        <w:t xml:space="preserve"> reuses the same Wikipedia passage for many questions). When chunks are identical, BM25 assigns them equal scores and the top-K selection returns duplicates, producing fake diversity.</w:t>
       </w:r>
     </w:p>
     <w:p>
@@ -9539,7 +11619,47 @@
           <w:sz w:val="18"/>
           <w:szCs w:val="18"/>
         </w:rPr>
-        <w:t>for idx in sorted_indices:</w:t>
+        <w:t xml:space="preserve">for </w:t>
+      </w:r>
+      <w:proofErr w:type="spellStart"/>
+      <w:r>
+        <w:rPr>
+          <w:rFonts w:ascii="Courier New" w:eastAsia="Courier New" w:hAnsi="Courier New" w:cs="Courier New"/>
+          <w:color w:val="1F3864"/>
+          <w:sz w:val="18"/>
+          <w:szCs w:val="18"/>
+        </w:rPr>
+        <w:t>idx</w:t>
+      </w:r>
+      <w:proofErr w:type="spellEnd"/>
+      <w:r>
+        <w:rPr>
+          <w:rFonts w:ascii="Courier New" w:eastAsia="Courier New" w:hAnsi="Courier New" w:cs="Courier New"/>
+          <w:color w:val="1F3864"/>
+          <w:sz w:val="18"/>
+          <w:szCs w:val="18"/>
+        </w:rPr>
+        <w:t xml:space="preserve"> in </w:t>
+      </w:r>
+      <w:proofErr w:type="spellStart"/>
+      <w:r>
+        <w:rPr>
+          <w:rFonts w:ascii="Courier New" w:eastAsia="Courier New" w:hAnsi="Courier New" w:cs="Courier New"/>
+          <w:color w:val="1F3864"/>
+          <w:sz w:val="18"/>
+          <w:szCs w:val="18"/>
+        </w:rPr>
+        <w:t>sorted_indices</w:t>
+      </w:r>
+      <w:proofErr w:type="spellEnd"/>
+      <w:r>
+        <w:rPr>
+          <w:rFonts w:ascii="Courier New" w:eastAsia="Courier New" w:hAnsi="Courier New" w:cs="Courier New"/>
+          <w:color w:val="1F3864"/>
+          <w:sz w:val="18"/>
+          <w:szCs w:val="18"/>
+        </w:rPr>
+        <w:t>:</w:t>
       </w:r>
     </w:p>
     <w:p>
@@ -9554,7 +11674,27 @@
           <w:sz w:val="18"/>
           <w:szCs w:val="18"/>
         </w:rPr>
-        <w:t xml:space="preserve">    text = chunks[idx]</w:t>
+        <w:t xml:space="preserve">    text = chunks[</w:t>
+      </w:r>
+      <w:proofErr w:type="spellStart"/>
+      <w:r>
+        <w:rPr>
+          <w:rFonts w:ascii="Courier New" w:eastAsia="Courier New" w:hAnsi="Courier New" w:cs="Courier New"/>
+          <w:color w:val="1F3864"/>
+          <w:sz w:val="18"/>
+          <w:szCs w:val="18"/>
+        </w:rPr>
+        <w:t>idx</w:t>
+      </w:r>
+      <w:proofErr w:type="spellEnd"/>
+      <w:r>
+        <w:rPr>
+          <w:rFonts w:ascii="Courier New" w:eastAsia="Courier New" w:hAnsi="Courier New" w:cs="Courier New"/>
+          <w:color w:val="1F3864"/>
+          <w:sz w:val="18"/>
+          <w:szCs w:val="18"/>
+        </w:rPr>
+        <w:t>]</w:t>
       </w:r>
     </w:p>
     <w:p>
@@ -9584,7 +11724,47 @@
           <w:sz w:val="18"/>
           <w:szCs w:val="18"/>
         </w:rPr>
-        <w:t xml:space="preserve">        results.append((text, float(scores[idx])))</w:t>
+        <w:t xml:space="preserve">        </w:t>
+      </w:r>
+      <w:proofErr w:type="spellStart"/>
+      <w:r>
+        <w:rPr>
+          <w:rFonts w:ascii="Courier New" w:eastAsia="Courier New" w:hAnsi="Courier New" w:cs="Courier New"/>
+          <w:color w:val="1F3864"/>
+          <w:sz w:val="18"/>
+          <w:szCs w:val="18"/>
+        </w:rPr>
+        <w:t>results.append</w:t>
+      </w:r>
+      <w:proofErr w:type="spellEnd"/>
+      <w:r>
+        <w:rPr>
+          <w:rFonts w:ascii="Courier New" w:eastAsia="Courier New" w:hAnsi="Courier New" w:cs="Courier New"/>
+          <w:color w:val="1F3864"/>
+          <w:sz w:val="18"/>
+          <w:szCs w:val="18"/>
+        </w:rPr>
+        <w:t>((text, float(scores[</w:t>
+      </w:r>
+      <w:proofErr w:type="spellStart"/>
+      <w:r>
+        <w:rPr>
+          <w:rFonts w:ascii="Courier New" w:eastAsia="Courier New" w:hAnsi="Courier New" w:cs="Courier New"/>
+          <w:color w:val="1F3864"/>
+          <w:sz w:val="18"/>
+          <w:szCs w:val="18"/>
+        </w:rPr>
+        <w:t>idx</w:t>
+      </w:r>
+      <w:proofErr w:type="spellEnd"/>
+      <w:r>
+        <w:rPr>
+          <w:rFonts w:ascii="Courier New" w:eastAsia="Courier New" w:hAnsi="Courier New" w:cs="Courier New"/>
+          <w:color w:val="1F3864"/>
+          <w:sz w:val="18"/>
+          <w:szCs w:val="18"/>
+        </w:rPr>
+        <w:t>])))</w:t>
       </w:r>
     </w:p>
     <w:p>
@@ -9599,7 +11779,27 @@
           <w:sz w:val="18"/>
           <w:szCs w:val="18"/>
         </w:rPr>
-        <w:t xml:space="preserve">        seen.add(text)</w:t>
+        <w:t xml:space="preserve">        </w:t>
+      </w:r>
+      <w:proofErr w:type="spellStart"/>
+      <w:r>
+        <w:rPr>
+          <w:rFonts w:ascii="Courier New" w:eastAsia="Courier New" w:hAnsi="Courier New" w:cs="Courier New"/>
+          <w:color w:val="1F3864"/>
+          <w:sz w:val="18"/>
+          <w:szCs w:val="18"/>
+        </w:rPr>
+        <w:t>seen.add</w:t>
+      </w:r>
+      <w:proofErr w:type="spellEnd"/>
+      <w:r>
+        <w:rPr>
+          <w:rFonts w:ascii="Courier New" w:eastAsia="Courier New" w:hAnsi="Courier New" w:cs="Courier New"/>
+          <w:color w:val="1F3864"/>
+          <w:sz w:val="18"/>
+          <w:szCs w:val="18"/>
+        </w:rPr>
+        <w:t>(text)</w:t>
       </w:r>
     </w:p>
     <w:p>
@@ -9607,15 +11807,39 @@
         <w:pStyle w:val="Heading2"/>
       </w:pPr>
       <w:r>
-        <w:t>6.2 SQuAD Corpus Too Small</w:t>
-      </w:r>
-    </w:p>
-    <w:p>
-      <w:pPr>
-        <w:spacing w:after="120"/>
-      </w:pPr>
-      <w:r>
-        <w:t>The first version of the notebook built the SQuAD corpus from the same 200 evaluation samples, yielding only 43 unique chunks. SQuAD reuses passages across many questions, so the retrieval task was trivially easy — 92% recall was not meaningful because there were only 43 possible chunks to search.</w:t>
+        <w:t xml:space="preserve">6.2 </w:t>
+      </w:r>
+      <w:proofErr w:type="spellStart"/>
+      <w:r>
+        <w:t>SQuAD</w:t>
+      </w:r>
+      <w:proofErr w:type="spellEnd"/>
+      <w:r>
+        <w:t xml:space="preserve"> Corpus Too Small</w:t>
+      </w:r>
+    </w:p>
+    <w:p>
+      <w:pPr>
+        <w:spacing w:after="120"/>
+      </w:pPr>
+      <w:r>
+        <w:t xml:space="preserve">The first version of the notebook built the </w:t>
+      </w:r>
+      <w:proofErr w:type="spellStart"/>
+      <w:r>
+        <w:t>SQuAD</w:t>
+      </w:r>
+      <w:proofErr w:type="spellEnd"/>
+      <w:r>
+        <w:t xml:space="preserve"> corpus from the same 200 evaluation samples, yielding only 43 unique chunks. </w:t>
+      </w:r>
+      <w:proofErr w:type="spellStart"/>
+      <w:r>
+        <w:t>SQuAD</w:t>
+      </w:r>
+      <w:proofErr w:type="spellEnd"/>
+      <w:r>
+        <w:t xml:space="preserve"> reuses passages across many questions, so the retrieval task was trivially easy — 92% recall was not meaningful because there were only 43 possible chunks to search.</w:t>
       </w:r>
     </w:p>
     <w:p>
@@ -9630,7 +11854,15 @@
         <w:t xml:space="preserve">Fix: </w:t>
       </w:r>
       <w:r>
-        <w:t>The corpus pool was expanded to 5,000 SQuAD passages (separate from the 200 evaluation questions), yielding 842 unique chunks. Evaluation samples and corpus samples are strictly separated.</w:t>
+        <w:t xml:space="preserve">The corpus pool was expanded to 5,000 </w:t>
+      </w:r>
+      <w:proofErr w:type="spellStart"/>
+      <w:r>
+        <w:t>SQuAD</w:t>
+      </w:r>
+      <w:proofErr w:type="spellEnd"/>
+      <w:r>
+        <w:t xml:space="preserve"> passages (separate from the 200 evaluation questions), yielding 842 unique chunks. Evaluation samples and corpus samples are strictly separated.</w:t>
       </w:r>
     </w:p>
     <w:p>
@@ -9692,7 +11924,16 @@
         <w:t xml:space="preserve">Fix: </w:t>
       </w:r>
       <w:r>
-        <w:t>The answer extraction function was updated to split on multiple stop patterns after extracting the post-Answer: text.</w:t>
+        <w:t xml:space="preserve">The answer extraction function was updated to split on multiple stop patterns </w:t>
+      </w:r>
+      <w:r>
+        <w:t>after extracting the text after ‘Answer:</w:t>
+      </w:r>
+      <w:r>
+        <w:t>’</w:t>
+      </w:r>
+      <w:r>
+        <w:t>.</w:t>
       </w:r>
     </w:p>
     <w:p>
@@ -9700,7 +11941,15 @@
         <w:pStyle w:val="Heading2"/>
       </w:pPr>
       <w:r>
-        <w:t>6.5 PubMedQA Evaluation Breakdown</w:t>
+        <w:t xml:space="preserve">6.5 </w:t>
+      </w:r>
+      <w:proofErr w:type="spellStart"/>
+      <w:r>
+        <w:t>PubMedQA</w:t>
+      </w:r>
+      <w:proofErr w:type="spellEnd"/>
+      <w:r>
+        <w:t xml:space="preserve"> Evaluation Breakdown</w:t>
       </w:r>
     </w:p>
     <w:p>
@@ -9709,7 +11958,31 @@
       </w:pPr>
       <w:r>
         <w:lastRenderedPageBreak/>
-        <w:t>The original project design used PubMedQA as the third dataset. PubMedQA's ground truth answers are long-form conclusions written by paper authors, synthesizing findings from the abstract. These conclusions do not appear verbatim in the source abstract text. As a result, Recall@K was 0% regardless of retrieval quality — the correct answer could never be in any retrieved chunk. F1 was also meaningless because the ground truth was paragraph-length scientific text while predictions were sentence-length.</w:t>
+        <w:t xml:space="preserve">The original project design used </w:t>
+      </w:r>
+      <w:proofErr w:type="spellStart"/>
+      <w:r>
+        <w:t>PubMedQA</w:t>
+      </w:r>
+      <w:proofErr w:type="spellEnd"/>
+      <w:r>
+        <w:t xml:space="preserve"> as the third dataset. </w:t>
+      </w:r>
+      <w:proofErr w:type="spellStart"/>
+      <w:r>
+        <w:t>PubMedQA's</w:t>
+      </w:r>
+      <w:proofErr w:type="spellEnd"/>
+      <w:r>
+        <w:t xml:space="preserve"> ground truth answers are long-form conclusions written by paper authors, synthesizing findings from the abstract. These conclusions do not appear verbatim in the source abstract text. As a result, </w:t>
+      </w:r>
+      <w:proofErr w:type="spellStart"/>
+      <w:r>
+        <w:t>Recall@K</w:t>
+      </w:r>
+      <w:proofErr w:type="spellEnd"/>
+      <w:r>
+        <w:t xml:space="preserve"> was 0% regardless of retrieval quality — the correct answer could never be in any retrieved chunk. F1 was also meaningless because the ground truth was paragraph-length scientific text while predictions were sentence-length.</w:t>
       </w:r>
     </w:p>
     <w:p>
@@ -9723,8 +11996,53 @@
         </w:rPr>
         <w:t xml:space="preserve">Fix: </w:t>
       </w:r>
-      <w:r>
-        <w:t>PubMedQA was replaced with TriviaQA (rc subset), which provides short extractive answers directly comparable to SQuAD and NQ. PubMedQA remains an interesting future direction for evaluating RAG with long-form answers using BERTScore or ROUGE rather than token F1.</w:t>
+      <w:proofErr w:type="spellStart"/>
+      <w:r>
+        <w:t>PubMedQA</w:t>
+      </w:r>
+      <w:proofErr w:type="spellEnd"/>
+      <w:r>
+        <w:t xml:space="preserve"> was replaced with </w:t>
+      </w:r>
+      <w:proofErr w:type="spellStart"/>
+      <w:r>
+        <w:t>TriviaQA</w:t>
+      </w:r>
+      <w:proofErr w:type="spellEnd"/>
+      <w:r>
+        <w:t xml:space="preserve"> (</w:t>
+      </w:r>
+      <w:proofErr w:type="spellStart"/>
+      <w:r>
+        <w:t>rc</w:t>
+      </w:r>
+      <w:proofErr w:type="spellEnd"/>
+      <w:r>
+        <w:t xml:space="preserve"> subset), which provides short extractive answers directly comparable to </w:t>
+      </w:r>
+      <w:proofErr w:type="spellStart"/>
+      <w:r>
+        <w:t>SQuAD</w:t>
+      </w:r>
+      <w:proofErr w:type="spellEnd"/>
+      <w:r>
+        <w:t xml:space="preserve"> and NQ. </w:t>
+      </w:r>
+      <w:proofErr w:type="spellStart"/>
+      <w:r>
+        <w:t>PubMedQA</w:t>
+      </w:r>
+      <w:proofErr w:type="spellEnd"/>
+      <w:r>
+        <w:t xml:space="preserve"> remains an interesting future direction for evaluating RAG with long-form answers using </w:t>
+      </w:r>
+      <w:proofErr w:type="spellStart"/>
+      <w:r>
+        <w:t>BERTScore</w:t>
+      </w:r>
+      <w:proofErr w:type="spellEnd"/>
+      <w:r>
+        <w:t xml:space="preserve"> or ROUGE rather than token F1.</w:t>
       </w:r>
     </w:p>
     <w:p>
@@ -9767,7 +12085,23 @@
         <w:spacing w:after="120"/>
       </w:pPr>
       <w:r>
-        <w:t>An interesting finding is that TriviaQA in-domain (Scenario C) shows only modest RAG improvement (0.040 → 0.066 for BM25) despite being an in-domain scenario. The failure analysis reveals the cause: 67.5% retrieval failure rate. TriviaQA's trivia-style questions ('In which decade did Billboard magazine first publish an American hit chart?') do not keyword-match well against news article and trivia website chunks, even from the same corpus. This suggests that within-domain retrieval quality varies significantly by question type.</w:t>
+        <w:t xml:space="preserve">An interesting finding is that </w:t>
+      </w:r>
+      <w:proofErr w:type="spellStart"/>
+      <w:r>
+        <w:t>TriviaQA</w:t>
+      </w:r>
+      <w:proofErr w:type="spellEnd"/>
+      <w:r>
+        <w:t xml:space="preserve"> in-domain (Scenario C) shows only modest RAG improvement (0.040 → 0.066 for BM25) despite being an in-domain scenario. The failure analysis reveals the cause: 67.5% retrieval failure rate. </w:t>
+      </w:r>
+      <w:proofErr w:type="spellStart"/>
+      <w:r>
+        <w:t>TriviaQA's</w:t>
+      </w:r>
+      <w:proofErr w:type="spellEnd"/>
+      <w:r>
+        <w:t xml:space="preserve"> trivia-style questions ('In which decade did Billboard magazine first publish an American hit chart?') do not keyword-match well against news article and trivia website chunks, even from the same corpus. This suggests that within-domain retrieval quality varies significantly by question type.</w:t>
       </w:r>
     </w:p>
     <w:p>
@@ -9783,7 +12117,15 @@
         <w:spacing w:after="120"/>
       </w:pPr>
       <w:r>
-        <w:t>The most significant finding is that cross-domain RAG consistently performs below the LLM-only baseline. This is not simply because retrieval fails to find the answer — it is because the retrieved irrelevant context actively corrupts generation. The model is instructed to answer from the provided context, so when it receives SQuAD chunks about Notre Dame for a trivia question about Sinclair Lewis, it either generates a wrong answer (context poisoning) or refuses to answer (context abstention). Both outcomes score lower than the LLM-only prediction.</w:t>
+        <w:t xml:space="preserve">The most significant finding is that cross-domain RAG consistently performs below the LLM-only baseline. This is not simply because retrieval fails to find the answer — it is because the retrieved irrelevant context actively corrupts generation. The model is instructed to answer from the provided context, so when it receives </w:t>
+      </w:r>
+      <w:proofErr w:type="spellStart"/>
+      <w:r>
+        <w:t>SQuAD</w:t>
+      </w:r>
+      <w:proofErr w:type="spellEnd"/>
+      <w:r>
+        <w:t xml:space="preserve"> chunks about Notre Dame for a trivia question about Sinclair Lewis, it either generates a wrong answer (context poisoning) or refuses to answer (context abstention). Both outcomes score lower than the LLM-only prediction.</w:t>
       </w:r>
     </w:p>
     <w:p>
@@ -9813,7 +12155,23 @@
         <w:t>C</w:t>
       </w:r>
       <w:r>
-        <w:t>), confirming that semantic understanding adds value when corpus and query share vocabulary and structure. The gap is largest for SQuAD (Dense: 0.925, BM25: 0.750) where passage-specific questions benefit most from semantic matching. In Scenario C (Trivia→Trivia), BM25 slightly edges Dense (0.066 vs 0.060).</w:t>
+        <w:t xml:space="preserve">), confirming that semantic understanding adds value when corpus and query share vocabulary and structure. The gap is largest for </w:t>
+      </w:r>
+      <w:proofErr w:type="spellStart"/>
+      <w:r>
+        <w:t>SQuAD</w:t>
+      </w:r>
+      <w:proofErr w:type="spellEnd"/>
+      <w:r>
+        <w:t xml:space="preserve"> (Dense: 0.925, BM25: 0.750) where passage-specific questions benefit most from semantic matching. In Scenario C (</w:t>
+      </w:r>
+      <w:proofErr w:type="spellStart"/>
+      <w:r>
+        <w:t>Trivia→Trivia</w:t>
+      </w:r>
+      <w:proofErr w:type="spellEnd"/>
+      <w:r>
+        <w:t>), BM25 slightly edges Dense (0.066 vs 0.060).</w:t>
       </w:r>
     </w:p>
     <w:p>
@@ -9870,7 +12228,15 @@
         <w:spacing w:after="120"/>
       </w:pPr>
       <w:r>
-        <w:t>MiniLM-L6-v2 was not fine-tuned on any of our three datasets. Domain-specific fine-tuning of the embedding model using contrastive learning (e.g., with DPR-style positive/negative pairs) could substantially improve in-domain recall for TriviaQA and NQ, where retrieval currently fails at high rates even in-domain.</w:t>
+        <w:t xml:space="preserve">MiniLM-L6-v2 was not fine-tuned on any of our three datasets. Domain-specific fine-tuning of the embedding model using contrastive learning (e.g., with DPR-style positive/negative pairs) could substantially improve in-domain recall for </w:t>
+      </w:r>
+      <w:proofErr w:type="spellStart"/>
+      <w:r>
+        <w:t>TriviaQA</w:t>
+      </w:r>
+      <w:proofErr w:type="spellEnd"/>
+      <w:r>
+        <w:t xml:space="preserve"> and NQ, where retrieval currently fails at high rates even in-domain.</w:t>
       </w:r>
     </w:p>
     <w:p>
@@ -9902,7 +12268,31 @@
         <w:spacing w:after="120"/>
       </w:pPr>
       <w:r>
-        <w:t>Token F1 is not suitable for datasets with long-form answers. Future work should evaluate RAG on datasets like PubMedQA or ELI5 using BERTScore or ROUGE-L, which better capture semantic similarity for paragraph-length answers. This would allow re-evaluation of PubMedQA, which was excluded from the current study due to evaluation metric incompatibility.</w:t>
+        <w:t xml:space="preserve">Token F1 is not suitable for datasets with long-form answers. Future work should evaluate RAG on datasets like </w:t>
+      </w:r>
+      <w:proofErr w:type="spellStart"/>
+      <w:r>
+        <w:t>PubMedQA</w:t>
+      </w:r>
+      <w:proofErr w:type="spellEnd"/>
+      <w:r>
+        <w:t xml:space="preserve"> or ELI5 using </w:t>
+      </w:r>
+      <w:proofErr w:type="spellStart"/>
+      <w:r>
+        <w:t>BERTScore</w:t>
+      </w:r>
+      <w:proofErr w:type="spellEnd"/>
+      <w:r>
+        <w:t xml:space="preserve"> or ROUGE-L, which better capture semantic similarity for paragraph-length answers. This would allow re-evaluation of </w:t>
+      </w:r>
+      <w:proofErr w:type="spellStart"/>
+      <w:r>
+        <w:t>PubMedQA</w:t>
+      </w:r>
+      <w:proofErr w:type="spellEnd"/>
+      <w:r>
+        <w:t>, which was excluded from the current study due to evaluation metric incompatibility.</w:t>
       </w:r>
     </w:p>
     <w:p>
@@ -9939,10 +12329,35 @@
     </w:p>
     <w:p>
       <w:pPr>
-        <w:spacing w:after="120"/>
-      </w:pPr>
-    </w:p>
-    <w:p>
+        <w:pStyle w:val="Heading2"/>
+      </w:pPr>
+      <w:r>
+        <w:t xml:space="preserve">8.7 </w:t>
+      </w:r>
+      <w:r>
+        <w:t>More Robust Evaluation Metrics</w:t>
+      </w:r>
+    </w:p>
+    <w:p>
+      <w:r>
+        <w:t xml:space="preserve">While token-level F1 serves as a simple and widely used evaluation metric for extractive QA, it has notable limitations. Because F1 treats all tokens equally, it can assign nonzero scores to predictions that share only common function words with the ground truth, introducing noise—particularly in low-performance cross-domain settings. Additionally, F1 is sensitive to verbosity and does not capture semantic similarity beyond exact token overlap. Future work could incorporate a semantically-aware metric such as </w:t>
+      </w:r>
+      <w:proofErr w:type="spellStart"/>
+      <w:r>
+        <w:t>BERTScore</w:t>
+      </w:r>
+      <w:proofErr w:type="spellEnd"/>
+      <w:r>
+        <w:t xml:space="preserve">, which compares contextual embeddings to better reflect meaning-level alignment between predictions and ground truth. Although excluded here due to computational cost, incorporating </w:t>
+      </w:r>
+      <w:proofErr w:type="spellStart"/>
+      <w:r>
+        <w:t>BERTScore</w:t>
+      </w:r>
+      <w:proofErr w:type="spellEnd"/>
+      <w:r>
+        <w:t xml:space="preserve"> alongside EM and F1 would provide a more robust evaluation framework for generated answers. </w:t>
+      </w:r>
       <w:r>
         <w:br w:type="page"/>
       </w:r>
@@ -9974,7 +12389,15 @@
         <w:spacing w:after="80"/>
       </w:pPr>
       <w:r>
-        <w:t>In-domain RAG with dense retrieval provides meaningful improvements over the LLM-only baseline (SQuAD F1: 0.028 → 0.126, a 4.5x improvement).</w:t>
+        <w:t>In-domain RAG with dense retrieval provides meaningful improvements over the LLM-only baseline (</w:t>
+      </w:r>
+      <w:proofErr w:type="spellStart"/>
+      <w:r>
+        <w:t>SQuAD</w:t>
+      </w:r>
+      <w:proofErr w:type="spellEnd"/>
+      <w:r>
+        <w:t xml:space="preserve"> F1: 0.028 → 0.126, a 4.5x improvement).</w:t>
       </w:r>
     </w:p>
     <w:p>
@@ -10000,7 +12423,15 @@
         <w:spacing w:after="80"/>
       </w:pPr>
       <w:r>
-        <w:t>Retrieval failure is the dominant failure mode in cross-domain settings (93–95%), while generation failure dominates in in-domain settings (86% for SQuAD despite 92.5% retrieval recall).</w:t>
+        <w:t xml:space="preserve">Retrieval failure is the dominant failure mode in cross-domain settings (93–95%), while generation failure dominates in in-domain settings (86% for </w:t>
+      </w:r>
+      <w:proofErr w:type="spellStart"/>
+      <w:r>
+        <w:t>SQuAD</w:t>
+      </w:r>
+      <w:proofErr w:type="spellEnd"/>
+      <w:r>
+        <w:t xml:space="preserve"> despite 92.5% retrieval recall).</w:t>
       </w:r>
     </w:p>
     <w:p>
@@ -10068,16 +12499,29 @@
       <w:pPr>
         <w:spacing w:after="120"/>
       </w:pPr>
-      <w:r>
-        <w:t>Daumé III, H. (2007). Frustratingly easy domain adaptation. Proceedings of ACL.</w:t>
-      </w:r>
-    </w:p>
-    <w:p>
-      <w:pPr>
-        <w:spacing w:after="120"/>
-      </w:pPr>
-      <w:r>
-        <w:t>Es, S., James, J., Anke, L. E., &amp; Schockaert, S. (2023). RAGAS: Automated evaluation of retrieval augmented generation. arXiv:2309.15217.</w:t>
+      <w:proofErr w:type="spellStart"/>
+      <w:r>
+        <w:t>Daumé</w:t>
+      </w:r>
+      <w:proofErr w:type="spellEnd"/>
+      <w:r>
+        <w:t xml:space="preserve"> III, H. (2007). Frustratingly easy domain adaptation. Proceedings of ACL.</w:t>
+      </w:r>
+    </w:p>
+    <w:p>
+      <w:pPr>
+        <w:spacing w:after="120"/>
+      </w:pPr>
+      <w:r>
+        <w:t xml:space="preserve">Es, S., James, J., Anke, L. E., &amp; </w:t>
+      </w:r>
+      <w:proofErr w:type="spellStart"/>
+      <w:r>
+        <w:t>Schockaert</w:t>
+      </w:r>
+      <w:proofErr w:type="spellEnd"/>
+      <w:r>
+        <w:t>, S. (2023). RAGAS: Automated evaluation of retrieval augmented generation. arXiv:2309.15217.</w:t>
       </w:r>
     </w:p>
     <w:p>
@@ -10101,23 +12545,52 @@
         <w:spacing w:after="120"/>
       </w:pPr>
       <w:r>
-        <w:t>Johnson, J., Douze, M., &amp; Jégou, H. (2019). Billion-scale similarity search with GPUs. IEEE Transactions on Big Data.</w:t>
-      </w:r>
-    </w:p>
-    <w:p>
-      <w:pPr>
-        <w:spacing w:after="120"/>
-      </w:pPr>
-      <w:r>
-        <w:t>Joshi, M., Choi, E., Weld, D. S., &amp; Zettlemoyer, L. (2017). TriviaQA: A reading comprehension dataset over trivia questions. Proceedings of ACL.</w:t>
-      </w:r>
-    </w:p>
-    <w:p>
-      <w:pPr>
-        <w:spacing w:after="120"/>
-      </w:pPr>
-      <w:r>
-        <w:t>Karpukhin, V., Oguz, B., Min, S., Lewis, P., Wu, L., Edunov, S., ... &amp; Yih, W. T. (2020). Dense passage retrieval for open-domain question answering. Proceedings of EMNLP.</w:t>
+        <w:t xml:space="preserve">Johnson, J., </w:t>
+      </w:r>
+      <w:proofErr w:type="spellStart"/>
+      <w:r>
+        <w:t>Douze</w:t>
+      </w:r>
+      <w:proofErr w:type="spellEnd"/>
+      <w:r>
+        <w:t>, M., &amp; Jégou, H. (2019). Billion-scale similarity search with GPUs. IEEE Transactions on Big Data.</w:t>
+      </w:r>
+    </w:p>
+    <w:p>
+      <w:pPr>
+        <w:spacing w:after="120"/>
+      </w:pPr>
+      <w:r>
+        <w:t xml:space="preserve">Joshi, M., Choi, E., Weld, D. S., &amp; Zettlemoyer, L. (2017). </w:t>
+      </w:r>
+      <w:proofErr w:type="spellStart"/>
+      <w:r>
+        <w:t>TriviaQA</w:t>
+      </w:r>
+      <w:proofErr w:type="spellEnd"/>
+      <w:r>
+        <w:t>: A reading comprehension dataset over trivia questions. Proceedings of ACL.</w:t>
+      </w:r>
+    </w:p>
+    <w:p>
+      <w:pPr>
+        <w:spacing w:after="120"/>
+      </w:pPr>
+      <w:proofErr w:type="spellStart"/>
+      <w:r>
+        <w:t>Karpukhin</w:t>
+      </w:r>
+      <w:proofErr w:type="spellEnd"/>
+      <w:r>
+        <w:t xml:space="preserve">, V., Oguz, B., Min, S., Lewis, P., Wu, L., </w:t>
+      </w:r>
+      <w:proofErr w:type="spellStart"/>
+      <w:r>
+        <w:t>Edunov</w:t>
+      </w:r>
+      <w:proofErr w:type="spellEnd"/>
+      <w:r>
+        <w:t>, S., ... &amp; Yih, W. T. (2020). Dense passage retrieval for open-domain question answering. Proceedings of EMNLP.</w:t>
       </w:r>
     </w:p>
     <w:p>
@@ -10133,7 +12606,31 @@
         <w:spacing w:after="120"/>
       </w:pPr>
       <w:r>
-        <w:t>Lewis, P., Perez, E., Piktus, A., Petroni, F., Karpukhin, V., Goyal, N., ... &amp; Kiela, D. (2020). Retrieval-augmented generation for knowledge-intensive NLP tasks. Proceedings of NeurIPS.</w:t>
+        <w:t xml:space="preserve">Lewis, P., Perez, E., </w:t>
+      </w:r>
+      <w:proofErr w:type="spellStart"/>
+      <w:r>
+        <w:t>Piktus</w:t>
+      </w:r>
+      <w:proofErr w:type="spellEnd"/>
+      <w:r>
+        <w:t xml:space="preserve">, A., Petroni, F., </w:t>
+      </w:r>
+      <w:proofErr w:type="spellStart"/>
+      <w:r>
+        <w:t>Karpukhin</w:t>
+      </w:r>
+      <w:proofErr w:type="spellEnd"/>
+      <w:r>
+        <w:t xml:space="preserve">, V., Goyal, N., ... &amp; Kiela, D. (2020). Retrieval-augmented generation for knowledge-intensive NLP tasks. Proceedings of </w:t>
+      </w:r>
+      <w:proofErr w:type="spellStart"/>
+      <w:r>
+        <w:t>NeurIPS</w:t>
+      </w:r>
+      <w:proofErr w:type="spellEnd"/>
+      <w:r>
+        <w:t>.</w:t>
       </w:r>
     </w:p>
     <w:p>
@@ -10148,8 +12645,21 @@
       <w:pPr>
         <w:spacing w:after="120"/>
       </w:pPr>
-      <w:r>
-        <w:t>Rajpurkar, P., Zhang, J., Lopyrev, K., &amp; Liang, P. (2016). SQuAD: 100,000+ questions for machine comprehension of text. Proceedings of EMNLP.</w:t>
+      <w:proofErr w:type="spellStart"/>
+      <w:r>
+        <w:t>Rajpurkar</w:t>
+      </w:r>
+      <w:proofErr w:type="spellEnd"/>
+      <w:r>
+        <w:t xml:space="preserve">, P., Zhang, J., Lopyrev, K., &amp; Liang, P. (2016). </w:t>
+      </w:r>
+      <w:proofErr w:type="spellStart"/>
+      <w:r>
+        <w:t>SQuAD</w:t>
+      </w:r>
+      <w:proofErr w:type="spellEnd"/>
+      <w:r>
+        <w:t>: 100,000+ questions for machine comprehension of text. Proceedings of EMNLP.</w:t>
       </w:r>
     </w:p>
     <w:p>
@@ -10173,15 +12683,47 @@
         <w:spacing w:after="120"/>
       </w:pPr>
       <w:r>
-        <w:t>Talmor, A., &amp; Berant, J. (2019). MultiQA: An empirical investigation of generalization and transfer in reading comprehension. Proceedings of ACL.</w:t>
-      </w:r>
-    </w:p>
-    <w:p>
-      <w:pPr>
-        <w:spacing w:after="120"/>
-      </w:pPr>
-      <w:r>
-        <w:t>Wang, W., Wei, F., Dong, L., Bao, H., Yang, N., &amp; Zhou, M. (2020). MiniLM: Deep self-attention distillation for task-agnostic compression of pre-trained transformers. Proceedings of NeurIPS.</w:t>
+        <w:t xml:space="preserve">Talmor, A., &amp; </w:t>
+      </w:r>
+      <w:proofErr w:type="spellStart"/>
+      <w:r>
+        <w:t>Berant</w:t>
+      </w:r>
+      <w:proofErr w:type="spellEnd"/>
+      <w:r>
+        <w:t xml:space="preserve">, J. (2019). </w:t>
+      </w:r>
+      <w:proofErr w:type="spellStart"/>
+      <w:r>
+        <w:t>MultiQA</w:t>
+      </w:r>
+      <w:proofErr w:type="spellEnd"/>
+      <w:r>
+        <w:t>: An empirical investigation of generalization and transfer in reading comprehension. Proceedings of ACL.</w:t>
+      </w:r>
+    </w:p>
+    <w:p>
+      <w:pPr>
+        <w:spacing w:after="120"/>
+      </w:pPr>
+      <w:r>
+        <w:t xml:space="preserve">Wang, W., Wei, F., Dong, L., Bao, H., Yang, N., &amp; Zhou, M. (2020). </w:t>
+      </w:r>
+      <w:proofErr w:type="spellStart"/>
+      <w:r>
+        <w:t>MiniLM</w:t>
+      </w:r>
+      <w:proofErr w:type="spellEnd"/>
+      <w:r>
+        <w:t xml:space="preserve">: Deep self-attention distillation for task-agnostic compression of pre-trained transformers. Proceedings of </w:t>
+      </w:r>
+      <w:proofErr w:type="spellStart"/>
+      <w:r>
+        <w:t>NeurIPS</w:t>
+      </w:r>
+      <w:proofErr w:type="spellEnd"/>
+      <w:r>
+        <w:t>.</w:t>
       </w:r>
     </w:p>
     <w:sectPr>
@@ -10986,6 +13528,7 @@
   <w:style w:type="character" w:default="1" w:styleId="DefaultParagraphFont">
     <w:name w:val="Default Paragraph Font"/>
     <w:uiPriority w:val="1"/>
+    <w:semiHidden/>
     <w:unhideWhenUsed/>
   </w:style>
   <w:style w:type="table" w:default="1" w:styleId="TableNormal">
